--- a/internal_doc/03.开发设计/Story_外部会话提供超时以及访问隔离的能力.docx
+++ b/internal_doc/03.开发设计/Story_外部会话提供超时以及访问隔离的能力.docx
@@ -96,6 +96,12 @@
               <w:ind w:left="0"/>
               <w:jc w:val="left"/>
             </w:pPr>
+            <w:r>
+              <w:rPr>
+                <w:rFonts w:hint="eastAsia"/>
+              </w:rPr>
+              <w:t>2017-12-22   He Guoming</w:t>
+            </w:r>
           </w:p>
         </w:tc>
         <w:tc>
@@ -107,6 +113,12 @@
               <w:ind w:left="0"/>
               <w:jc w:val="left"/>
             </w:pPr>
+            <w:r>
+              <w:rPr>
+                <w:rFonts w:hint="eastAsia"/>
+              </w:rPr>
+              <w:t>Update with review comments</w:t>
+            </w:r>
           </w:p>
         </w:tc>
       </w:tr>
@@ -151,13 +163,7 @@
         <w:rPr>
           <w:rFonts w:hint="eastAsia"/>
         </w:rPr>
-        <w:t xml:space="preserve"> Catalog</w:t>
-      </w:r>
-      <w:r>
-        <w:rPr>
-          <w:rFonts w:hint="eastAsia"/>
-        </w:rPr>
-        <w:t>节点间数据一致性改进</w:t>
+        <w:t xml:space="preserve"> </w:t>
       </w:r>
     </w:p>
     <w:p>
@@ -413,7 +419,25 @@
         <w:rPr>
           <w:rFonts w:hint="eastAsia"/>
         </w:rPr>
-        <w:t>InstanceID:</w:t>
+        <w:t>i</w:t>
+      </w:r>
+      <w:r>
+        <w:rPr>
+          <w:rFonts w:hint="eastAsia"/>
+        </w:rPr>
+        <w:t>nstance</w:t>
+      </w:r>
+      <w:r>
+        <w:rPr>
+          <w:rFonts w:hint="eastAsia"/>
+        </w:rPr>
+        <w:t>id</w:t>
+      </w:r>
+      <w:r>
+        <w:rPr>
+          <w:rFonts w:hint="eastAsia"/>
+        </w:rPr>
+        <w:t>:</w:t>
       </w:r>
       <w:r>
         <w:rPr>
@@ -459,7 +483,13 @@
         <w:rPr>
           <w:rFonts w:hint="eastAsia"/>
         </w:rPr>
-        <w:t>7]</w:t>
+        <w:t>255</w:t>
+      </w:r>
+      <w:r>
+        <w:rPr>
+          <w:rFonts w:hint="eastAsia"/>
+        </w:rPr>
+        <w:t>]</w:t>
       </w:r>
       <w:r>
         <w:rPr>
@@ -689,263 +719,29 @@
           <w:ilvl w:val="0"/>
           <w:numId w:val="9"/>
         </w:numPr>
-      </w:pPr>
-      <w:r>
-        <w:rPr>
-          <w:rFonts w:hint="eastAsia"/>
-        </w:rPr>
-        <w:t>SdbReplicaGroup.createNode()</w:t>
-      </w:r>
-    </w:p>
-    <w:p>
-      <w:pPr>
-        <w:rPr>
-          <w:rFonts w:hint="eastAsia"/>
-        </w:rPr>
-      </w:pPr>
-      <w:r>
-        <w:rPr>
-          <w:rFonts w:hint="eastAsia"/>
-        </w:rPr>
-        <w:t>SdbReplicaGroup</w:t>
-      </w:r>
-      <w:r>
-        <w:t>.createNode( &lt;host&gt;, &lt;service&gt;, &lt;dbpath&gt;, [config] )</w:t>
-      </w:r>
-    </w:p>
-    <w:p>
-      <w:pPr>
-        <w:rPr>
-          <w:rFonts w:hint="eastAsia"/>
-        </w:rPr>
-      </w:pPr>
-    </w:p>
-    <w:p>
-      <w:r>
-        <w:rPr>
-          <w:rFonts w:hint="eastAsia"/>
-        </w:rPr>
-        <w:t>conf</w:t>
-      </w:r>
-      <w:r>
-        <w:rPr>
-          <w:rFonts w:hint="eastAsia"/>
-        </w:rPr>
-        <w:t>ig</w:t>
-      </w:r>
-      <w:r>
-        <w:rPr>
-          <w:rFonts w:hint="eastAsia"/>
-        </w:rPr>
-        <w:t>选项里添加</w:t>
-      </w:r>
-      <w:r>
-        <w:rPr>
-          <w:rFonts w:hint="eastAsia"/>
-        </w:rPr>
-        <w:t>InstanceID</w:t>
-      </w:r>
-      <w:r>
-        <w:rPr>
-          <w:rFonts w:hint="eastAsia"/>
-        </w:rPr>
-        <w:t>字段</w:t>
-      </w:r>
-      <w:r>
-        <w:rPr>
-          <w:rFonts w:hint="eastAsia"/>
-        </w:rPr>
-        <w:t>，但协调节点会过滤该字段，并只发送给元数据节点，最终发送给</w:t>
-      </w:r>
-      <w:r>
-        <w:rPr>
-          <w:rFonts w:hint="eastAsia"/>
-        </w:rPr>
-        <w:t>sdbcm</w:t>
-      </w:r>
-      <w:r>
-        <w:rPr>
-          <w:rFonts w:hint="eastAsia"/>
-        </w:rPr>
-        <w:t>的配置中不带</w:t>
-      </w:r>
-      <w:r>
-        <w:rPr>
-          <w:rFonts w:hint="eastAsia"/>
-        </w:rPr>
-        <w:t>InstanceID</w:t>
-      </w:r>
-    </w:p>
-    <w:p/>
-    <w:p>
-      <w:pPr>
-        <w:pStyle w:val="Heading3"/>
-        <w:rPr>
-          <w:rFonts w:hint="eastAsia"/>
-        </w:rPr>
-      </w:pPr>
-      <w:r>
-        <w:rPr>
-          <w:rFonts w:hint="eastAsia"/>
-        </w:rPr>
-        <w:t>SdbReplicaGroup.AlterNode()</w:t>
-      </w:r>
-    </w:p>
-    <w:p>
-      <w:pPr>
-        <w:rPr>
-          <w:rFonts w:hint="eastAsia"/>
-        </w:rPr>
-      </w:pPr>
-      <w:r>
-        <w:rPr>
-          <w:rFonts w:hint="eastAsia"/>
-        </w:rPr>
-        <w:t>SdbReplicaGroup</w:t>
-      </w:r>
-      <w:r>
-        <w:t>.</w:t>
-      </w:r>
-      <w:r>
-        <w:rPr>
-          <w:rFonts w:hint="eastAsia"/>
-        </w:rPr>
-        <w:t>Alter</w:t>
-      </w:r>
-      <w:r>
-        <w:t xml:space="preserve">Node( &lt;host&gt;, &lt;service&gt;, </w:t>
-      </w:r>
-      <w:r>
-        <w:rPr>
-          <w:rFonts w:hint="eastAsia"/>
-        </w:rPr>
-        <w:t>&lt;options&gt;</w:t>
-      </w:r>
-      <w:r>
-        <w:t xml:space="preserve"> )</w:t>
-      </w:r>
-    </w:p>
-    <w:p/>
-    <w:p>
-      <w:r>
-        <w:rPr>
-          <w:rFonts w:hint="eastAsia"/>
-        </w:rPr>
-        <w:t>添加接口</w:t>
-      </w:r>
-      <w:r>
-        <w:rPr>
-          <w:rFonts w:hint="eastAsia"/>
-        </w:rPr>
-        <w:t>AlterNode()</w:t>
-      </w:r>
-      <w:r>
-        <w:rPr>
-          <w:rFonts w:hint="eastAsia"/>
-        </w:rPr>
-        <w:t>可以修改</w:t>
-      </w:r>
-      <w:r>
-        <w:rPr>
-          <w:rFonts w:hint="eastAsia"/>
-        </w:rPr>
-        <w:t>options</w:t>
-      </w:r>
-      <w:r>
-        <w:rPr>
-          <w:rFonts w:hint="eastAsia"/>
-        </w:rPr>
-        <w:t>，即</w:t>
-      </w:r>
-      <w:r>
-        <w:rPr>
-          <w:rFonts w:hint="eastAsia"/>
-        </w:rPr>
-        <w:t>InstanceID</w:t>
-      </w:r>
-      <w:r>
-        <w:rPr>
-          <w:rFonts w:hint="eastAsia"/>
-        </w:rPr>
-        <w:t>字段</w:t>
-      </w:r>
-    </w:p>
-    <w:p>
-      <w:pPr>
-        <w:pStyle w:val="Heading3"/>
-        <w:rPr>
-          <w:rFonts w:hint="eastAsia"/>
-        </w:rPr>
-      </w:pPr>
-      <w:r>
-        <w:rPr>
-          <w:rFonts w:hint="eastAsia"/>
-        </w:rPr>
-        <w:t>S</w:t>
-      </w:r>
-      <w:r>
-        <w:rPr>
-          <w:rFonts w:hint="eastAsia"/>
-        </w:rPr>
-        <w:t>db.setSessionAttr()</w:t>
-      </w:r>
-    </w:p>
-    <w:p>
-      <w:pPr>
-        <w:rPr>
-          <w:rFonts w:hint="eastAsia"/>
-        </w:rPr>
-      </w:pPr>
-      <w:r>
-        <w:rPr>
-          <w:rFonts w:hint="eastAsia"/>
-        </w:rPr>
-        <w:t>SdbReplicaGroup</w:t>
-      </w:r>
-      <w:r>
-        <w:t>.</w:t>
-      </w:r>
-      <w:r>
-        <w:rPr>
-          <w:rFonts w:hint="eastAsia"/>
-        </w:rPr>
-        <w:t>Alter</w:t>
-      </w:r>
-      <w:r>
-        <w:t xml:space="preserve">Node( &lt;host&gt;, &lt;service&gt;, </w:t>
-      </w:r>
-      <w:r>
-        <w:rPr>
-          <w:rFonts w:hint="eastAsia"/>
-        </w:rPr>
-        <w:t>&lt;options&gt;</w:t>
-      </w:r>
-      <w:r>
-        <w:t xml:space="preserve"> )</w:t>
-      </w:r>
-    </w:p>
-    <w:p/>
-    <w:p>
-      <w:r>
-        <w:rPr>
-          <w:rFonts w:hint="eastAsia"/>
-        </w:rPr>
-        <w:t>会话属性设置：</w:t>
-      </w:r>
-      <w:r>
-        <w:rPr>
-          <w:rFonts w:hint="eastAsia"/>
-        </w:rPr>
-        <w:t>PerferedInstance:[InstancID,...]</w:t>
-      </w:r>
-      <w:r>
-        <w:rPr>
-          <w:rFonts w:hint="eastAsia"/>
-        </w:rPr>
-        <w:t>，支持数组，优先都只能在该数组内选取节点</w:t>
-      </w:r>
-    </w:p>
-    <w:p>
+        <w:rPr>
+          <w:rFonts w:hint="eastAsia"/>
+        </w:rPr>
+      </w:pPr>
+      <w:r>
+        <w:rPr>
+          <w:rFonts w:hint="eastAsia"/>
+        </w:rPr>
+        <w:t>SequoiaDB</w:t>
+      </w:r>
+      <w:r>
+        <w:rPr>
+          <w:rFonts w:hint="eastAsia"/>
+        </w:rPr>
+        <w:t>配置</w:t>
+      </w:r>
+    </w:p>
+    <w:p>
+      <w:pPr>
+        <w:rPr>
+          <w:rFonts w:hint="eastAsia"/>
+        </w:rPr>
+      </w:pPr>
       <w:r>
         <w:rPr>
           <w:rFonts w:hint="eastAsia"/>
@@ -956,728 +752,39 @@
         <w:rPr>
           <w:rFonts w:hint="eastAsia"/>
         </w:rPr>
-        <w:t>Timeout</w:t>
-      </w:r>
-      <w:r>
-        <w:rPr>
-          <w:rFonts w:hint="eastAsia"/>
-        </w:rPr>
-        <w:t>属性</w:t>
-      </w:r>
-      <w:r>
-        <w:rPr>
-          <w:rFonts w:hint="eastAsia"/>
-        </w:rPr>
-        <w:t>：</w:t>
-      </w:r>
-      <w:r>
-        <w:rPr>
-          <w:rFonts w:hint="eastAsia"/>
-        </w:rPr>
-        <w:t>指定该连接中</w:t>
-      </w:r>
-      <w:r>
-        <w:rPr>
-          <w:rFonts w:hint="eastAsia"/>
-        </w:rPr>
-        <w:t>单个操作的超时时间</w:t>
-      </w:r>
-    </w:p>
-    <w:p/>
-    <w:p/>
-    <w:p>
-      <w:pPr>
-        <w:pStyle w:val="Heading2"/>
-        <w:jc w:val="left"/>
-      </w:pPr>
-      <w:r>
-        <w:rPr>
-          <w:rFonts w:hint="eastAsia"/>
-        </w:rPr>
-        <w:t>Story</w:t>
-      </w:r>
-      <w:r>
-        <w:rPr>
-          <w:rFonts w:hint="eastAsia"/>
-        </w:rPr>
-        <w:t>约束和依赖</w:t>
-      </w:r>
-    </w:p>
-    <w:p>
-      <w:pPr>
-        <w:jc w:val="left"/>
-        <w:rPr>
-          <w:color w:val="00B0F0"/>
-        </w:rPr>
-      </w:pPr>
-      <w:r>
-        <w:rPr>
-          <w:rFonts w:hint="eastAsia"/>
-          <w:color w:val="00B0F0"/>
-        </w:rPr>
-        <w:t>说明：简单描述</w:t>
-      </w:r>
-      <w:r>
-        <w:rPr>
-          <w:rFonts w:hint="eastAsia"/>
-          <w:color w:val="00B0F0"/>
-        </w:rPr>
-        <w:t>Story</w:t>
-      </w:r>
-      <w:r>
-        <w:rPr>
-          <w:rFonts w:hint="eastAsia"/>
-          <w:color w:val="00B0F0"/>
-        </w:rPr>
-        <w:t>对其它功能的约束，以及对某些功能的依赖</w:t>
-      </w:r>
-    </w:p>
-    <w:p>
-      <w:pPr>
-        <w:jc w:val="left"/>
-      </w:pPr>
-    </w:p>
-    <w:p>
-      <w:pPr>
-        <w:pStyle w:val="Heading2"/>
-        <w:jc w:val="left"/>
-      </w:pPr>
-      <w:r>
-        <w:rPr>
-          <w:rFonts w:hint="eastAsia"/>
-        </w:rPr>
-        <w:lastRenderedPageBreak/>
-        <w:t xml:space="preserve">Story </w:t>
-      </w:r>
-      <w:r>
-        <w:rPr>
-          <w:rFonts w:hint="eastAsia"/>
-        </w:rPr>
-        <w:t>简单设计</w:t>
-      </w:r>
-    </w:p>
-    <w:p>
-      <w:pPr>
-        <w:pStyle w:val="Heading3"/>
-        <w:numPr>
-          <w:ilvl w:val="0"/>
-          <w:numId w:val="10"/>
-        </w:numPr>
-      </w:pPr>
-      <w:r>
-        <w:rPr>
-          <w:rFonts w:hint="eastAsia"/>
-        </w:rPr>
-        <w:t>InstanceID</w:t>
-      </w:r>
-      <w:r>
-        <w:rPr>
-          <w:rFonts w:hint="eastAsia"/>
-        </w:rPr>
-        <w:t>的定义</w:t>
-      </w:r>
-    </w:p>
-    <w:p>
-      <w:r>
-        <w:rPr>
-          <w:rFonts w:hint="eastAsia"/>
-        </w:rPr>
-        <w:t>InstanceID:</w:t>
-      </w:r>
-      <w:r>
-        <w:rPr>
-          <w:rFonts w:hint="eastAsia"/>
-        </w:rPr>
-        <w:t xml:space="preserve"> </w:t>
-      </w:r>
-      <w:r>
-        <w:rPr>
-          <w:rFonts w:hint="eastAsia"/>
-        </w:rPr>
-        <w:t>INT32</w:t>
-      </w:r>
-    </w:p>
-    <w:p/>
-    <w:p>
-      <w:pPr>
-        <w:pStyle w:val="ListParagraph"/>
-        <w:numPr>
-          <w:ilvl w:val="0"/>
-          <w:numId w:val="11"/>
-        </w:numPr>
-        <w:ind w:firstLineChars="0"/>
-      </w:pPr>
-      <w:r>
-        <w:rPr>
-          <w:rFonts w:hint="eastAsia"/>
-        </w:rPr>
-        <w:t>取值</w:t>
-      </w:r>
-      <w:r>
-        <w:rPr>
-          <w:rFonts w:hint="eastAsia"/>
-        </w:rPr>
-        <w:t>[</w:t>
-      </w:r>
-      <w:r>
-        <w:rPr>
-          <w:rFonts w:hint="eastAsia"/>
-        </w:rPr>
-        <w:t xml:space="preserve"> </w:t>
-      </w:r>
-      <w:r>
-        <w:rPr>
-          <w:rFonts w:hint="eastAsia"/>
-        </w:rPr>
-        <w:t>1 -</w:t>
-      </w:r>
-      <w:r>
-        <w:rPr>
-          <w:rFonts w:hint="eastAsia"/>
-        </w:rPr>
-        <w:t xml:space="preserve"> </w:t>
-      </w:r>
-      <w:r>
-        <w:rPr>
-          <w:rFonts w:hint="eastAsia"/>
-        </w:rPr>
-        <w:t>7</w:t>
-      </w:r>
-      <w:r>
-        <w:rPr>
-          <w:rFonts w:hint="eastAsia"/>
-        </w:rPr>
-        <w:t xml:space="preserve"> </w:t>
-      </w:r>
-      <w:r>
-        <w:rPr>
-          <w:rFonts w:hint="eastAsia"/>
-        </w:rPr>
-        <w:t>]</w:t>
-      </w:r>
-    </w:p>
-    <w:p>
-      <w:pPr>
-        <w:pStyle w:val="ListParagraph"/>
-        <w:numPr>
-          <w:ilvl w:val="0"/>
-          <w:numId w:val="11"/>
-        </w:numPr>
-        <w:ind w:firstLineChars="0"/>
-      </w:pPr>
-      <w:r>
-        <w:rPr>
-          <w:rFonts w:hint="eastAsia"/>
-        </w:rPr>
-        <w:t>缺省取值为节点在该组信息中的下标，若冲突则自动往后取值</w:t>
-      </w:r>
-      <w:r>
-        <w:rPr>
-          <w:rFonts w:hint="eastAsia"/>
-        </w:rPr>
-        <w:t>，</w:t>
-      </w:r>
-      <w:r>
-        <w:rPr>
-          <w:rFonts w:hint="eastAsia"/>
-        </w:rPr>
-        <w:t xml:space="preserve">1 - 7 </w:t>
-      </w:r>
-      <w:r>
-        <w:rPr>
-          <w:rFonts w:hint="eastAsia"/>
-        </w:rPr>
-        <w:t>循环使用</w:t>
-      </w:r>
-    </w:p>
-    <w:p>
-      <w:pPr>
-        <w:pStyle w:val="ListParagraph"/>
-        <w:numPr>
-          <w:ilvl w:val="0"/>
-          <w:numId w:val="11"/>
-        </w:numPr>
-        <w:ind w:firstLineChars="0"/>
-      </w:pPr>
-      <w:r>
-        <w:rPr>
-          <w:rFonts w:hint="eastAsia"/>
-        </w:rPr>
-        <w:t>该值在组内</w:t>
-      </w:r>
-      <w:r>
-        <w:rPr>
-          <w:rFonts w:hint="eastAsia"/>
-        </w:rPr>
-        <w:t>1 - 7</w:t>
-      </w:r>
-      <w:r>
-        <w:rPr>
-          <w:rFonts w:hint="eastAsia"/>
-        </w:rPr>
-        <w:t>唯一</w:t>
-      </w:r>
-    </w:p>
-    <w:p>
-      <w:pPr>
-        <w:pStyle w:val="ListParagraph"/>
-        <w:numPr>
-          <w:ilvl w:val="0"/>
-          <w:numId w:val="11"/>
-        </w:numPr>
-        <w:ind w:firstLineChars="0"/>
-        <w:rPr>
-          <w:highlight w:val="yellow"/>
-        </w:rPr>
-      </w:pPr>
-      <w:r>
-        <w:rPr>
-          <w:rFonts w:hint="eastAsia"/>
-          <w:highlight w:val="yellow"/>
-        </w:rPr>
-        <w:t>扩展</w:t>
-      </w:r>
-      <w:r>
-        <w:rPr>
-          <w:rFonts w:hint="eastAsia"/>
-          <w:highlight w:val="yellow"/>
-        </w:rPr>
-        <w:t>：</w:t>
-      </w:r>
-    </w:p>
-    <w:p>
-      <w:pPr>
-        <w:pStyle w:val="ListParagraph"/>
-        <w:numPr>
-          <w:ilvl w:val="1"/>
-          <w:numId w:val="11"/>
-        </w:numPr>
-        <w:ind w:firstLineChars="0"/>
-        <w:rPr>
-          <w:rFonts w:hint="eastAsia"/>
-          <w:highlight w:val="yellow"/>
-        </w:rPr>
-      </w:pPr>
-      <w:r>
-        <w:rPr>
-          <w:rFonts w:hint="eastAsia"/>
-          <w:highlight w:val="yellow"/>
-        </w:rPr>
-        <w:t>0</w:t>
-      </w:r>
-      <w:r>
-        <w:rPr>
-          <w:rFonts w:hint="eastAsia"/>
-          <w:highlight w:val="yellow"/>
-        </w:rPr>
-        <w:t>：同缺省值</w:t>
-      </w:r>
-    </w:p>
-    <w:p>
-      <w:pPr>
-        <w:pStyle w:val="ListParagraph"/>
-        <w:numPr>
-          <w:ilvl w:val="1"/>
-          <w:numId w:val="11"/>
-        </w:numPr>
-        <w:ind w:firstLineChars="0"/>
-        <w:rPr>
-          <w:highlight w:val="yellow"/>
-        </w:rPr>
-      </w:pPr>
-      <w:r>
-        <w:rPr>
-          <w:rFonts w:hint="eastAsia"/>
-          <w:highlight w:val="yellow"/>
-        </w:rPr>
-        <w:t xml:space="preserve">[ </w:t>
-      </w:r>
-      <w:r>
-        <w:rPr>
-          <w:rFonts w:hint="eastAsia"/>
-          <w:highlight w:val="yellow"/>
-        </w:rPr>
-        <w:t>16</w:t>
-      </w:r>
-      <w:r>
-        <w:rPr>
-          <w:rFonts w:hint="eastAsia"/>
-          <w:highlight w:val="yellow"/>
-        </w:rPr>
-        <w:t xml:space="preserve"> - 31</w:t>
-      </w:r>
-      <w:r>
-        <w:rPr>
-          <w:rFonts w:hint="eastAsia"/>
-          <w:highlight w:val="yellow"/>
-        </w:rPr>
-        <w:t xml:space="preserve"> ]</w:t>
-      </w:r>
-      <w:r>
-        <w:rPr>
-          <w:rFonts w:hint="eastAsia"/>
-          <w:highlight w:val="yellow"/>
-        </w:rPr>
-        <w:t>，多个节点可以同时取一个</w:t>
-      </w:r>
-      <w:r>
-        <w:rPr>
-          <w:rFonts w:hint="eastAsia"/>
-          <w:highlight w:val="yellow"/>
-        </w:rPr>
-        <w:t>值，</w:t>
-      </w:r>
-      <w:r>
-        <w:rPr>
-          <w:rFonts w:hint="eastAsia"/>
-          <w:highlight w:val="yellow"/>
-        </w:rPr>
-        <w:t>作为一个数据组子集使用</w:t>
-      </w:r>
-    </w:p>
-    <w:p>
-      <w:pPr>
-        <w:pStyle w:val="ListParagraph"/>
-        <w:numPr>
-          <w:ilvl w:val="2"/>
-          <w:numId w:val="11"/>
-        </w:numPr>
-        <w:ind w:firstLineChars="0"/>
-        <w:rPr>
-          <w:highlight w:val="yellow"/>
-        </w:rPr>
-      </w:pPr>
-      <w:r>
-        <w:rPr>
-          <w:rFonts w:hint="eastAsia"/>
-          <w:highlight w:val="yellow"/>
-        </w:rPr>
-        <w:t>多个数据组的某些节点可以设成同一个值，则可以跨数据组进行优选选取</w:t>
-      </w:r>
-    </w:p>
-    <w:p>
-      <w:pPr>
-        <w:pStyle w:val="ListParagraph"/>
-        <w:numPr>
-          <w:ilvl w:val="2"/>
-          <w:numId w:val="11"/>
-        </w:numPr>
-        <w:ind w:firstLineChars="0"/>
-        <w:rPr>
-          <w:highlight w:val="yellow"/>
-        </w:rPr>
-      </w:pPr>
-      <w:r>
-        <w:rPr>
-          <w:rFonts w:hint="eastAsia"/>
-          <w:highlight w:val="yellow"/>
-        </w:rPr>
-        <w:t>假设数据组</w:t>
-      </w:r>
-      <w:r>
-        <w:rPr>
-          <w:rFonts w:hint="eastAsia"/>
-          <w:highlight w:val="yellow"/>
-        </w:rPr>
-        <w:t>db1</w:t>
-      </w:r>
-      <w:r>
-        <w:rPr>
-          <w:rFonts w:hint="eastAsia"/>
-          <w:highlight w:val="yellow"/>
-        </w:rPr>
-        <w:t>的节点</w:t>
-      </w:r>
-      <w:r>
-        <w:rPr>
-          <w:rFonts w:hint="eastAsia"/>
-          <w:highlight w:val="yellow"/>
-        </w:rPr>
-        <w:t>a</w:t>
-      </w:r>
-      <w:r>
-        <w:rPr>
-          <w:rFonts w:hint="eastAsia"/>
-          <w:highlight w:val="yellow"/>
+        <w:t>--instanceid</w:t>
+      </w:r>
+      <w:r>
+        <w:rPr>
+          <w:rFonts w:hint="eastAsia"/>
+        </w:rPr>
+        <w:t>配置选项，表示节点的</w:t>
+      </w:r>
+      <w:r>
+        <w:rPr>
+          <w:rFonts w:hint="eastAsia"/>
+        </w:rPr>
+        <w:t>实例标识，用于</w:t>
+      </w:r>
+      <w:r>
+        <w:rPr>
+          <w:rFonts w:hint="eastAsia"/>
+        </w:rPr>
+        <w:t>PreferedInstance</w:t>
+      </w:r>
+      <w:r>
+        <w:rPr>
+          <w:rFonts w:hint="eastAsia"/>
         </w:rPr>
         <w:t>设置</w:t>
       </w:r>
-      <w:r>
-        <w:rPr>
-          <w:rFonts w:hint="eastAsia"/>
-          <w:highlight w:val="yellow"/>
-        </w:rPr>
-        <w:t>InstanceID</w:t>
-      </w:r>
-      <w:r>
-        <w:rPr>
-          <w:rFonts w:hint="eastAsia"/>
-          <w:highlight w:val="yellow"/>
-        </w:rPr>
-        <w:t>为</w:t>
-      </w:r>
-      <w:r>
-        <w:rPr>
-          <w:rFonts w:hint="eastAsia"/>
-          <w:highlight w:val="yellow"/>
-        </w:rPr>
-        <w:t>16</w:t>
-      </w:r>
-      <w:r>
-        <w:rPr>
-          <w:rFonts w:hint="eastAsia"/>
-          <w:highlight w:val="yellow"/>
-        </w:rPr>
-        <w:t>，数据组</w:t>
-      </w:r>
-      <w:r>
-        <w:rPr>
-          <w:rFonts w:hint="eastAsia"/>
-          <w:highlight w:val="yellow"/>
-        </w:rPr>
-        <w:t>db2</w:t>
-      </w:r>
-      <w:r>
-        <w:rPr>
-          <w:rFonts w:hint="eastAsia"/>
-          <w:highlight w:val="yellow"/>
-        </w:rPr>
-        <w:t>的节点</w:t>
-      </w:r>
-      <w:r>
-        <w:rPr>
-          <w:rFonts w:hint="eastAsia"/>
-          <w:highlight w:val="yellow"/>
-        </w:rPr>
-        <w:t>b</w:t>
-      </w:r>
-      <w:r>
-        <w:rPr>
-          <w:rFonts w:hint="eastAsia"/>
-          <w:highlight w:val="yellow"/>
-        </w:rPr>
-        <w:t>的</w:t>
-      </w:r>
-      <w:r>
-        <w:rPr>
-          <w:rFonts w:hint="eastAsia"/>
-          <w:highlight w:val="yellow"/>
-        </w:rPr>
-        <w:t>InstanceID</w:t>
-      </w:r>
-      <w:r>
-        <w:rPr>
-          <w:rFonts w:hint="eastAsia"/>
-          <w:highlight w:val="yellow"/>
-        </w:rPr>
-        <w:t>也设置成</w:t>
-      </w:r>
-      <w:r>
-        <w:rPr>
-          <w:rFonts w:hint="eastAsia"/>
-          <w:highlight w:val="yellow"/>
-        </w:rPr>
-        <w:t>16</w:t>
-      </w:r>
-      <w:r>
-        <w:rPr>
-          <w:rFonts w:hint="eastAsia"/>
-          <w:highlight w:val="yellow"/>
-        </w:rPr>
-        <w:t>，</w:t>
-      </w:r>
-    </w:p>
-    <w:p>
-      <w:pPr>
-        <w:pStyle w:val="ListParagraph"/>
-        <w:numPr>
-          <w:ilvl w:val="2"/>
-          <w:numId w:val="11"/>
-        </w:numPr>
-        <w:ind w:firstLineChars="0"/>
-        <w:rPr>
-          <w:highlight w:val="yellow"/>
-        </w:rPr>
-      </w:pPr>
-      <w:r>
-        <w:rPr>
-          <w:rFonts w:hint="eastAsia"/>
-          <w:highlight w:val="yellow"/>
-        </w:rPr>
-        <w:t>PreferedInstance</w:t>
-      </w:r>
-      <w:r>
-        <w:rPr>
-          <w:rFonts w:hint="eastAsia"/>
-          <w:highlight w:val="yellow"/>
-        </w:rPr>
-        <w:t>为</w:t>
-      </w:r>
-      <w:r>
-        <w:rPr>
-          <w:rFonts w:hint="eastAsia"/>
-          <w:highlight w:val="yellow"/>
-        </w:rPr>
-        <w:t>16</w:t>
-      </w:r>
-      <w:r>
-        <w:rPr>
-          <w:rFonts w:hint="eastAsia"/>
-          <w:highlight w:val="yellow"/>
-        </w:rPr>
-        <w:t>时，</w:t>
-      </w:r>
-      <w:r>
-        <w:rPr>
-          <w:rFonts w:hint="eastAsia"/>
-          <w:highlight w:val="yellow"/>
-        </w:rPr>
-        <w:t>涉及数据组</w:t>
-      </w:r>
-      <w:r>
-        <w:rPr>
-          <w:rFonts w:hint="eastAsia"/>
-          <w:highlight w:val="yellow"/>
-        </w:rPr>
-        <w:t>db1</w:t>
-      </w:r>
-      <w:r>
-        <w:rPr>
-          <w:rFonts w:hint="eastAsia"/>
-          <w:highlight w:val="yellow"/>
-        </w:rPr>
-        <w:t>和</w:t>
-      </w:r>
-      <w:r>
-        <w:rPr>
-          <w:rFonts w:hint="eastAsia"/>
-          <w:highlight w:val="yellow"/>
-        </w:rPr>
-        <w:t>db2</w:t>
-      </w:r>
-      <w:r>
-        <w:rPr>
-          <w:rFonts w:hint="eastAsia"/>
-          <w:highlight w:val="yellow"/>
-        </w:rPr>
-        <w:t>的</w:t>
-      </w:r>
-      <w:r>
-        <w:rPr>
-          <w:rFonts w:hint="eastAsia"/>
-          <w:highlight w:val="yellow"/>
-        </w:rPr>
-        <w:t>水平分区的查询可以优先在</w:t>
-      </w:r>
-      <w:r>
-        <w:rPr>
-          <w:rFonts w:hint="eastAsia"/>
-          <w:highlight w:val="yellow"/>
-        </w:rPr>
-        <w:t>a</w:t>
-      </w:r>
-      <w:r>
-        <w:rPr>
-          <w:rFonts w:hint="eastAsia"/>
-          <w:highlight w:val="yellow"/>
-        </w:rPr>
-        <w:t>和</w:t>
-      </w:r>
-      <w:r>
-        <w:rPr>
-          <w:rFonts w:hint="eastAsia"/>
-          <w:highlight w:val="yellow"/>
-        </w:rPr>
-        <w:t>b</w:t>
-      </w:r>
-      <w:r>
-        <w:rPr>
-          <w:rFonts w:hint="eastAsia"/>
-          <w:highlight w:val="yellow"/>
-        </w:rPr>
-        <w:t>中分别进行</w:t>
-      </w:r>
-    </w:p>
-    <w:p>
-      <w:pPr>
-        <w:pStyle w:val="ListParagraph"/>
-        <w:numPr>
-          <w:ilvl w:val="1"/>
-          <w:numId w:val="11"/>
-        </w:numPr>
-        <w:ind w:firstLineChars="0"/>
-        <w:rPr>
-          <w:highlight w:val="yellow"/>
-        </w:rPr>
-      </w:pPr>
-      <w:r>
-        <w:rPr>
-          <w:rFonts w:hint="eastAsia"/>
-          <w:highlight w:val="yellow"/>
-        </w:rPr>
-        <w:t xml:space="preserve">8 - 10 </w:t>
-      </w:r>
-      <w:r>
-        <w:rPr>
-          <w:rFonts w:hint="eastAsia"/>
-          <w:highlight w:val="yellow"/>
-        </w:rPr>
-        <w:t>是</w:t>
-      </w:r>
-      <w:r>
-        <w:rPr>
-          <w:rFonts w:hint="eastAsia"/>
-          <w:highlight w:val="yellow"/>
-        </w:rPr>
-        <w:t>MASTER</w:t>
-      </w:r>
-      <w:r>
-        <w:rPr>
-          <w:rFonts w:hint="eastAsia"/>
-          <w:highlight w:val="yellow"/>
-        </w:rPr>
-        <w:t>、</w:t>
-      </w:r>
-      <w:r>
-        <w:rPr>
-          <w:rFonts w:hint="eastAsia"/>
-          <w:highlight w:val="yellow"/>
-        </w:rPr>
-        <w:t>SLAVE</w:t>
-      </w:r>
-      <w:r>
-        <w:rPr>
-          <w:rFonts w:hint="eastAsia"/>
-          <w:highlight w:val="yellow"/>
-        </w:rPr>
-        <w:t>和</w:t>
-      </w:r>
-      <w:r>
-        <w:rPr>
-          <w:rFonts w:hint="eastAsia"/>
-          <w:highlight w:val="yellow"/>
-        </w:rPr>
-        <w:t>ANY</w:t>
-      </w:r>
-      <w:r>
-        <w:rPr>
-          <w:rFonts w:hint="eastAsia"/>
-          <w:highlight w:val="yellow"/>
-        </w:rPr>
-        <w:t>，不能进行设置</w:t>
-      </w:r>
-    </w:p>
-    <w:p/>
-    <w:p>
-      <w:pPr>
-        <w:pStyle w:val="Heading3"/>
-      </w:pPr>
-      <w:r>
-        <w:rPr>
-          <w:rFonts w:hint="eastAsia"/>
-        </w:rPr>
-        <w:t>数据节点的选取</w:t>
-      </w:r>
+    </w:p>
+    <w:p>
+      <w:pPr>
+        <w:rPr>
+          <w:rFonts w:hint="eastAsia"/>
+        </w:rPr>
+      </w:pPr>
     </w:p>
     <w:p>
       <w:pPr>
@@ -1688,6 +795,891 @@
         </w:numPr>
         <w:ind w:firstLineChars="0"/>
         <w:jc w:val="left"/>
+        <w:rPr>
+          <w:rFonts w:hint="eastAsia"/>
+        </w:rPr>
+      </w:pPr>
+      <w:r>
+        <w:rPr>
+          <w:rFonts w:hint="eastAsia"/>
+        </w:rPr>
+        <w:t>非必要的配置项</w:t>
+      </w:r>
+      <w:r>
+        <w:rPr>
+          <w:rFonts w:hint="eastAsia"/>
+        </w:rPr>
+        <w:t>，如果没有给出</w:t>
+      </w:r>
+      <w:r>
+        <w:rPr>
+          <w:rFonts w:hint="eastAsia"/>
+        </w:rPr>
+        <w:t>，</w:t>
+      </w:r>
+      <w:r>
+        <w:rPr>
+          <w:rFonts w:hint="eastAsia"/>
+        </w:rPr>
+        <w:t>默认值是</w:t>
+      </w:r>
+      <w:r>
+        <w:rPr>
+          <w:rFonts w:hint="eastAsia"/>
+        </w:rPr>
+        <w:t>1</w:t>
+      </w:r>
+      <w:r>
+        <w:rPr>
+          <w:rFonts w:hint="eastAsia"/>
+        </w:rPr>
+        <w:t>，但不影响实际操作</w:t>
+      </w:r>
+      <w:r>
+        <w:rPr>
+          <w:rFonts w:hint="eastAsia"/>
+        </w:rPr>
+        <w:t>，以</w:t>
+      </w:r>
+      <w:r>
+        <w:rPr>
+          <w:rFonts w:hint="eastAsia"/>
+        </w:rPr>
+        <w:t>更新到元数据节点的</w:t>
+      </w:r>
+      <w:r>
+        <w:rPr>
+          <w:rFonts w:hint="eastAsia"/>
+        </w:rPr>
+        <w:t>instanceid</w:t>
+      </w:r>
+      <w:r>
+        <w:rPr>
+          <w:rFonts w:hint="eastAsia"/>
+        </w:rPr>
+        <w:t>为准</w:t>
+      </w:r>
+    </w:p>
+    <w:p>
+      <w:pPr>
+        <w:pStyle w:val="ListParagraph"/>
+        <w:numPr>
+          <w:ilvl w:val="0"/>
+          <w:numId w:val="18"/>
+        </w:numPr>
+        <w:ind w:firstLineChars="0"/>
+        <w:jc w:val="left"/>
+      </w:pPr>
+      <w:r>
+        <w:rPr>
+          <w:rFonts w:hint="eastAsia"/>
+        </w:rPr>
+        <w:t>取值范围</w:t>
+      </w:r>
+      <w:r>
+        <w:rPr>
+          <w:rFonts w:hint="eastAsia"/>
+        </w:rPr>
+        <w:t>1-255</w:t>
+      </w:r>
+      <w:r>
+        <w:rPr>
+          <w:rFonts w:hint="eastAsia"/>
+        </w:rPr>
+        <w:t>，</w:t>
+      </w:r>
+      <w:r>
+        <w:rPr>
+          <w:rFonts w:hint="eastAsia"/>
+        </w:rPr>
+        <w:t>范围</w:t>
+      </w:r>
+      <w:r>
+        <w:rPr>
+          <w:rFonts w:hint="eastAsia"/>
+        </w:rPr>
+        <w:t>自动修正</w:t>
+      </w:r>
+    </w:p>
+    <w:p>
+      <w:pPr>
+        <w:rPr>
+          <w:rFonts w:hint="eastAsia"/>
+        </w:rPr>
+      </w:pPr>
+    </w:p>
+    <w:p>
+      <w:pPr>
+        <w:pStyle w:val="Heading3"/>
+        <w:numPr>
+          <w:ilvl w:val="0"/>
+          <w:numId w:val="9"/>
+        </w:numPr>
+      </w:pPr>
+      <w:r>
+        <w:rPr>
+          <w:rFonts w:hint="eastAsia"/>
+        </w:rPr>
+        <w:t>SdbReplicaGroup.createNode()</w:t>
+      </w:r>
+    </w:p>
+    <w:p>
+      <w:r>
+        <w:rPr>
+          <w:rFonts w:hint="eastAsia"/>
+        </w:rPr>
+        <w:t>SdbReplicaGroup</w:t>
+      </w:r>
+      <w:r>
+        <w:t>.createNode( &lt;host&gt;, &lt;service&gt;, &lt;dbpath&gt;, [config] )</w:t>
+      </w:r>
+    </w:p>
+    <w:p/>
+    <w:p>
+      <w:r>
+        <w:rPr>
+          <w:rFonts w:hint="eastAsia"/>
+        </w:rPr>
+        <w:t>conf</w:t>
+      </w:r>
+      <w:r>
+        <w:rPr>
+          <w:rFonts w:hint="eastAsia"/>
+        </w:rPr>
+        <w:t>ig</w:t>
+      </w:r>
+      <w:r>
+        <w:rPr>
+          <w:rFonts w:hint="eastAsia"/>
+        </w:rPr>
+        <w:t>选项里添加</w:t>
+      </w:r>
+      <w:r>
+        <w:rPr>
+          <w:rFonts w:hint="eastAsia"/>
+        </w:rPr>
+        <w:t>i</w:t>
+      </w:r>
+      <w:r>
+        <w:rPr>
+          <w:rFonts w:hint="eastAsia"/>
+        </w:rPr>
+        <w:t>nstance</w:t>
+      </w:r>
+      <w:r>
+        <w:rPr>
+          <w:rFonts w:hint="eastAsia"/>
+        </w:rPr>
+        <w:t>id</w:t>
+      </w:r>
+      <w:r>
+        <w:rPr>
+          <w:rFonts w:hint="eastAsia"/>
+        </w:rPr>
+        <w:t>字段</w:t>
+      </w:r>
+      <w:r>
+        <w:rPr>
+          <w:rFonts w:hint="eastAsia"/>
+        </w:rPr>
+        <w:t>，</w:t>
+      </w:r>
+      <w:r>
+        <w:rPr>
+          <w:rFonts w:hint="eastAsia"/>
+        </w:rPr>
+        <w:t>i</w:t>
+      </w:r>
+      <w:r>
+        <w:rPr>
+          <w:rFonts w:hint="eastAsia"/>
+        </w:rPr>
+        <w:t>nstance</w:t>
+      </w:r>
+      <w:r>
+        <w:rPr>
+          <w:rFonts w:hint="eastAsia"/>
+        </w:rPr>
+        <w:t>id</w:t>
+      </w:r>
+      <w:r>
+        <w:rPr>
+          <w:rFonts w:hint="eastAsia"/>
+        </w:rPr>
+        <w:t>添加到配置参数中</w:t>
+      </w:r>
+      <w:r>
+        <w:rPr>
+          <w:rFonts w:hint="eastAsia"/>
+        </w:rPr>
+        <w:t>，</w:t>
+      </w:r>
+      <w:r>
+        <w:rPr>
+          <w:rFonts w:hint="eastAsia"/>
+        </w:rPr>
+        <w:t>instanceid</w:t>
+      </w:r>
+      <w:r>
+        <w:rPr>
+          <w:rFonts w:hint="eastAsia"/>
+        </w:rPr>
+        <w:t>也需要更新到元数据节点中</w:t>
+      </w:r>
+    </w:p>
+    <w:p/>
+    <w:p>
+      <w:pPr>
+        <w:pStyle w:val="Heading3"/>
+      </w:pPr>
+      <w:r>
+        <w:rPr>
+          <w:rFonts w:hint="eastAsia"/>
+        </w:rPr>
+        <w:t>S</w:t>
+      </w:r>
+      <w:r>
+        <w:rPr>
+          <w:rFonts w:hint="eastAsia"/>
+        </w:rPr>
+        <w:t>db.setSessionAttr()</w:t>
+      </w:r>
+    </w:p>
+    <w:p>
+      <w:r>
+        <w:rPr>
+          <w:rFonts w:hint="eastAsia"/>
+        </w:rPr>
+        <w:t>Sdb</w:t>
+      </w:r>
+      <w:r>
+        <w:t>.</w:t>
+      </w:r>
+      <w:r>
+        <w:rPr>
+          <w:rFonts w:hint="eastAsia"/>
+        </w:rPr>
+        <w:t>setSessionAttr</w:t>
+      </w:r>
+      <w:r>
+        <w:t xml:space="preserve">( </w:t>
+      </w:r>
+      <w:r>
+        <w:rPr>
+          <w:rFonts w:hint="eastAsia"/>
+        </w:rPr>
+        <w:t>&lt;options&gt;</w:t>
+      </w:r>
+      <w:r>
+        <w:t xml:space="preserve"> )</w:t>
+      </w:r>
+    </w:p>
+    <w:p/>
+    <w:p>
+      <w:r>
+        <w:rPr>
+          <w:rFonts w:hint="eastAsia"/>
+        </w:rPr>
+        <w:t>会话属性设置：</w:t>
+      </w:r>
+    </w:p>
+    <w:p>
+      <w:pPr>
+        <w:pStyle w:val="ListParagraph"/>
+        <w:numPr>
+          <w:ilvl w:val="0"/>
+          <w:numId w:val="11"/>
+        </w:numPr>
+        <w:ind w:firstLineChars="0"/>
+      </w:pPr>
+      <w:r>
+        <w:rPr>
+          <w:rFonts w:hint="eastAsia"/>
+        </w:rPr>
+        <w:t>PerferedInstance:[InstancID,...]</w:t>
+      </w:r>
+      <w:r>
+        <w:rPr>
+          <w:rFonts w:hint="eastAsia"/>
+        </w:rPr>
+        <w:t>，支持</w:t>
+      </w:r>
+      <w:r>
+        <w:rPr>
+          <w:rFonts w:hint="eastAsia"/>
+        </w:rPr>
+        <w:t>单值</w:t>
+      </w:r>
+      <w:r>
+        <w:rPr>
+          <w:rFonts w:hint="eastAsia"/>
+        </w:rPr>
+        <w:t>/</w:t>
+      </w:r>
+      <w:r>
+        <w:rPr>
+          <w:rFonts w:hint="eastAsia"/>
+        </w:rPr>
+        <w:t>数组，优先都只能在该数组内选取节点</w:t>
+      </w:r>
+      <w:r>
+        <w:rPr>
+          <w:rFonts w:hint="eastAsia"/>
+        </w:rPr>
+        <w:t>，可以是数值或者</w:t>
+      </w:r>
+      <w:r>
+        <w:rPr>
+          <w:rFonts w:hint="eastAsia"/>
+        </w:rPr>
+        <w:t>'</w:t>
+      </w:r>
+      <w:r>
+        <w:rPr>
+          <w:rFonts w:hint="eastAsia"/>
+        </w:rPr>
+        <w:t>M</w:t>
+      </w:r>
+      <w:r>
+        <w:rPr>
+          <w:rFonts w:hint="eastAsia"/>
+        </w:rPr>
+        <w:t>'</w:t>
+      </w:r>
+      <w:r>
+        <w:rPr>
+          <w:rFonts w:hint="eastAsia"/>
+        </w:rPr>
+        <w:t>、</w:t>
+      </w:r>
+      <w:r>
+        <w:rPr>
+          <w:rFonts w:hint="eastAsia"/>
+        </w:rPr>
+        <w:t>'</w:t>
+      </w:r>
+      <w:r>
+        <w:rPr>
+          <w:rFonts w:hint="eastAsia"/>
+        </w:rPr>
+        <w:t>S</w:t>
+      </w:r>
+      <w:r>
+        <w:rPr>
+          <w:rFonts w:hint="eastAsia"/>
+        </w:rPr>
+        <w:t>'</w:t>
+      </w:r>
+      <w:r>
+        <w:rPr>
+          <w:rFonts w:hint="eastAsia"/>
+        </w:rPr>
+        <w:t>或者</w:t>
+      </w:r>
+      <w:r>
+        <w:rPr>
+          <w:rFonts w:hint="eastAsia"/>
+        </w:rPr>
+        <w:t>'</w:t>
+      </w:r>
+      <w:r>
+        <w:rPr>
+          <w:rFonts w:hint="eastAsia"/>
+        </w:rPr>
+        <w:t>A</w:t>
+      </w:r>
+      <w:r>
+        <w:rPr>
+          <w:rFonts w:hint="eastAsia"/>
+        </w:rPr>
+        <w:t>'</w:t>
+      </w:r>
+    </w:p>
+    <w:p>
+      <w:pPr>
+        <w:pStyle w:val="ListParagraph"/>
+        <w:numPr>
+          <w:ilvl w:val="0"/>
+          <w:numId w:val="11"/>
+        </w:numPr>
+        <w:ind w:firstLineChars="0"/>
+        <w:rPr>
+          <w:rFonts w:hint="eastAsia"/>
+        </w:rPr>
+      </w:pPr>
+      <w:r>
+        <w:rPr>
+          <w:rFonts w:hint="eastAsia"/>
+        </w:rPr>
+        <w:t>PerferedInstanceM</w:t>
+      </w:r>
+      <w:r>
+        <w:rPr>
+          <w:rFonts w:hint="eastAsia"/>
+        </w:rPr>
+        <w:t>od</w:t>
+      </w:r>
+      <w:r>
+        <w:rPr>
+          <w:rFonts w:hint="eastAsia"/>
+        </w:rPr>
+        <w:t>e</w:t>
+      </w:r>
+      <w:r>
+        <w:rPr>
+          <w:rFonts w:hint="eastAsia"/>
+        </w:rPr>
+        <w:t>：</w:t>
+      </w:r>
+      <w:r>
+        <w:rPr>
+          <w:rFonts w:hint="eastAsia"/>
+        </w:rPr>
+        <w:t>节点选择模式</w:t>
+      </w:r>
+    </w:p>
+    <w:p>
+      <w:pPr>
+        <w:pStyle w:val="ListParagraph"/>
+        <w:numPr>
+          <w:ilvl w:val="1"/>
+          <w:numId w:val="11"/>
+        </w:numPr>
+        <w:ind w:firstLineChars="0"/>
+        <w:rPr>
+          <w:rFonts w:hint="eastAsia"/>
+        </w:rPr>
+      </w:pPr>
+      <w:r>
+        <w:rPr>
+          <w:rFonts w:hint="eastAsia"/>
+        </w:rPr>
+        <w:t>'random'</w:t>
+      </w:r>
+      <w:r>
+        <w:rPr>
+          <w:rFonts w:hint="eastAsia"/>
+        </w:rPr>
+        <w:t>：多个候选节点时随机选取</w:t>
+      </w:r>
+    </w:p>
+    <w:p>
+      <w:pPr>
+        <w:pStyle w:val="ListParagraph"/>
+        <w:numPr>
+          <w:ilvl w:val="1"/>
+          <w:numId w:val="11"/>
+        </w:numPr>
+        <w:ind w:firstLineChars="0"/>
+      </w:pPr>
+      <w:r>
+        <w:rPr>
+          <w:rFonts w:hint="eastAsia"/>
+        </w:rPr>
+        <w:t>'ordered'</w:t>
+      </w:r>
+      <w:r>
+        <w:rPr>
+          <w:rFonts w:hint="eastAsia"/>
+        </w:rPr>
+        <w:t>：多个候选节点时按照</w:t>
+      </w:r>
+      <w:r>
+        <w:rPr>
+          <w:rFonts w:hint="eastAsia"/>
+        </w:rPr>
+        <w:t>PreferedInstance</w:t>
+      </w:r>
+      <w:r>
+        <w:rPr>
+          <w:rFonts w:hint="eastAsia"/>
+        </w:rPr>
+        <w:t>的给出顺序选取</w:t>
+      </w:r>
+    </w:p>
+    <w:p>
+      <w:pPr>
+        <w:pStyle w:val="ListParagraph"/>
+        <w:numPr>
+          <w:ilvl w:val="0"/>
+          <w:numId w:val="11"/>
+        </w:numPr>
+        <w:ind w:firstLineChars="0"/>
+      </w:pPr>
+      <w:r>
+        <w:rPr>
+          <w:rFonts w:hint="eastAsia"/>
+        </w:rPr>
+        <w:t>添加</w:t>
+      </w:r>
+      <w:r>
+        <w:rPr>
+          <w:rFonts w:hint="eastAsia"/>
+        </w:rPr>
+        <w:t>Timeout</w:t>
+      </w:r>
+      <w:r>
+        <w:rPr>
+          <w:rFonts w:hint="eastAsia"/>
+        </w:rPr>
+        <w:t>属性</w:t>
+      </w:r>
+      <w:r>
+        <w:rPr>
+          <w:rFonts w:hint="eastAsia"/>
+        </w:rPr>
+        <w:t>：</w:t>
+      </w:r>
+      <w:r>
+        <w:rPr>
+          <w:rFonts w:hint="eastAsia"/>
+        </w:rPr>
+        <w:t>指定该连接中</w:t>
+      </w:r>
+      <w:r>
+        <w:rPr>
+          <w:rFonts w:hint="eastAsia"/>
+        </w:rPr>
+        <w:t>单个操作的超时时间</w:t>
+      </w:r>
+    </w:p>
+    <w:p/>
+    <w:p>
+      <w:pPr>
+        <w:pStyle w:val="Heading2"/>
+        <w:jc w:val="left"/>
+      </w:pPr>
+      <w:r>
+        <w:rPr>
+          <w:rFonts w:hint="eastAsia"/>
+        </w:rPr>
+        <w:t>Story</w:t>
+      </w:r>
+      <w:r>
+        <w:rPr>
+          <w:rFonts w:hint="eastAsia"/>
+        </w:rPr>
+        <w:t>约束和依赖</w:t>
+      </w:r>
+    </w:p>
+    <w:p>
+      <w:pPr>
+        <w:jc w:val="left"/>
+        <w:rPr>
+          <w:color w:val="00B0F0"/>
+        </w:rPr>
+      </w:pPr>
+      <w:r>
+        <w:rPr>
+          <w:rFonts w:hint="eastAsia"/>
+          <w:color w:val="00B0F0"/>
+        </w:rPr>
+        <w:t>说明：简单描述</w:t>
+      </w:r>
+      <w:r>
+        <w:rPr>
+          <w:rFonts w:hint="eastAsia"/>
+          <w:color w:val="00B0F0"/>
+        </w:rPr>
+        <w:t>Story</w:t>
+      </w:r>
+      <w:r>
+        <w:rPr>
+          <w:rFonts w:hint="eastAsia"/>
+          <w:color w:val="00B0F0"/>
+        </w:rPr>
+        <w:t>对其它功能的约束，以及对某些功能的依赖</w:t>
+      </w:r>
+    </w:p>
+    <w:p>
+      <w:pPr>
+        <w:jc w:val="left"/>
+      </w:pPr>
+    </w:p>
+    <w:p>
+      <w:pPr>
+        <w:pStyle w:val="Heading2"/>
+        <w:jc w:val="left"/>
+      </w:pPr>
+      <w:r>
+        <w:rPr>
+          <w:rFonts w:hint="eastAsia"/>
+        </w:rPr>
+        <w:lastRenderedPageBreak/>
+        <w:t xml:space="preserve">Story </w:t>
+      </w:r>
+      <w:r>
+        <w:rPr>
+          <w:rFonts w:hint="eastAsia"/>
+        </w:rPr>
+        <w:t>简单设计</w:t>
+      </w:r>
+    </w:p>
+    <w:p>
+      <w:pPr>
+        <w:pStyle w:val="Heading3"/>
+        <w:numPr>
+          <w:ilvl w:val="0"/>
+          <w:numId w:val="10"/>
+        </w:numPr>
+      </w:pPr>
+      <w:r>
+        <w:rPr>
+          <w:rFonts w:hint="eastAsia"/>
+        </w:rPr>
+        <w:t>i</w:t>
+      </w:r>
+      <w:r>
+        <w:rPr>
+          <w:rFonts w:hint="eastAsia"/>
+        </w:rPr>
+        <w:t>nstance</w:t>
+      </w:r>
+      <w:r>
+        <w:rPr>
+          <w:rFonts w:hint="eastAsia"/>
+        </w:rPr>
+        <w:t>id</w:t>
+      </w:r>
+      <w:r>
+        <w:rPr>
+          <w:rFonts w:hint="eastAsia"/>
+        </w:rPr>
+        <w:t>的定义</w:t>
+      </w:r>
+    </w:p>
+    <w:p>
+      <w:r>
+        <w:rPr>
+          <w:rFonts w:hint="eastAsia"/>
+        </w:rPr>
+        <w:t>i</w:t>
+      </w:r>
+      <w:r>
+        <w:rPr>
+          <w:rFonts w:hint="eastAsia"/>
+        </w:rPr>
+        <w:t>nstance</w:t>
+      </w:r>
+      <w:r>
+        <w:rPr>
+          <w:rFonts w:hint="eastAsia"/>
+        </w:rPr>
+        <w:t>id</w:t>
+      </w:r>
+      <w:r>
+        <w:rPr>
+          <w:rFonts w:hint="eastAsia"/>
+        </w:rPr>
+        <w:t>:</w:t>
+      </w:r>
+      <w:r>
+        <w:rPr>
+          <w:rFonts w:hint="eastAsia"/>
+        </w:rPr>
+        <w:t xml:space="preserve"> </w:t>
+      </w:r>
+      <w:r>
+        <w:rPr>
+          <w:rFonts w:hint="eastAsia"/>
+        </w:rPr>
+        <w:t>INT32</w:t>
+      </w:r>
+    </w:p>
+    <w:p/>
+    <w:p>
+      <w:pPr>
+        <w:pStyle w:val="ListParagraph"/>
+        <w:numPr>
+          <w:ilvl w:val="0"/>
+          <w:numId w:val="20"/>
+        </w:numPr>
+        <w:ind w:firstLineChars="0"/>
+      </w:pPr>
+      <w:r>
+        <w:rPr>
+          <w:rFonts w:hint="eastAsia"/>
+        </w:rPr>
+        <w:t>取值为</w:t>
+      </w:r>
+      <w:r>
+        <w:rPr>
+          <w:rFonts w:hint="eastAsia"/>
+        </w:rPr>
+        <w:t>1-255</w:t>
+      </w:r>
+    </w:p>
+    <w:p>
+      <w:pPr>
+        <w:pStyle w:val="ListParagraph"/>
+        <w:numPr>
+          <w:ilvl w:val="0"/>
+          <w:numId w:val="20"/>
+        </w:numPr>
+        <w:ind w:firstLineChars="0"/>
+        <w:rPr>
+          <w:rFonts w:hint="eastAsia"/>
+        </w:rPr>
+      </w:pPr>
+      <w:r>
+        <w:rPr>
+          <w:rFonts w:hint="eastAsia"/>
+        </w:rPr>
+        <w:t>缺省取值为节点在该组信息中的下标，若冲突则自动往后取值</w:t>
+      </w:r>
+    </w:p>
+    <w:p>
+      <w:pPr>
+        <w:pStyle w:val="ListParagraph"/>
+        <w:numPr>
+          <w:ilvl w:val="0"/>
+          <w:numId w:val="20"/>
+        </w:numPr>
+        <w:ind w:firstLineChars="0"/>
+        <w:rPr>
+          <w:rFonts w:hint="eastAsia"/>
+        </w:rPr>
+      </w:pPr>
+      <w:r>
+        <w:rPr>
+          <w:rFonts w:hint="eastAsia"/>
+        </w:rPr>
+        <w:t>组内可以重复</w:t>
+      </w:r>
+    </w:p>
+    <w:p>
+      <w:pPr>
+        <w:pStyle w:val="ListParagraph"/>
+        <w:numPr>
+          <w:ilvl w:val="1"/>
+          <w:numId w:val="20"/>
+        </w:numPr>
+        <w:ind w:firstLineChars="0"/>
+      </w:pPr>
+      <w:r>
+        <w:rPr>
+          <w:rFonts w:hint="eastAsia"/>
+        </w:rPr>
+        <w:t>即节点</w:t>
+      </w:r>
+      <w:r>
+        <w:rPr>
+          <w:rFonts w:hint="eastAsia"/>
+        </w:rPr>
+        <w:t>A</w:t>
+      </w:r>
+      <w:r>
+        <w:rPr>
+          <w:rFonts w:hint="eastAsia"/>
+        </w:rPr>
+        <w:t>设置为</w:t>
+      </w:r>
+      <w:r>
+        <w:rPr>
+          <w:rFonts w:hint="eastAsia"/>
+        </w:rPr>
+        <w:t>10</w:t>
+      </w:r>
+      <w:r>
+        <w:rPr>
+          <w:rFonts w:hint="eastAsia"/>
+        </w:rPr>
+        <w:t>，节点</w:t>
+      </w:r>
+      <w:r>
+        <w:rPr>
+          <w:rFonts w:hint="eastAsia"/>
+        </w:rPr>
+        <w:t>B</w:t>
+      </w:r>
+      <w:r>
+        <w:rPr>
+          <w:rFonts w:hint="eastAsia"/>
+        </w:rPr>
+        <w:t>也设置为</w:t>
+      </w:r>
+      <w:r>
+        <w:rPr>
+          <w:rFonts w:hint="eastAsia"/>
+        </w:rPr>
+        <w:t>10</w:t>
+      </w:r>
+      <w:r>
+        <w:rPr>
+          <w:rFonts w:hint="eastAsia"/>
+        </w:rPr>
+        <w:t>，则</w:t>
+      </w:r>
+      <w:r>
+        <w:rPr>
+          <w:rFonts w:hint="eastAsia"/>
+        </w:rPr>
+        <w:t>PreferedInstance</w:t>
+      </w:r>
+      <w:r>
+        <w:rPr>
+          <w:rFonts w:hint="eastAsia"/>
+        </w:rPr>
+        <w:t>设置</w:t>
+      </w:r>
+      <w:r>
+        <w:rPr>
+          <w:rFonts w:hint="eastAsia"/>
+        </w:rPr>
+        <w:t>10</w:t>
+      </w:r>
+      <w:r>
+        <w:rPr>
+          <w:rFonts w:hint="eastAsia"/>
+        </w:rPr>
+        <w:t>可以在节点</w:t>
+      </w:r>
+      <w:r>
+        <w:rPr>
+          <w:rFonts w:hint="eastAsia"/>
+        </w:rPr>
+        <w:t>A</w:t>
+      </w:r>
+      <w:r>
+        <w:rPr>
+          <w:rFonts w:hint="eastAsia"/>
+        </w:rPr>
+        <w:t>和节点</w:t>
+      </w:r>
+      <w:r>
+        <w:rPr>
+          <w:rFonts w:hint="eastAsia"/>
+        </w:rPr>
+        <w:t>B</w:t>
+      </w:r>
+      <w:r>
+        <w:rPr>
+          <w:rFonts w:hint="eastAsia"/>
+        </w:rPr>
+        <w:t>中选取</w:t>
+      </w:r>
+    </w:p>
+    <w:p/>
+    <w:p>
+      <w:pPr>
+        <w:pStyle w:val="Heading3"/>
+      </w:pPr>
+      <w:r>
+        <w:rPr>
+          <w:rFonts w:hint="eastAsia"/>
+        </w:rPr>
+        <w:t>数据节点的选取</w:t>
+      </w:r>
+    </w:p>
+    <w:p>
+      <w:pPr>
+        <w:pStyle w:val="ListParagraph"/>
+        <w:numPr>
+          <w:ilvl w:val="0"/>
+          <w:numId w:val="18"/>
+        </w:numPr>
+        <w:ind w:firstLineChars="0"/>
+        <w:jc w:val="left"/>
       </w:pPr>
       <w:r>
         <w:rPr>
@@ -1729,9 +1721,6 @@
         </w:numPr>
         <w:ind w:firstLineChars="0"/>
         <w:jc w:val="left"/>
-        <w:rPr>
-          <w:rFonts w:hint="eastAsia"/>
-        </w:rPr>
       </w:pPr>
       <w:r>
         <w:rPr>
@@ -1814,21 +1803,76 @@
         </w:numPr>
         <w:ind w:firstLineChars="0"/>
         <w:jc w:val="left"/>
-        <w:rPr>
-          <w:rFonts w:hint="eastAsia"/>
-        </w:rPr>
-      </w:pPr>
-      <w:r>
-        <w:rPr>
-          <w:rFonts w:hint="eastAsia"/>
-        </w:rPr>
-        <w:t>0</w:t>
-      </w:r>
-      <w:r>
-        <w:rPr>
-          <w:rFonts w:hint="eastAsia"/>
-        </w:rPr>
-        <w:t>，随机选取</w:t>
+      </w:pPr>
+      <w:r>
+        <w:rPr>
+          <w:rFonts w:hint="eastAsia"/>
+        </w:rPr>
+        <w:t xml:space="preserve">[ 1 - </w:t>
+      </w:r>
+      <w:r>
+        <w:rPr>
+          <w:rFonts w:hint="eastAsia"/>
+        </w:rPr>
+        <w:t>255</w:t>
+      </w:r>
+      <w:r>
+        <w:rPr>
+          <w:rFonts w:hint="eastAsia"/>
+        </w:rPr>
+        <w:t xml:space="preserve"> ]</w:t>
+      </w:r>
+    </w:p>
+    <w:p>
+      <w:pPr>
+        <w:pStyle w:val="ListParagraph"/>
+        <w:numPr>
+          <w:ilvl w:val="3"/>
+          <w:numId w:val="18"/>
+        </w:numPr>
+        <w:ind w:firstLineChars="0"/>
+        <w:jc w:val="left"/>
+      </w:pPr>
+      <w:r>
+        <w:rPr>
+          <w:rFonts w:hint="eastAsia"/>
+        </w:rPr>
+        <w:t>如果有这个</w:t>
+      </w:r>
+      <w:r>
+        <w:rPr>
+          <w:rFonts w:hint="eastAsia"/>
+        </w:rPr>
+        <w:t>instanceid</w:t>
+      </w:r>
+      <w:r>
+        <w:rPr>
+          <w:rFonts w:hint="eastAsia"/>
+        </w:rPr>
+        <w:t>的节点，则选取该节点</w:t>
+      </w:r>
+    </w:p>
+    <w:p>
+      <w:pPr>
+        <w:pStyle w:val="ListParagraph"/>
+        <w:numPr>
+          <w:ilvl w:val="3"/>
+          <w:numId w:val="18"/>
+        </w:numPr>
+        <w:ind w:firstLineChars="0"/>
+        <w:jc w:val="left"/>
+      </w:pPr>
+      <w:r>
+        <w:rPr>
+          <w:rFonts w:hint="eastAsia"/>
+        </w:rPr>
+        <w:t>如果没有，</w:t>
+      </w:r>
+      <w:r>
+        <w:rPr>
+          <w:rFonts w:hint="eastAsia"/>
+        </w:rPr>
+        <w:t>随机选取</w:t>
       </w:r>
     </w:p>
     <w:p>
@@ -1845,7 +1889,243 @@
         <w:rPr>
           <w:rFonts w:hint="eastAsia"/>
         </w:rPr>
-        <w:t>[ 1 - 7 ]</w:t>
+        <w:t>'</w:t>
+      </w:r>
+      <w:r>
+        <w:rPr>
+          <w:rFonts w:hint="eastAsia"/>
+        </w:rPr>
+        <w:t>M</w:t>
+      </w:r>
+      <w:r>
+        <w:rPr>
+          <w:rFonts w:hint="eastAsia"/>
+        </w:rPr>
+        <w:t>'</w:t>
+      </w:r>
+      <w:r>
+        <w:rPr>
+          <w:rFonts w:hint="eastAsia"/>
+        </w:rPr>
+        <w:t>、</w:t>
+      </w:r>
+      <w:r>
+        <w:rPr>
+          <w:rFonts w:hint="eastAsia"/>
+        </w:rPr>
+        <w:t>'</w:t>
+      </w:r>
+      <w:r>
+        <w:rPr>
+          <w:rFonts w:hint="eastAsia"/>
+        </w:rPr>
+        <w:t>S</w:t>
+      </w:r>
+      <w:r>
+        <w:rPr>
+          <w:rFonts w:hint="eastAsia"/>
+        </w:rPr>
+        <w:t>'</w:t>
+      </w:r>
+      <w:r>
+        <w:rPr>
+          <w:rFonts w:hint="eastAsia"/>
+        </w:rPr>
+        <w:t>、</w:t>
+      </w:r>
+      <w:r>
+        <w:rPr>
+          <w:rFonts w:hint="eastAsia"/>
+        </w:rPr>
+        <w:t>'</w:t>
+      </w:r>
+      <w:r>
+        <w:rPr>
+          <w:rFonts w:hint="eastAsia"/>
+        </w:rPr>
+        <w:t>A</w:t>
+      </w:r>
+      <w:r>
+        <w:rPr>
+          <w:rFonts w:hint="eastAsia"/>
+        </w:rPr>
+        <w:t>'</w:t>
+      </w:r>
+      <w:r>
+        <w:rPr>
+          <w:rFonts w:hint="eastAsia"/>
+        </w:rPr>
+        <w:t>：流程不改变</w:t>
+      </w:r>
+    </w:p>
+    <w:p>
+      <w:pPr>
+        <w:pStyle w:val="ListParagraph"/>
+        <w:numPr>
+          <w:ilvl w:val="2"/>
+          <w:numId w:val="18"/>
+        </w:numPr>
+        <w:ind w:firstLineChars="0"/>
+        <w:jc w:val="left"/>
+      </w:pPr>
+      <w:r>
+        <w:rPr>
+          <w:rFonts w:hint="eastAsia"/>
+        </w:rPr>
+        <w:t>其他值：</w:t>
+      </w:r>
+      <w:r>
+        <w:rPr>
+          <w:rFonts w:hint="eastAsia"/>
+        </w:rPr>
+        <w:t>不</w:t>
+      </w:r>
+      <w:r>
+        <w:rPr>
+          <w:rFonts w:hint="eastAsia"/>
+        </w:rPr>
+        <w:t>报错</w:t>
+      </w:r>
+      <w:r>
+        <w:rPr>
+          <w:rFonts w:hint="eastAsia"/>
+        </w:rPr>
+        <w:t>，随机选取</w:t>
+      </w:r>
+    </w:p>
+    <w:p>
+      <w:pPr>
+        <w:pStyle w:val="ListParagraph"/>
+        <w:numPr>
+          <w:ilvl w:val="1"/>
+          <w:numId w:val="18"/>
+        </w:numPr>
+        <w:ind w:firstLineChars="0"/>
+        <w:jc w:val="left"/>
+      </w:pPr>
+      <w:r>
+        <w:rPr>
+          <w:rFonts w:hint="eastAsia"/>
+        </w:rPr>
+        <w:t>如果</w:t>
+      </w:r>
+      <w:r>
+        <w:rPr>
+          <w:rFonts w:hint="eastAsia"/>
+        </w:rPr>
+        <w:t>PreferedInstance</w:t>
+      </w:r>
+      <w:r>
+        <w:rPr>
+          <w:rFonts w:hint="eastAsia"/>
+        </w:rPr>
+        <w:t>是数组</w:t>
+      </w:r>
+    </w:p>
+    <w:p>
+      <w:pPr>
+        <w:pStyle w:val="ListParagraph"/>
+        <w:numPr>
+          <w:ilvl w:val="2"/>
+          <w:numId w:val="18"/>
+        </w:numPr>
+        <w:ind w:firstLineChars="0"/>
+        <w:jc w:val="left"/>
+      </w:pPr>
+      <w:r>
+        <w:rPr>
+          <w:rFonts w:hint="eastAsia"/>
+        </w:rPr>
+        <w:t>过滤掉其它不合法的值</w:t>
+      </w:r>
+    </w:p>
+    <w:p>
+      <w:pPr>
+        <w:pStyle w:val="ListParagraph"/>
+        <w:numPr>
+          <w:ilvl w:val="2"/>
+          <w:numId w:val="18"/>
+        </w:numPr>
+        <w:ind w:firstLineChars="0"/>
+        <w:jc w:val="left"/>
+      </w:pPr>
+      <w:r>
+        <w:rPr>
+          <w:rFonts w:hint="eastAsia"/>
+        </w:rPr>
+        <w:t>'</w:t>
+      </w:r>
+      <w:r>
+        <w:rPr>
+          <w:rFonts w:hint="eastAsia"/>
+        </w:rPr>
+        <w:t>M</w:t>
+      </w:r>
+      <w:r>
+        <w:rPr>
+          <w:rFonts w:hint="eastAsia"/>
+        </w:rPr>
+        <w:t>'</w:t>
+      </w:r>
+      <w:r>
+        <w:rPr>
+          <w:rFonts w:hint="eastAsia"/>
+        </w:rPr>
+        <w:t>、</w:t>
+      </w:r>
+      <w:r>
+        <w:rPr>
+          <w:rFonts w:hint="eastAsia"/>
+        </w:rPr>
+        <w:t>'</w:t>
+      </w:r>
+      <w:r>
+        <w:rPr>
+          <w:rFonts w:hint="eastAsia"/>
+        </w:rPr>
+        <w:t>S</w:t>
+      </w:r>
+      <w:r>
+        <w:rPr>
+          <w:rFonts w:hint="eastAsia"/>
+        </w:rPr>
+        <w:t>'</w:t>
+      </w:r>
+      <w:r>
+        <w:rPr>
+          <w:rFonts w:hint="eastAsia"/>
+        </w:rPr>
+        <w:t>、</w:t>
+      </w:r>
+      <w:r>
+        <w:rPr>
+          <w:rFonts w:hint="eastAsia"/>
+        </w:rPr>
+        <w:t>'</w:t>
+      </w:r>
+      <w:r>
+        <w:rPr>
+          <w:rFonts w:hint="eastAsia"/>
+        </w:rPr>
+        <w:t>A</w:t>
+      </w:r>
+      <w:r>
+        <w:rPr>
+          <w:rFonts w:hint="eastAsia"/>
+        </w:rPr>
+        <w:t>'</w:t>
+      </w:r>
+      <w:r>
+        <w:rPr>
+          <w:rFonts w:hint="eastAsia"/>
+        </w:rPr>
+        <w:t>：</w:t>
+      </w:r>
+      <w:r>
+        <w:rPr>
+          <w:rFonts w:hint="eastAsia"/>
+        </w:rPr>
+        <w:t>只能有一个</w:t>
       </w:r>
     </w:p>
     <w:p>
@@ -1862,19 +2142,37 @@
         <w:rPr>
           <w:rFonts w:hint="eastAsia"/>
         </w:rPr>
-        <w:t>如果有这个</w:t>
-      </w:r>
-      <w:r>
-        <w:rPr>
-          <w:rFonts w:hint="eastAsia"/>
-        </w:rPr>
-        <w:t>InstanceID</w:t>
-      </w:r>
-      <w:r>
-        <w:rPr>
-          <w:rFonts w:hint="eastAsia"/>
-        </w:rPr>
-        <w:t>的节点，则选取该节点</w:t>
+        <w:t>'M'</w:t>
+      </w:r>
+      <w:r>
+        <w:rPr>
+          <w:rFonts w:hint="eastAsia"/>
+        </w:rPr>
+        <w:t>、</w:t>
+      </w:r>
+      <w:r>
+        <w:rPr>
+          <w:rFonts w:hint="eastAsia"/>
+        </w:rPr>
+        <w:t>'S'</w:t>
+      </w:r>
+      <w:r>
+        <w:rPr>
+          <w:rFonts w:hint="eastAsia"/>
+        </w:rPr>
+        <w:t>、</w:t>
+      </w:r>
+      <w:r>
+        <w:rPr>
+          <w:rFonts w:hint="eastAsia"/>
+        </w:rPr>
+        <w:t>'A'</w:t>
+      </w:r>
+      <w:r>
+        <w:rPr>
+          <w:rFonts w:hint="eastAsia"/>
+        </w:rPr>
+        <w:t>只选取数组中位置较前的一个</w:t>
       </w:r>
     </w:p>
     <w:p>
@@ -1886,27 +2184,42 @@
         </w:numPr>
         <w:ind w:firstLineChars="0"/>
         <w:jc w:val="left"/>
-        <w:rPr>
-          <w:rFonts w:hint="eastAsia"/>
-        </w:rPr>
-      </w:pPr>
-      <w:r>
-        <w:rPr>
-          <w:rFonts w:hint="eastAsia"/>
-        </w:rPr>
-        <w:t>如果没有，选取位置为</w:t>
-      </w:r>
-      <w:r>
-        <w:rPr>
-          <w:rFonts w:hint="eastAsia"/>
-        </w:rPr>
-        <w:t>InstanceID % nodeCount</w:t>
-      </w:r>
-      <w:r>
-        <w:rPr>
-          <w:rFonts w:hint="eastAsia"/>
-        </w:rPr>
-        <w:t>的节点</w:t>
+      </w:pPr>
+      <w:r>
+        <w:rPr>
+          <w:rFonts w:hint="eastAsia"/>
+        </w:rPr>
+        <w:t>'M'</w:t>
+      </w:r>
+      <w:r>
+        <w:rPr>
+          <w:rFonts w:hint="eastAsia"/>
+        </w:rPr>
+        <w:t>、</w:t>
+      </w:r>
+      <w:r>
+        <w:rPr>
+          <w:rFonts w:hint="eastAsia"/>
+        </w:rPr>
+        <w:t>'S'</w:t>
+      </w:r>
+      <w:r>
+        <w:rPr>
+          <w:rFonts w:hint="eastAsia"/>
+        </w:rPr>
+        <w:t>、</w:t>
+      </w:r>
+      <w:r>
+        <w:rPr>
+          <w:rFonts w:hint="eastAsia"/>
+        </w:rPr>
+        <w:t>'A'</w:t>
+      </w:r>
+      <w:r>
+        <w:rPr>
+          <w:rFonts w:hint="eastAsia"/>
+        </w:rPr>
+        <w:t>的优先级低于数值</w:t>
       </w:r>
     </w:p>
     <w:p>
@@ -1923,13 +2236,189 @@
         <w:rPr>
           <w:rFonts w:hint="eastAsia"/>
         </w:rPr>
-        <w:t>M/S/A(8, 9, 10)</w:t>
-      </w:r>
-      <w:r>
-        <w:rPr>
-          <w:rFonts w:hint="eastAsia"/>
-        </w:rPr>
-        <w:t>：流程不改变</w:t>
+        <w:t>如果有</w:t>
+      </w:r>
+      <w:r>
+        <w:rPr>
+          <w:rFonts w:hint="eastAsia"/>
+        </w:rPr>
+        <w:t>i</w:t>
+      </w:r>
+      <w:r>
+        <w:rPr>
+          <w:rFonts w:hint="eastAsia"/>
+        </w:rPr>
+        <w:t>nstance</w:t>
+      </w:r>
+      <w:r>
+        <w:rPr>
+          <w:rFonts w:hint="eastAsia"/>
+        </w:rPr>
+        <w:t>id</w:t>
+      </w:r>
+      <w:r>
+        <w:rPr>
+          <w:rFonts w:hint="eastAsia"/>
+        </w:rPr>
+        <w:t>在</w:t>
+      </w:r>
+      <w:r>
+        <w:rPr>
+          <w:rFonts w:hint="eastAsia"/>
+        </w:rPr>
+        <w:t>PreferedInstance</w:t>
+      </w:r>
+      <w:r>
+        <w:rPr>
+          <w:rFonts w:hint="eastAsia"/>
+        </w:rPr>
+        <w:t>数组中的节点</w:t>
+      </w:r>
+    </w:p>
+    <w:p>
+      <w:pPr>
+        <w:pStyle w:val="ListParagraph"/>
+        <w:numPr>
+          <w:ilvl w:val="3"/>
+          <w:numId w:val="18"/>
+        </w:numPr>
+        <w:ind w:firstLineChars="0"/>
+        <w:jc w:val="left"/>
+      </w:pPr>
+      <w:r>
+        <w:rPr>
+          <w:rFonts w:hint="eastAsia"/>
+        </w:rPr>
+        <w:t>只有一个，直接选取该节点</w:t>
+      </w:r>
+    </w:p>
+    <w:p>
+      <w:pPr>
+        <w:pStyle w:val="ListParagraph"/>
+        <w:numPr>
+          <w:ilvl w:val="3"/>
+          <w:numId w:val="18"/>
+        </w:numPr>
+        <w:ind w:firstLineChars="0"/>
+        <w:jc w:val="left"/>
+      </w:pPr>
+      <w:r>
+        <w:rPr>
+          <w:rFonts w:hint="eastAsia"/>
+        </w:rPr>
+        <w:t>有多个</w:t>
+      </w:r>
+      <w:r>
+        <w:rPr>
+          <w:rFonts w:hint="eastAsia"/>
+        </w:rPr>
+        <w:t>候选节点</w:t>
+      </w:r>
+      <w:r>
+        <w:rPr>
+          <w:rFonts w:hint="eastAsia"/>
+        </w:rPr>
+        <w:t>，</w:t>
+      </w:r>
+      <w:r>
+        <w:rPr>
+          <w:rFonts w:hint="eastAsia"/>
+        </w:rPr>
+        <w:t>根据</w:t>
+      </w:r>
+      <w:r>
+        <w:rPr>
+          <w:rFonts w:hint="eastAsia"/>
+        </w:rPr>
+        <w:t>preferedInstanceMethod</w:t>
+      </w:r>
+      <w:r>
+        <w:rPr>
+          <w:rFonts w:hint="eastAsia"/>
+        </w:rPr>
+        <w:t>选取</w:t>
+      </w:r>
+    </w:p>
+    <w:p>
+      <w:pPr>
+        <w:pStyle w:val="ListParagraph"/>
+        <w:numPr>
+          <w:ilvl w:val="4"/>
+          <w:numId w:val="18"/>
+        </w:numPr>
+        <w:ind w:firstLineChars="0"/>
+        <w:jc w:val="left"/>
+      </w:pPr>
+      <w:r>
+        <w:rPr>
+          <w:rFonts w:hint="eastAsia"/>
+        </w:rPr>
+        <w:t>'</w:t>
+      </w:r>
+      <w:r>
+        <w:rPr>
+          <w:rFonts w:hint="eastAsia"/>
+        </w:rPr>
+        <w:t>random</w:t>
+      </w:r>
+      <w:r>
+        <w:rPr>
+          <w:rFonts w:hint="eastAsia"/>
+        </w:rPr>
+        <w:t>'</w:t>
+      </w:r>
+      <w:r>
+        <w:rPr>
+          <w:rFonts w:hint="eastAsia"/>
+        </w:rPr>
+        <w:t>：随机选取</w:t>
+      </w:r>
+    </w:p>
+    <w:p>
+      <w:pPr>
+        <w:pStyle w:val="ListParagraph"/>
+        <w:numPr>
+          <w:ilvl w:val="4"/>
+          <w:numId w:val="18"/>
+        </w:numPr>
+        <w:ind w:firstLineChars="0"/>
+        <w:jc w:val="left"/>
+      </w:pPr>
+      <w:r>
+        <w:rPr>
+          <w:rFonts w:hint="eastAsia"/>
+        </w:rPr>
+        <w:t>'</w:t>
+      </w:r>
+      <w:r>
+        <w:rPr>
+          <w:rFonts w:hint="eastAsia"/>
+        </w:rPr>
+        <w:t>ordered</w:t>
+      </w:r>
+      <w:r>
+        <w:rPr>
+          <w:rFonts w:hint="eastAsia"/>
+        </w:rPr>
+        <w:t>'</w:t>
+      </w:r>
+      <w:r>
+        <w:rPr>
+          <w:rFonts w:hint="eastAsia"/>
+        </w:rPr>
+        <w:t>：</w:t>
+      </w:r>
+      <w:r>
+        <w:rPr>
+          <w:rFonts w:hint="eastAsia"/>
+        </w:rPr>
+        <w:t>按顺序优</w:t>
+      </w:r>
+      <w:r>
+        <w:rPr>
+          <w:rFonts w:hint="eastAsia"/>
+        </w:rPr>
+        <w:t>先选</w:t>
       </w:r>
     </w:p>
     <w:p>
@@ -1941,16 +2430,48 @@
         </w:numPr>
         <w:ind w:firstLineChars="0"/>
         <w:jc w:val="left"/>
-        <w:rPr>
-          <w:highlight w:val="yellow"/>
-        </w:rPr>
-      </w:pPr>
-      <w:r>
-        <w:rPr>
-          <w:rFonts w:hint="eastAsia"/>
-          <w:highlight w:val="yellow"/>
-        </w:rPr>
-        <w:t>[ 16 - 31 ]</w:t>
+      </w:pPr>
+      <w:r>
+        <w:rPr>
+          <w:rFonts w:hint="eastAsia"/>
+        </w:rPr>
+        <w:t>如果没有</w:t>
+      </w:r>
+      <w:r>
+        <w:rPr>
+          <w:rFonts w:hint="eastAsia"/>
+        </w:rPr>
+        <w:t>i</w:t>
+      </w:r>
+      <w:r>
+        <w:rPr>
+          <w:rFonts w:hint="eastAsia"/>
+        </w:rPr>
+        <w:t>nstance</w:t>
+      </w:r>
+      <w:r>
+        <w:rPr>
+          <w:rFonts w:hint="eastAsia"/>
+        </w:rPr>
+        <w:t>id</w:t>
+      </w:r>
+      <w:r>
+        <w:rPr>
+          <w:rFonts w:hint="eastAsia"/>
+        </w:rPr>
+        <w:t>在</w:t>
+      </w:r>
+      <w:r>
+        <w:rPr>
+          <w:rFonts w:hint="eastAsia"/>
+        </w:rPr>
+        <w:t>PreferedInstance</w:t>
+      </w:r>
+      <w:r>
+        <w:rPr>
+          <w:rFonts w:hint="eastAsia"/>
+        </w:rPr>
+        <w:t>数组中的节点</w:t>
       </w:r>
     </w:p>
     <w:p>
@@ -1962,72 +2483,96 @@
         </w:numPr>
         <w:ind w:firstLineChars="0"/>
         <w:jc w:val="left"/>
-        <w:rPr>
-          <w:highlight w:val="yellow"/>
-        </w:rPr>
-      </w:pPr>
-      <w:r>
-        <w:rPr>
-          <w:rFonts w:hint="eastAsia"/>
-          <w:highlight w:val="yellow"/>
-        </w:rPr>
-        <w:t>如果有这个</w:t>
-      </w:r>
-      <w:r>
-        <w:rPr>
-          <w:rFonts w:hint="eastAsia"/>
-          <w:highlight w:val="yellow"/>
-        </w:rPr>
-        <w:t>InstanceID</w:t>
-      </w:r>
-      <w:r>
-        <w:rPr>
-          <w:rFonts w:hint="eastAsia"/>
-          <w:highlight w:val="yellow"/>
-        </w:rPr>
-        <w:t>的节点</w:t>
-      </w:r>
-    </w:p>
-    <w:p>
-      <w:pPr>
-        <w:pStyle w:val="ListParagraph"/>
-        <w:numPr>
-          <w:ilvl w:val="4"/>
-          <w:numId w:val="18"/>
-        </w:numPr>
-        <w:ind w:firstLineChars="0"/>
-        <w:jc w:val="left"/>
-        <w:rPr>
-          <w:highlight w:val="yellow"/>
-        </w:rPr>
-      </w:pPr>
-      <w:r>
-        <w:rPr>
-          <w:rFonts w:hint="eastAsia"/>
-          <w:highlight w:val="yellow"/>
-        </w:rPr>
-        <w:t>只有一个，直接选取该节点</w:t>
-      </w:r>
-    </w:p>
-    <w:p>
-      <w:pPr>
-        <w:pStyle w:val="ListParagraph"/>
-        <w:numPr>
-          <w:ilvl w:val="4"/>
-          <w:numId w:val="18"/>
-        </w:numPr>
-        <w:ind w:firstLineChars="0"/>
-        <w:jc w:val="left"/>
-        <w:rPr>
-          <w:highlight w:val="yellow"/>
-        </w:rPr>
-      </w:pPr>
-      <w:r>
-        <w:rPr>
-          <w:rFonts w:hint="eastAsia"/>
-          <w:highlight w:val="yellow"/>
-        </w:rPr>
-        <w:t>有多个，在这多个中随机选取</w:t>
+      </w:pPr>
+      <w:r>
+        <w:rPr>
+          <w:rFonts w:hint="eastAsia"/>
+        </w:rPr>
+        <w:t>如果</w:t>
+      </w:r>
+      <w:r>
+        <w:rPr>
+          <w:rFonts w:hint="eastAsia"/>
+        </w:rPr>
+        <w:t>PreferedInstance</w:t>
+      </w:r>
+      <w:r>
+        <w:rPr>
+          <w:rFonts w:hint="eastAsia"/>
+        </w:rPr>
+        <w:t>数组中带有</w:t>
+      </w:r>
+      <w:r>
+        <w:rPr>
+          <w:rFonts w:hint="eastAsia"/>
+        </w:rPr>
+        <w:t>'M'</w:t>
+      </w:r>
+      <w:r>
+        <w:rPr>
+          <w:rFonts w:hint="eastAsia"/>
+        </w:rPr>
+        <w:t>、</w:t>
+      </w:r>
+      <w:r>
+        <w:rPr>
+          <w:rFonts w:hint="eastAsia"/>
+        </w:rPr>
+        <w:t>'S'</w:t>
+      </w:r>
+      <w:r>
+        <w:rPr>
+          <w:rFonts w:hint="eastAsia"/>
+        </w:rPr>
+        <w:t>、</w:t>
+      </w:r>
+      <w:r>
+        <w:rPr>
+          <w:rFonts w:hint="eastAsia"/>
+        </w:rPr>
+        <w:t>'A'</w:t>
+      </w:r>
+      <w:r>
+        <w:rPr>
+          <w:rFonts w:hint="eastAsia"/>
+        </w:rPr>
+        <w:t>，按照</w:t>
+      </w:r>
+      <w:r>
+        <w:rPr>
+          <w:rFonts w:hint="eastAsia"/>
+        </w:rPr>
+        <w:t>'M'</w:t>
+      </w:r>
+      <w:r>
+        <w:rPr>
+          <w:rFonts w:hint="eastAsia"/>
+        </w:rPr>
+        <w:t>、</w:t>
+      </w:r>
+      <w:r>
+        <w:rPr>
+          <w:rFonts w:hint="eastAsia"/>
+        </w:rPr>
+        <w:t>'S'</w:t>
+      </w:r>
+      <w:r>
+        <w:rPr>
+          <w:rFonts w:hint="eastAsia"/>
+        </w:rPr>
+        <w:t>、</w:t>
+      </w:r>
+      <w:r>
+        <w:rPr>
+          <w:rFonts w:hint="eastAsia"/>
+        </w:rPr>
+        <w:t>'A'</w:t>
+      </w:r>
+      <w:r>
+        <w:rPr>
+          <w:rFonts w:hint="eastAsia"/>
+        </w:rPr>
+        <w:t>的规则选取</w:t>
       </w:r>
     </w:p>
     <w:p>
@@ -2039,58 +2584,6 @@
         </w:numPr>
         <w:ind w:firstLineChars="0"/>
         <w:jc w:val="left"/>
-        <w:rPr>
-          <w:highlight w:val="yellow"/>
-        </w:rPr>
-      </w:pPr>
-      <w:r>
-        <w:rPr>
-          <w:rFonts w:hint="eastAsia"/>
-          <w:highlight w:val="yellow"/>
-        </w:rPr>
-        <w:t>如果没有这个</w:t>
-      </w:r>
-      <w:r>
-        <w:rPr>
-          <w:rFonts w:hint="eastAsia"/>
-          <w:highlight w:val="yellow"/>
-        </w:rPr>
-        <w:t>InstanceID</w:t>
-      </w:r>
-      <w:r>
-        <w:rPr>
-          <w:rFonts w:hint="eastAsia"/>
-          <w:highlight w:val="yellow"/>
-        </w:rPr>
-        <w:t>的节点，随机选取</w:t>
-      </w:r>
-    </w:p>
-    <w:p>
-      <w:pPr>
-        <w:pStyle w:val="ListParagraph"/>
-        <w:numPr>
-          <w:ilvl w:val="2"/>
-          <w:numId w:val="18"/>
-        </w:numPr>
-        <w:ind w:firstLineChars="0"/>
-        <w:jc w:val="left"/>
-      </w:pPr>
-      <w:r>
-        <w:rPr>
-          <w:rFonts w:hint="eastAsia"/>
-        </w:rPr>
-        <w:t>其他值：随机选取</w:t>
-      </w:r>
-    </w:p>
-    <w:p>
-      <w:pPr>
-        <w:pStyle w:val="ListParagraph"/>
-        <w:numPr>
-          <w:ilvl w:val="1"/>
-          <w:numId w:val="18"/>
-        </w:numPr>
-        <w:ind w:firstLineChars="0"/>
-        <w:jc w:val="left"/>
       </w:pPr>
       <w:r>
         <w:rPr>
@@ -2108,389 +2601,37 @@
         <w:rPr>
           <w:rFonts w:hint="eastAsia"/>
         </w:rPr>
-        <w:t>是数组</w:t>
-      </w:r>
-    </w:p>
-    <w:p>
-      <w:pPr>
-        <w:pStyle w:val="ListParagraph"/>
-        <w:numPr>
-          <w:ilvl w:val="2"/>
-          <w:numId w:val="18"/>
-        </w:numPr>
-        <w:ind w:firstLineChars="0"/>
-        <w:jc w:val="left"/>
-      </w:pPr>
-      <w:r>
-        <w:rPr>
-          <w:rFonts w:hint="eastAsia"/>
-        </w:rPr>
-        <w:t>过滤掉</w:t>
-      </w:r>
-      <w:r>
-        <w:rPr>
-          <w:rFonts w:hint="eastAsia"/>
-        </w:rPr>
-        <w:t>0</w:t>
-      </w:r>
-      <w:r>
-        <w:rPr>
-          <w:rFonts w:hint="eastAsia"/>
-        </w:rPr>
-        <w:t>和其它不合法的值</w:t>
-      </w:r>
-    </w:p>
-    <w:p>
-      <w:pPr>
-        <w:pStyle w:val="ListParagraph"/>
-        <w:numPr>
-          <w:ilvl w:val="2"/>
-          <w:numId w:val="18"/>
-        </w:numPr>
-        <w:ind w:firstLineChars="0"/>
-        <w:jc w:val="left"/>
-        <w:rPr>
-          <w:rFonts w:hint="eastAsia"/>
-        </w:rPr>
-      </w:pPr>
-      <w:r>
-        <w:rPr>
-          <w:rFonts w:hint="eastAsia"/>
-        </w:rPr>
-        <w:t>M/S/A</w:t>
-      </w:r>
-      <w:r>
-        <w:rPr>
-          <w:rFonts w:hint="eastAsia"/>
-        </w:rPr>
-        <w:t>只能有一个</w:t>
-      </w:r>
-    </w:p>
-    <w:p>
-      <w:pPr>
-        <w:pStyle w:val="ListParagraph"/>
-        <w:numPr>
-          <w:ilvl w:val="3"/>
-          <w:numId w:val="18"/>
-        </w:numPr>
-        <w:ind w:firstLineChars="0"/>
-        <w:jc w:val="left"/>
-        <w:rPr>
-          <w:rFonts w:hint="eastAsia"/>
-        </w:rPr>
-      </w:pPr>
-      <w:r>
-        <w:rPr>
-          <w:rFonts w:hint="eastAsia"/>
-        </w:rPr>
-        <w:t>只选取数组中位置较前的一个</w:t>
-      </w:r>
-    </w:p>
-    <w:p>
-      <w:pPr>
-        <w:pStyle w:val="ListParagraph"/>
-        <w:numPr>
-          <w:ilvl w:val="3"/>
-          <w:numId w:val="18"/>
-        </w:numPr>
-        <w:ind w:firstLineChars="0"/>
-        <w:jc w:val="left"/>
-        <w:rPr>
-          <w:rFonts w:hint="eastAsia"/>
-        </w:rPr>
-      </w:pPr>
-      <w:r>
-        <w:rPr>
-          <w:rFonts w:hint="eastAsia"/>
-        </w:rPr>
-        <w:t>M/S/A</w:t>
-      </w:r>
-      <w:r>
-        <w:rPr>
-          <w:rFonts w:hint="eastAsia"/>
-        </w:rPr>
-        <w:t>的优先级低于数值</w:t>
-      </w:r>
-    </w:p>
-    <w:p>
-      <w:pPr>
-        <w:pStyle w:val="ListParagraph"/>
-        <w:numPr>
-          <w:ilvl w:val="2"/>
-          <w:numId w:val="18"/>
-        </w:numPr>
-        <w:ind w:firstLineChars="0"/>
-        <w:jc w:val="left"/>
-      </w:pPr>
-      <w:r>
-        <w:rPr>
-          <w:rFonts w:hint="eastAsia"/>
-        </w:rPr>
-        <w:t>如果有</w:t>
-      </w:r>
-      <w:r>
-        <w:rPr>
-          <w:rFonts w:hint="eastAsia"/>
-        </w:rPr>
-        <w:t>InstanceID</w:t>
-      </w:r>
-      <w:r>
-        <w:rPr>
-          <w:rFonts w:hint="eastAsia"/>
-        </w:rPr>
-        <w:t>在</w:t>
-      </w:r>
-      <w:r>
-        <w:rPr>
-          <w:rFonts w:hint="eastAsia"/>
-        </w:rPr>
-        <w:t>PreferedInstance</w:t>
-      </w:r>
-      <w:r>
-        <w:rPr>
-          <w:rFonts w:hint="eastAsia"/>
-        </w:rPr>
-        <w:t>数组中的节点</w:t>
-      </w:r>
-    </w:p>
-    <w:p>
-      <w:pPr>
-        <w:pStyle w:val="ListParagraph"/>
-        <w:numPr>
-          <w:ilvl w:val="3"/>
-          <w:numId w:val="18"/>
-        </w:numPr>
-        <w:ind w:firstLineChars="0"/>
-        <w:jc w:val="left"/>
-      </w:pPr>
-      <w:r>
-        <w:rPr>
-          <w:rFonts w:hint="eastAsia"/>
-        </w:rPr>
-        <w:lastRenderedPageBreak/>
-        <w:t>只有一个，直接选取该节点</w:t>
-      </w:r>
-    </w:p>
-    <w:p>
-      <w:pPr>
-        <w:pStyle w:val="ListParagraph"/>
-        <w:numPr>
-          <w:ilvl w:val="3"/>
-          <w:numId w:val="18"/>
-        </w:numPr>
-        <w:ind w:firstLineChars="0"/>
-        <w:jc w:val="left"/>
-      </w:pPr>
-      <w:r>
-        <w:rPr>
-          <w:rFonts w:hint="eastAsia"/>
-        </w:rPr>
-        <w:t>有多个</w:t>
-      </w:r>
-      <w:r>
-        <w:rPr>
-          <w:rFonts w:hint="eastAsia"/>
-        </w:rPr>
-        <w:t>候选节点</w:t>
-      </w:r>
-    </w:p>
-    <w:p>
-      <w:pPr>
-        <w:pStyle w:val="ListParagraph"/>
-        <w:numPr>
-          <w:ilvl w:val="4"/>
-          <w:numId w:val="18"/>
-        </w:numPr>
-        <w:ind w:firstLineChars="0"/>
-        <w:jc w:val="left"/>
-        <w:rPr>
-          <w:rFonts w:hint="eastAsia"/>
-        </w:rPr>
-      </w:pPr>
-      <w:r>
-        <w:rPr>
-          <w:rFonts w:hint="eastAsia"/>
-        </w:rPr>
-        <w:t>如果带有</w:t>
-      </w:r>
-      <w:r>
-        <w:rPr>
-          <w:rFonts w:hint="eastAsia"/>
-        </w:rPr>
-        <w:t>M</w:t>
-      </w:r>
-      <w:r>
-        <w:rPr>
-          <w:rFonts w:hint="eastAsia"/>
-        </w:rPr>
-        <w:t>且候选节点中有</w:t>
-      </w:r>
-      <w:r>
-        <w:rPr>
-          <w:rFonts w:hint="eastAsia"/>
-        </w:rPr>
-        <w:t>主节点</w:t>
-      </w:r>
-      <w:r>
-        <w:rPr>
-          <w:rFonts w:hint="eastAsia"/>
-        </w:rPr>
-        <w:t>，则选取该节点</w:t>
-      </w:r>
-    </w:p>
-    <w:p>
-      <w:pPr>
-        <w:pStyle w:val="ListParagraph"/>
-        <w:numPr>
-          <w:ilvl w:val="4"/>
-          <w:numId w:val="18"/>
-        </w:numPr>
-        <w:ind w:firstLineChars="0"/>
-        <w:jc w:val="left"/>
-        <w:rPr>
-          <w:rFonts w:hint="eastAsia"/>
-        </w:rPr>
-      </w:pPr>
-      <w:r>
-        <w:rPr>
-          <w:rFonts w:hint="eastAsia"/>
-        </w:rPr>
-        <w:t>在多个节点中随机选取</w:t>
-      </w:r>
-    </w:p>
-    <w:p>
-      <w:pPr>
-        <w:pStyle w:val="ListParagraph"/>
-        <w:numPr>
-          <w:ilvl w:val="2"/>
-          <w:numId w:val="18"/>
-        </w:numPr>
-        <w:ind w:firstLineChars="0"/>
-        <w:jc w:val="left"/>
-        <w:rPr>
-          <w:rFonts w:hint="eastAsia"/>
-        </w:rPr>
-      </w:pPr>
-      <w:r>
-        <w:rPr>
-          <w:rFonts w:hint="eastAsia"/>
-        </w:rPr>
-        <w:t>如果没有</w:t>
-      </w:r>
-      <w:r>
-        <w:rPr>
-          <w:rFonts w:hint="eastAsia"/>
-        </w:rPr>
-        <w:t>InstanceID</w:t>
-      </w:r>
-      <w:r>
-        <w:rPr>
-          <w:rFonts w:hint="eastAsia"/>
-        </w:rPr>
-        <w:t>在</w:t>
-      </w:r>
-      <w:r>
-        <w:rPr>
-          <w:rFonts w:hint="eastAsia"/>
-        </w:rPr>
-        <w:t>PreferedInstance</w:t>
-      </w:r>
-      <w:r>
-        <w:rPr>
-          <w:rFonts w:hint="eastAsia"/>
-        </w:rPr>
-        <w:t>数组中的节点</w:t>
-      </w:r>
-    </w:p>
-    <w:p>
-      <w:pPr>
-        <w:pStyle w:val="ListParagraph"/>
-        <w:numPr>
-          <w:ilvl w:val="3"/>
-          <w:numId w:val="18"/>
-        </w:numPr>
-        <w:ind w:firstLineChars="0"/>
-        <w:jc w:val="left"/>
-        <w:rPr>
-          <w:rFonts w:hint="eastAsia"/>
-        </w:rPr>
-      </w:pPr>
-      <w:r>
-        <w:rPr>
-          <w:rFonts w:hint="eastAsia"/>
-        </w:rPr>
-        <w:t>如果</w:t>
-      </w:r>
-      <w:r>
-        <w:rPr>
-          <w:rFonts w:hint="eastAsia"/>
-        </w:rPr>
-        <w:t>PreferedInstance</w:t>
-      </w:r>
-      <w:r>
-        <w:rPr>
-          <w:rFonts w:hint="eastAsia"/>
-        </w:rPr>
-        <w:t>数组中带有</w:t>
-      </w:r>
-      <w:r>
-        <w:rPr>
-          <w:rFonts w:hint="eastAsia"/>
-        </w:rPr>
-        <w:t>M/S/A</w:t>
-      </w:r>
-      <w:r>
-        <w:rPr>
-          <w:rFonts w:hint="eastAsia"/>
-        </w:rPr>
-        <w:t>，按照</w:t>
-      </w:r>
-      <w:r>
-        <w:rPr>
-          <w:rFonts w:hint="eastAsia"/>
-        </w:rPr>
-        <w:t>M/S/A</w:t>
-      </w:r>
-      <w:r>
-        <w:rPr>
-          <w:rFonts w:hint="eastAsia"/>
-        </w:rPr>
-        <w:t>的规则选取</w:t>
-      </w:r>
-    </w:p>
-    <w:p>
-      <w:pPr>
-        <w:pStyle w:val="ListParagraph"/>
-        <w:numPr>
-          <w:ilvl w:val="3"/>
-          <w:numId w:val="18"/>
-        </w:numPr>
-        <w:ind w:firstLineChars="0"/>
-        <w:jc w:val="left"/>
-      </w:pPr>
-      <w:r>
-        <w:rPr>
-          <w:rFonts w:hint="eastAsia"/>
-        </w:rPr>
-        <w:t>如果</w:t>
-      </w:r>
-      <w:r>
-        <w:rPr>
-          <w:rFonts w:hint="eastAsia"/>
-        </w:rPr>
-        <w:t>PreferedInstance</w:t>
-      </w:r>
-      <w:r>
-        <w:rPr>
-          <w:rFonts w:hint="eastAsia"/>
-        </w:rPr>
         <w:t>数组中没有</w:t>
       </w:r>
       <w:r>
         <w:rPr>
           <w:rFonts w:hint="eastAsia"/>
         </w:rPr>
-        <w:t>M/S/A</w:t>
+        <w:t>'M'</w:t>
+      </w:r>
+      <w:r>
+        <w:rPr>
+          <w:rFonts w:hint="eastAsia"/>
+        </w:rPr>
+        <w:t>、</w:t>
+      </w:r>
+      <w:r>
+        <w:rPr>
+          <w:rFonts w:hint="eastAsia"/>
+        </w:rPr>
+        <w:t>'S'</w:t>
+      </w:r>
+      <w:r>
+        <w:rPr>
+          <w:rFonts w:hint="eastAsia"/>
+        </w:rPr>
+        <w:t>、</w:t>
+      </w:r>
+      <w:r>
+        <w:rPr>
+          <w:rFonts w:hint="eastAsia"/>
+        </w:rPr>
+        <w:t>'A'</w:t>
       </w:r>
       <w:r>
         <w:rPr>
@@ -2541,6 +2682,7 @@
         <w:rPr>
           <w:rFonts w:hint="eastAsia"/>
         </w:rPr>
+        <w:lastRenderedPageBreak/>
         <w:t>CreateNode</w:t>
       </w:r>
     </w:p>
@@ -2551,9 +2693,9 @@
         </w:rPr>
         <w:drawing>
           <wp:inline distT="0" distB="0" distL="0" distR="0">
-            <wp:extent cx="5274310" cy="4599086"/>
+            <wp:extent cx="5274310" cy="4349156"/>
             <wp:effectExtent l="19050" t="0" r="2540" b="0"/>
-            <wp:docPr id="2" name="Picture 1"/>
+            <wp:docPr id="5" name="Picture 1"/>
             <wp:cNvGraphicFramePr>
               <a:graphicFrameLocks xmlns:a="http://schemas.openxmlformats.org/drawingml/2006/main" noChangeAspect="1"/>
             </wp:cNvGraphicFramePr>
@@ -2576,7 +2718,7 @@
                   <pic:spPr bwMode="auto">
                     <a:xfrm>
                       <a:off x="0" y="0"/>
-                      <a:ext cx="5274310" cy="4599086"/>
+                      <a:ext cx="5274310" cy="4349156"/>
                     </a:xfrm>
                     <a:prstGeom prst="rect">
                       <a:avLst/>
@@ -2616,7 +2758,65 @@
         <w:rPr>
           <w:rFonts w:hint="eastAsia"/>
         </w:rPr>
-        <w:t>收到</w:t>
+        <w:t>发送</w:t>
+      </w:r>
+      <w:r>
+        <w:rPr>
+          <w:rFonts w:hint="eastAsia"/>
+        </w:rPr>
+        <w:t>test</w:t>
+      </w:r>
+      <w:r>
+        <w:rPr>
+          <w:rFonts w:hint="eastAsia"/>
+        </w:rPr>
+        <w:t>命令给</w:t>
+      </w:r>
+      <w:r>
+        <w:rPr>
+          <w:rFonts w:hint="eastAsia"/>
+        </w:rPr>
+        <w:t>sdbcm</w:t>
+      </w:r>
+      <w:r>
+        <w:rPr>
+          <w:rFonts w:hint="eastAsia"/>
+        </w:rPr>
+        <w:t>，检测</w:t>
+      </w:r>
+      <w:r>
+        <w:rPr>
+          <w:rFonts w:hint="eastAsia"/>
+        </w:rPr>
+        <w:t>sdbcm</w:t>
+      </w:r>
+      <w:r>
+        <w:rPr>
+          <w:rFonts w:hint="eastAsia"/>
+        </w:rPr>
+        <w:t>的存在</w:t>
+      </w:r>
+    </w:p>
+    <w:p>
+      <w:pPr>
+        <w:pStyle w:val="ListParagraph"/>
+        <w:numPr>
+          <w:ilvl w:val="0"/>
+          <w:numId w:val="12"/>
+        </w:numPr>
+        <w:ind w:firstLineChars="0"/>
+      </w:pPr>
+      <w:r>
+        <w:rPr>
+          <w:rFonts w:hint="eastAsia"/>
+        </w:rPr>
+        <w:t>COORD</w:t>
+      </w:r>
+      <w:r>
+        <w:rPr>
+          <w:rFonts w:hint="eastAsia"/>
+        </w:rPr>
+        <w:t>发送</w:t>
       </w:r>
       <w:r>
         <w:rPr>
@@ -2628,7 +2828,13 @@
         <w:rPr>
           <w:rFonts w:hint="eastAsia"/>
         </w:rPr>
-        <w:t>命令后</w:t>
+        <w:t>命令给</w:t>
+      </w:r>
+      <w:r>
+        <w:rPr>
+          <w:rFonts w:hint="eastAsia"/>
+        </w:rPr>
+        <w:t>CATALOG</w:t>
       </w:r>
     </w:p>
     <w:p>
@@ -2639,24 +2845,45 @@
           <w:numId w:val="12"/>
         </w:numPr>
         <w:ind w:firstLineChars="0"/>
-      </w:pPr>
-      <w:r>
-        <w:rPr>
-          <w:rFonts w:hint="eastAsia"/>
-        </w:rPr>
-        <w:t>过滤</w:t>
-      </w:r>
-      <w:r>
-        <w:rPr>
-          <w:rFonts w:hint="eastAsia"/>
-        </w:rPr>
-        <w:t>conf</w:t>
-      </w:r>
-      <w:r>
-        <w:rPr>
-          <w:rFonts w:hint="eastAsia"/>
-        </w:rPr>
-        <w:t>选项</w:t>
+        <w:rPr>
+          <w:rFonts w:hint="eastAsia"/>
+        </w:rPr>
+      </w:pPr>
+      <w:r>
+        <w:rPr>
+          <w:rFonts w:hint="eastAsia"/>
+        </w:rPr>
+        <w:t>CATALOG</w:t>
+      </w:r>
+      <w:r>
+        <w:rPr>
+          <w:rFonts w:hint="eastAsia"/>
+        </w:rPr>
+        <w:t>对</w:t>
+      </w:r>
+      <w:r>
+        <w:rPr>
+          <w:rFonts w:hint="eastAsia"/>
+        </w:rPr>
+        <w:t>Group</w:t>
+      </w:r>
+      <w:r>
+        <w:rPr>
+          <w:rFonts w:hint="eastAsia"/>
+        </w:rPr>
+        <w:t>加读锁，对</w:t>
+      </w:r>
+      <w:r>
+        <w:rPr>
+          <w:rFonts w:hint="eastAsia"/>
+        </w:rPr>
+        <w:t>Node</w:t>
+      </w:r>
+      <w:r>
+        <w:rPr>
+          <w:rFonts w:hint="eastAsia"/>
+        </w:rPr>
+        <w:t>加写锁</w:t>
       </w:r>
     </w:p>
     <w:p>
@@ -2667,36 +2894,33 @@
           <w:numId w:val="12"/>
         </w:numPr>
         <w:ind w:firstLineChars="0"/>
-      </w:pPr>
-      <w:r>
-        <w:rPr>
-          <w:rFonts w:hint="eastAsia"/>
-        </w:rPr>
-        <w:t>分离</w:t>
-      </w:r>
-      <w:r>
-        <w:rPr>
-          <w:rFonts w:hint="eastAsia"/>
-        </w:rPr>
-        <w:t>InstanceID</w:t>
-      </w:r>
-      <w:r>
-        <w:rPr>
-          <w:rFonts w:hint="eastAsia"/>
-        </w:rPr>
-        <w:t>等</w:t>
-      </w:r>
-      <w:r>
-        <w:rPr>
-          <w:rFonts w:hint="eastAsia"/>
-        </w:rPr>
-        <w:t>sdbcm</w:t>
-      </w:r>
-      <w:r>
-        <w:rPr>
-          <w:rFonts w:hint="eastAsia"/>
-        </w:rPr>
-        <w:t>不需要的选项</w:t>
+        <w:rPr>
+          <w:rFonts w:hint="eastAsia"/>
+        </w:rPr>
+      </w:pPr>
+      <w:r>
+        <w:rPr>
+          <w:rFonts w:hint="eastAsia"/>
+        </w:rPr>
+        <w:t>CATALOG</w:t>
+      </w:r>
+      <w:r>
+        <w:rPr>
+          <w:rFonts w:hint="eastAsia"/>
+        </w:rPr>
+        <w:t>检查</w:t>
+      </w:r>
+      <w:r>
+        <w:rPr>
+          <w:rFonts w:hint="eastAsia"/>
+        </w:rPr>
+        <w:t>instanceid</w:t>
+      </w:r>
+      <w:r>
+        <w:rPr>
+          <w:rFonts w:hint="eastAsia"/>
+        </w:rPr>
+        <w:t>的正确性，并根据规则调整</w:t>
       </w:r>
     </w:p>
     <w:p>
@@ -2724,7 +2948,7 @@
         <w:rPr>
           <w:rFonts w:hint="eastAsia"/>
         </w:rPr>
-        <w:t>test</w:t>
+        <w:t>createNode</w:t>
       </w:r>
       <w:r>
         <w:rPr>
@@ -2737,24 +2961,6 @@
           <w:rFonts w:hint="eastAsia"/>
         </w:rPr>
         <w:t>sdbcm</w:t>
-      </w:r>
-      <w:r>
-        <w:rPr>
-          <w:rFonts w:hint="eastAsia"/>
-        </w:rPr>
-        <w:t>，检测</w:t>
-      </w:r>
-      <w:r>
-        <w:rPr>
-          <w:rFonts w:hint="eastAsia"/>
-        </w:rPr>
-        <w:t>sdbcm</w:t>
-      </w:r>
-      <w:r>
-        <w:rPr>
-          <w:rFonts w:hint="eastAsia"/>
-        </w:rPr>
-        <w:t>的存在</w:t>
       </w:r>
     </w:p>
     <w:p>
@@ -2765,6 +2971,9 @@
           <w:numId w:val="12"/>
         </w:numPr>
         <w:ind w:firstLineChars="0"/>
+        <w:rPr>
+          <w:rFonts w:hint="eastAsia"/>
+        </w:rPr>
       </w:pPr>
       <w:r>
         <w:rPr>
@@ -2776,197 +2985,59 @@
         <w:rPr>
           <w:rFonts w:hint="eastAsia"/>
         </w:rPr>
-        <w:t>发送</w:t>
-      </w:r>
-      <w:r>
-        <w:rPr>
-          <w:rFonts w:hint="eastAsia"/>
-        </w:rPr>
-        <w:t>createNode</w:t>
-      </w:r>
-      <w:r>
-        <w:rPr>
-          <w:rFonts w:hint="eastAsia"/>
-        </w:rPr>
-        <w:t>命令给</w:t>
-      </w:r>
-      <w:r>
-        <w:rPr>
-          <w:rFonts w:hint="eastAsia"/>
-        </w:rPr>
-        <w:t>CATALOG</w:t>
-      </w:r>
-    </w:p>
-    <w:p>
-      <w:pPr>
-        <w:pStyle w:val="ListParagraph"/>
-        <w:numPr>
-          <w:ilvl w:val="1"/>
-          <w:numId w:val="12"/>
-        </w:numPr>
-        <w:ind w:firstLineChars="0"/>
-      </w:pPr>
-      <w:r>
-        <w:rPr>
-          <w:rFonts w:hint="eastAsia"/>
-        </w:rPr>
-        <w:t>CATALOG</w:t>
-      </w:r>
-      <w:r>
-        <w:rPr>
-          <w:rFonts w:hint="eastAsia"/>
-        </w:rPr>
-        <w:t>对</w:t>
-      </w:r>
-      <w:r>
-        <w:rPr>
-          <w:rFonts w:hint="eastAsia"/>
-        </w:rPr>
-        <w:t>Group</w:t>
-      </w:r>
-      <w:r>
-        <w:rPr>
-          <w:rFonts w:hint="eastAsia"/>
-        </w:rPr>
-        <w:t>加读锁，对</w:t>
-      </w:r>
-      <w:r>
-        <w:rPr>
-          <w:rFonts w:hint="eastAsia"/>
-        </w:rPr>
-        <w:t>Node</w:t>
-      </w:r>
-      <w:r>
-        <w:rPr>
-          <w:rFonts w:hint="eastAsia"/>
-        </w:rPr>
-        <w:t>加写锁</w:t>
-      </w:r>
-    </w:p>
-    <w:p>
-      <w:pPr>
-        <w:pStyle w:val="ListParagraph"/>
-        <w:numPr>
-          <w:ilvl w:val="1"/>
-          <w:numId w:val="12"/>
-        </w:numPr>
-        <w:ind w:firstLineChars="0"/>
-      </w:pPr>
-      <w:r>
-        <w:rPr>
-          <w:rFonts w:hint="eastAsia"/>
-        </w:rPr>
-        <w:t>CATALOG</w:t>
-      </w:r>
-      <w:r>
-        <w:rPr>
-          <w:rFonts w:hint="eastAsia"/>
-        </w:rPr>
-        <w:t>检查</w:t>
-      </w:r>
-      <w:r>
-        <w:rPr>
-          <w:rFonts w:hint="eastAsia"/>
-        </w:rPr>
-        <w:t>InstanceID</w:t>
-      </w:r>
-      <w:r>
-        <w:rPr>
-          <w:rFonts w:hint="eastAsia"/>
-        </w:rPr>
-        <w:t>的正确性，并根据规则调整</w:t>
-      </w:r>
-    </w:p>
-    <w:p>
-      <w:pPr>
-        <w:pStyle w:val="ListParagraph"/>
-        <w:numPr>
-          <w:ilvl w:val="2"/>
-          <w:numId w:val="12"/>
-        </w:numPr>
-        <w:ind w:firstLineChars="0"/>
-      </w:pPr>
-      <w:r>
-        <w:rPr>
-          <w:rFonts w:hint="eastAsia"/>
-        </w:rPr>
-        <w:lastRenderedPageBreak/>
-        <w:t>显式</w:t>
-      </w:r>
-      <w:r>
-        <w:rPr>
-          <w:rFonts w:hint="eastAsia"/>
-        </w:rPr>
-        <w:t>指定</w:t>
-      </w:r>
-      <w:r>
-        <w:rPr>
-          <w:rFonts w:hint="eastAsia"/>
-        </w:rPr>
-        <w:t>InstanceID</w:t>
-      </w:r>
-      <w:r>
-        <w:rPr>
-          <w:rFonts w:hint="eastAsia"/>
-        </w:rPr>
-        <w:t>如有冲突，报</w:t>
-      </w:r>
-      <w:r>
-        <w:rPr>
-          <w:rFonts w:hint="eastAsia"/>
-        </w:rPr>
-        <w:t>-6</w:t>
-      </w:r>
-    </w:p>
-    <w:p>
-      <w:pPr>
-        <w:pStyle w:val="ListParagraph"/>
-        <w:numPr>
-          <w:ilvl w:val="2"/>
-          <w:numId w:val="12"/>
-        </w:numPr>
-        <w:ind w:firstLineChars="0"/>
-      </w:pPr>
-      <w:r>
-        <w:rPr>
-          <w:rFonts w:hint="eastAsia"/>
-        </w:rPr>
-        <w:t>没有显式指定</w:t>
-      </w:r>
-      <w:r>
-        <w:rPr>
-          <w:rFonts w:hint="eastAsia"/>
-        </w:rPr>
-        <w:t>InstanceID</w:t>
-      </w:r>
-      <w:r>
-        <w:rPr>
-          <w:rFonts w:hint="eastAsia"/>
-        </w:rPr>
-        <w:t>如有冲突，自动向后调整，</w:t>
-      </w:r>
-      <w:r>
-        <w:rPr>
-          <w:rFonts w:hint="eastAsia"/>
-        </w:rPr>
-        <w:t>1 - 7</w:t>
-      </w:r>
-      <w:r>
-        <w:rPr>
-          <w:rFonts w:hint="eastAsia"/>
-        </w:rPr>
-        <w:t>循环</w:t>
-      </w:r>
-    </w:p>
-    <w:p>
-      <w:pPr>
-        <w:pStyle w:val="ListParagraph"/>
-        <w:numPr>
-          <w:ilvl w:val="0"/>
-          <w:numId w:val="12"/>
-        </w:numPr>
-        <w:ind w:firstLineChars="0"/>
-      </w:pPr>
+        <w:t>最后发送命令给</w:t>
+      </w:r>
+      <w:r>
+        <w:rPr>
+          <w:rFonts w:hint="eastAsia"/>
+        </w:rPr>
+        <w:t>Catalog</w:t>
+      </w:r>
+      <w:r>
+        <w:rPr>
+          <w:rFonts w:hint="eastAsia"/>
+        </w:rPr>
+        <w:t>进行放锁或回滚</w:t>
+      </w:r>
+    </w:p>
+    <w:p>
+      <w:pPr>
+        <w:rPr>
+          <w:rFonts w:hint="eastAsia"/>
+        </w:rPr>
+      </w:pPr>
+    </w:p>
+    <w:p>
+      <w:r>
+        <w:rPr>
+          <w:rFonts w:hint="eastAsia"/>
+        </w:rPr>
+        <w:t>注：新增</w:t>
+      </w:r>
+      <w:r>
+        <w:rPr>
+          <w:rFonts w:hint="eastAsia"/>
+        </w:rPr>
+        <w:t>instanceid</w:t>
+      </w:r>
+      <w:r>
+        <w:rPr>
+          <w:rFonts w:hint="eastAsia"/>
+        </w:rPr>
+        <w:t>后，需要手工调用</w:t>
+      </w:r>
+      <w:r>
+        <w:rPr>
+          <w:rFonts w:hint="eastAsia"/>
+        </w:rPr>
+        <w:t>db.invalidateCata()</w:t>
+      </w:r>
+      <w:r>
+        <w:rPr>
+          <w:rFonts w:hint="eastAsia"/>
+        </w:rPr>
+        <w:t>清除</w:t>
+      </w:r>
       <w:r>
         <w:rPr>
           <w:rFonts w:hint="eastAsia"/>
@@ -2977,304 +3048,9 @@
         <w:rPr>
           <w:rFonts w:hint="eastAsia"/>
         </w:rPr>
-        <w:t>发送</w:t>
-      </w:r>
-      <w:r>
-        <w:rPr>
-          <w:rFonts w:hint="eastAsia"/>
-        </w:rPr>
-        <w:t>createNode</w:t>
-      </w:r>
-      <w:r>
-        <w:rPr>
-          <w:rFonts w:hint="eastAsia"/>
-        </w:rPr>
-        <w:t>命令给</w:t>
-      </w:r>
-      <w:r>
-        <w:rPr>
-          <w:rFonts w:hint="eastAsia"/>
-        </w:rPr>
-        <w:t>sdbcm</w:t>
-      </w:r>
-    </w:p>
-    <w:p>
-      <w:pPr>
-        <w:pStyle w:val="ListParagraph"/>
-        <w:numPr>
-          <w:ilvl w:val="0"/>
-          <w:numId w:val="12"/>
-        </w:numPr>
-        <w:ind w:firstLineChars="0"/>
-      </w:pPr>
-      <w:r>
-        <w:rPr>
-          <w:rFonts w:hint="eastAsia"/>
-        </w:rPr>
-        <w:t>COORD</w:t>
-      </w:r>
-      <w:r>
-        <w:rPr>
-          <w:rFonts w:hint="eastAsia"/>
-        </w:rPr>
-        <w:t>最后发送命令给</w:t>
-      </w:r>
-      <w:r>
-        <w:rPr>
-          <w:rFonts w:hint="eastAsia"/>
-        </w:rPr>
-        <w:t>Catalog</w:t>
-      </w:r>
-      <w:r>
-        <w:rPr>
-          <w:rFonts w:hint="eastAsia"/>
-        </w:rPr>
-        <w:t>进行放锁或回滚</w:t>
-      </w:r>
-    </w:p>
-    <w:p>
-      <w:pPr>
-        <w:pStyle w:val="ListParagraph"/>
-        <w:numPr>
-          <w:ilvl w:val="0"/>
-          <w:numId w:val="12"/>
-        </w:numPr>
-        <w:ind w:firstLineChars="0"/>
-        <w:rPr>
-          <w:highlight w:val="yellow"/>
-        </w:rPr>
-      </w:pPr>
-      <w:r>
-        <w:rPr>
-          <w:rFonts w:hint="eastAsia"/>
-          <w:highlight w:val="yellow"/>
-        </w:rPr>
-        <w:t>如果成功创建</w:t>
-      </w:r>
-      <w:r>
-        <w:rPr>
-          <w:rFonts w:hint="eastAsia"/>
-          <w:highlight w:val="yellow"/>
-        </w:rPr>
-        <w:t>COORD</w:t>
-      </w:r>
-      <w:r>
-        <w:rPr>
-          <w:rFonts w:hint="eastAsia"/>
-          <w:highlight w:val="yellow"/>
-        </w:rPr>
-        <w:t>发送</w:t>
-      </w:r>
-      <w:r>
-        <w:rPr>
-          <w:rFonts w:hint="eastAsia"/>
-          <w:highlight w:val="yellow"/>
-        </w:rPr>
-        <w:t>invalidateCata</w:t>
-      </w:r>
-      <w:r>
-        <w:rPr>
-          <w:rFonts w:hint="eastAsia"/>
-          <w:highlight w:val="yellow"/>
-        </w:rPr>
-        <w:t>命令给其他</w:t>
-      </w:r>
-      <w:r>
-        <w:rPr>
-          <w:rFonts w:hint="eastAsia"/>
-          <w:highlight w:val="yellow"/>
-        </w:rPr>
-        <w:t>COORD</w:t>
-      </w:r>
-      <w:r>
-        <w:rPr>
-          <w:rFonts w:hint="eastAsia"/>
-          <w:highlight w:val="yellow"/>
-        </w:rPr>
-        <w:t>清空缓存</w:t>
-      </w:r>
-    </w:p>
-    <w:p>
-      <w:pPr>
-        <w:pStyle w:val="ListParagraph"/>
-        <w:numPr>
-          <w:ilvl w:val="1"/>
-          <w:numId w:val="12"/>
-        </w:numPr>
-        <w:ind w:firstLineChars="0"/>
-        <w:rPr>
-          <w:highlight w:val="yellow"/>
-        </w:rPr>
-      </w:pPr>
-      <w:r>
-        <w:rPr>
-          <w:rFonts w:hint="eastAsia"/>
-          <w:highlight w:val="yellow"/>
-        </w:rPr>
-        <w:t>清空</w:t>
-      </w:r>
-      <w:r>
-        <w:rPr>
-          <w:rFonts w:hint="eastAsia"/>
-          <w:highlight w:val="yellow"/>
-        </w:rPr>
-        <w:t>COORD</w:t>
-      </w:r>
-      <w:r>
-        <w:rPr>
-          <w:rFonts w:hint="eastAsia"/>
-          <w:highlight w:val="yellow"/>
-        </w:rPr>
-        <w:t>的</w:t>
-      </w:r>
-      <w:r>
-        <w:rPr>
-          <w:rFonts w:hint="eastAsia"/>
-          <w:highlight w:val="yellow"/>
-        </w:rPr>
-        <w:t>Group</w:t>
-      </w:r>
-      <w:r>
-        <w:rPr>
-          <w:rFonts w:hint="eastAsia"/>
-          <w:highlight w:val="yellow"/>
-        </w:rPr>
-        <w:t>的缓存，</w:t>
-      </w:r>
-      <w:r>
-        <w:rPr>
-          <w:rFonts w:hint="eastAsia"/>
-          <w:highlight w:val="yellow"/>
-        </w:rPr>
-        <w:t>InstanceID</w:t>
-      </w:r>
-      <w:r>
-        <w:rPr>
-          <w:rFonts w:hint="eastAsia"/>
-          <w:highlight w:val="yellow"/>
-        </w:rPr>
-        <w:t>的更新将会在下次执行查询时更新到</w:t>
-      </w:r>
-      <w:r>
-        <w:rPr>
-          <w:rFonts w:hint="eastAsia"/>
-          <w:highlight w:val="yellow"/>
-        </w:rPr>
-        <w:t>COORD</w:t>
-      </w:r>
-      <w:r>
-        <w:rPr>
-          <w:rFonts w:hint="eastAsia"/>
-          <w:highlight w:val="yellow"/>
-        </w:rPr>
-        <w:t>上</w:t>
-      </w:r>
-    </w:p>
-    <w:p>
-      <w:pPr>
-        <w:pStyle w:val="ListParagraph"/>
-        <w:numPr>
-          <w:ilvl w:val="1"/>
-          <w:numId w:val="12"/>
-        </w:numPr>
-        <w:ind w:firstLineChars="0"/>
-        <w:rPr>
-          <w:highlight w:val="yellow"/>
-        </w:rPr>
-      </w:pPr>
-      <w:r>
-        <w:rPr>
-          <w:rFonts w:hint="eastAsia"/>
-          <w:highlight w:val="yellow"/>
-        </w:rPr>
-        <w:t>其它</w:t>
-      </w:r>
-      <w:r>
-        <w:rPr>
-          <w:rFonts w:hint="eastAsia"/>
-          <w:highlight w:val="yellow"/>
-        </w:rPr>
-        <w:t>COORD</w:t>
-      </w:r>
-      <w:r>
-        <w:rPr>
-          <w:rFonts w:hint="eastAsia"/>
-          <w:highlight w:val="yellow"/>
-        </w:rPr>
-        <w:t>也需要清空缓存，从而其它</w:t>
-      </w:r>
-      <w:r>
-        <w:rPr>
-          <w:rFonts w:hint="eastAsia"/>
-          <w:highlight w:val="yellow"/>
-        </w:rPr>
-        <w:t>COORD</w:t>
-      </w:r>
-      <w:r>
-        <w:rPr>
-          <w:rFonts w:hint="eastAsia"/>
-          <w:highlight w:val="yellow"/>
-        </w:rPr>
-        <w:t>的</w:t>
-      </w:r>
-      <w:r>
-        <w:rPr>
-          <w:rFonts w:hint="eastAsia"/>
-          <w:highlight w:val="yellow"/>
-        </w:rPr>
-        <w:t>setSessionAttr</w:t>
-      </w:r>
-      <w:r>
-        <w:rPr>
-          <w:rFonts w:hint="eastAsia"/>
-          <w:highlight w:val="yellow"/>
-        </w:rPr>
-        <w:t>需要配置使用该</w:t>
-      </w:r>
-      <w:r>
-        <w:rPr>
-          <w:rFonts w:hint="eastAsia"/>
-          <w:highlight w:val="yellow"/>
-        </w:rPr>
-        <w:t>InstanceID</w:t>
-      </w:r>
-      <w:r>
-        <w:rPr>
-          <w:rFonts w:hint="eastAsia"/>
-          <w:highlight w:val="yellow"/>
-        </w:rPr>
-        <w:t>时可以通过更新</w:t>
-      </w:r>
-      <w:r>
-        <w:rPr>
-          <w:rFonts w:hint="eastAsia"/>
-          <w:highlight w:val="yellow"/>
-        </w:rPr>
-        <w:t>Group</w:t>
-      </w:r>
-      <w:r>
-        <w:rPr>
-          <w:rFonts w:hint="eastAsia"/>
-          <w:highlight w:val="yellow"/>
-        </w:rPr>
-        <w:t>缓存</w:t>
-      </w:r>
-      <w:r>
-        <w:rPr>
-          <w:rFonts w:hint="eastAsia"/>
-          <w:highlight w:val="yellow"/>
-        </w:rPr>
-        <w:t>获取对应的</w:t>
-      </w:r>
-      <w:r>
-        <w:rPr>
-          <w:rFonts w:hint="eastAsia"/>
-          <w:highlight w:val="yellow"/>
-        </w:rPr>
-        <w:t>节点</w:t>
-      </w:r>
-    </w:p>
-    <w:p/>
+        <w:t>的数据组缓存</w:t>
+      </w:r>
+    </w:p>
     <w:p>
       <w:pPr>
         <w:pStyle w:val="Heading3"/>
@@ -3283,62 +3059,9 @@
         <w:rPr>
           <w:rFonts w:hint="eastAsia"/>
         </w:rPr>
-        <w:t>AlterNode</w:t>
-      </w:r>
-    </w:p>
-    <w:p>
-      <w:r>
-        <w:rPr>
-          <w:noProof/>
-        </w:rPr>
-        <w:drawing>
-          <wp:inline distT="0" distB="0" distL="0" distR="0">
-            <wp:extent cx="4221133" cy="3374550"/>
-            <wp:effectExtent l="19050" t="0" r="7967" b="0"/>
-            <wp:docPr id="4" name="Picture 2"/>
-            <wp:cNvGraphicFramePr>
-              <a:graphicFrameLocks xmlns:a="http://schemas.openxmlformats.org/drawingml/2006/main" noChangeAspect="1"/>
-            </wp:cNvGraphicFramePr>
-            <a:graphic xmlns:a="http://schemas.openxmlformats.org/drawingml/2006/main">
-              <a:graphicData uri="http://schemas.openxmlformats.org/drawingml/2006/picture">
-                <pic:pic xmlns:pic="http://schemas.openxmlformats.org/drawingml/2006/picture">
-                  <pic:nvPicPr>
-                    <pic:cNvPr id="0" name="Picture 2"/>
-                    <pic:cNvPicPr preferRelativeResize="0">
-                      <a:picLocks noChangeAspect="1" noChangeArrowheads="1"/>
-                    </pic:cNvPicPr>
-                  </pic:nvPicPr>
-                  <pic:blipFill>
-                    <a:blip r:embed="rId9"/>
-                    <a:srcRect/>
-                    <a:stretch>
-                      <a:fillRect/>
-                    </a:stretch>
-                  </pic:blipFill>
-                  <pic:spPr bwMode="auto">
-                    <a:xfrm>
-                      <a:off x="0" y="0"/>
-                      <a:ext cx="4221133" cy="3374550"/>
-                    </a:xfrm>
-                    <a:prstGeom prst="rect">
-                      <a:avLst/>
-                    </a:prstGeom>
-                    <a:noFill/>
-                    <a:ln w="9525">
-                      <a:noFill/>
-                      <a:miter lim="800000"/>
-                      <a:headEnd/>
-                      <a:tailEnd/>
-                    </a:ln>
-                  </pic:spPr>
-                </pic:pic>
-              </a:graphicData>
-            </a:graphic>
-          </wp:inline>
-        </w:drawing>
-      </w:r>
-    </w:p>
-    <w:p/>
+        <w:t>节点注册</w:t>
+      </w:r>
+    </w:p>
     <w:p>
       <w:pPr>
         <w:pStyle w:val="ListParagraph"/>
@@ -3347,30 +3070,46 @@
           <w:numId w:val="13"/>
         </w:numPr>
         <w:ind w:firstLineChars="0"/>
-      </w:pPr>
-      <w:r>
-        <w:rPr>
-          <w:rFonts w:hint="eastAsia"/>
-        </w:rPr>
-        <w:t>COORD</w:t>
-      </w:r>
-      <w:r>
-        <w:rPr>
-          <w:rFonts w:hint="eastAsia"/>
-        </w:rPr>
-        <w:t>收到</w:t>
-      </w:r>
-      <w:r>
-        <w:rPr>
-          <w:rFonts w:hint="eastAsia"/>
-        </w:rPr>
-        <w:t>alterNode</w:t>
-      </w:r>
-      <w:r>
-        <w:rPr>
-          <w:rFonts w:hint="eastAsia"/>
-        </w:rPr>
-        <w:t>命令后</w:t>
+        <w:rPr>
+          <w:rFonts w:hint="eastAsia"/>
+        </w:rPr>
+      </w:pPr>
+      <w:r>
+        <w:rPr>
+          <w:rFonts w:hint="eastAsia"/>
+        </w:rPr>
+        <w:t>instanceid</w:t>
+      </w:r>
+      <w:r>
+        <w:rPr>
+          <w:rFonts w:hint="eastAsia"/>
+        </w:rPr>
+        <w:t>不能动态生效，需要手工修改配置文件重启生效</w:t>
+      </w:r>
+    </w:p>
+    <w:p>
+      <w:pPr>
+        <w:pStyle w:val="ListParagraph"/>
+        <w:numPr>
+          <w:ilvl w:val="0"/>
+          <w:numId w:val="13"/>
+        </w:numPr>
+        <w:ind w:firstLineChars="0"/>
+        <w:rPr>
+          <w:rFonts w:hint="eastAsia"/>
+        </w:rPr>
+      </w:pPr>
+      <w:r>
+        <w:rPr>
+          <w:rFonts w:hint="eastAsia"/>
+        </w:rPr>
+        <w:t>instanceid</w:t>
+      </w:r>
+      <w:r>
+        <w:rPr>
+          <w:rFonts w:hint="eastAsia"/>
+        </w:rPr>
+        <w:t>的更新在节点注册时修改</w:t>
       </w:r>
     </w:p>
     <w:p>
@@ -3381,24 +3120,85 @@
           <w:numId w:val="13"/>
         </w:numPr>
         <w:ind w:firstLineChars="0"/>
-      </w:pPr>
-      <w:r>
-        <w:rPr>
-          <w:rFonts w:hint="eastAsia"/>
-        </w:rPr>
-        <w:t>检查</w:t>
-      </w:r>
-      <w:r>
-        <w:rPr>
-          <w:rFonts w:hint="eastAsia"/>
-        </w:rPr>
-        <w:t>InstanceID</w:t>
+        <w:rPr>
+          <w:rFonts w:hint="eastAsia"/>
+        </w:rPr>
+      </w:pPr>
+      <w:r>
+        <w:rPr>
+          <w:rFonts w:hint="eastAsia"/>
+        </w:rPr>
+        <w:t>C</w:t>
+      </w:r>
+      <w:r>
+        <w:rPr>
+          <w:rFonts w:hint="eastAsia"/>
+        </w:rPr>
+        <w:t>ATALOG</w:t>
+      </w:r>
+      <w:r>
+        <w:rPr>
+          <w:rFonts w:hint="eastAsia"/>
+        </w:rPr>
+        <w:t>收到</w:t>
+      </w:r>
+      <w:r>
+        <w:rPr>
+          <w:rFonts w:hint="eastAsia"/>
+        </w:rPr>
+        <w:t>节点注册</w:t>
+      </w:r>
+      <w:r>
+        <w:rPr>
+          <w:rFonts w:hint="eastAsia"/>
+        </w:rPr>
+        <w:t>命令后检查</w:t>
+      </w:r>
+      <w:r>
+        <w:rPr>
+          <w:rFonts w:hint="eastAsia"/>
+        </w:rPr>
+        <w:t>instanceid</w:t>
       </w:r>
       <w:r>
         <w:rPr>
           <w:rFonts w:hint="eastAsia"/>
         </w:rPr>
         <w:t>等选项</w:t>
+      </w:r>
+    </w:p>
+    <w:p>
+      <w:pPr>
+        <w:pStyle w:val="ListParagraph"/>
+        <w:numPr>
+          <w:ilvl w:val="1"/>
+          <w:numId w:val="13"/>
+        </w:numPr>
+        <w:ind w:firstLineChars="0"/>
+      </w:pPr>
+      <w:r>
+        <w:rPr>
+          <w:rFonts w:hint="eastAsia"/>
+        </w:rPr>
+        <w:t>如果与</w:t>
+      </w:r>
+      <w:r>
+        <w:rPr>
+          <w:rFonts w:hint="eastAsia"/>
+        </w:rPr>
+        <w:t>SYSCAT.SYSNODES</w:t>
+      </w:r>
+      <w:r>
+        <w:rPr>
+          <w:rFonts w:hint="eastAsia"/>
+        </w:rPr>
+        <w:t>中的记录不符合，更新</w:t>
+      </w:r>
+      <w:r>
+        <w:rPr>
+          <w:rFonts w:hint="eastAsia"/>
+        </w:rPr>
+        <w:t>instanceid</w:t>
       </w:r>
     </w:p>
     <w:p>
@@ -3414,736 +3214,54 @@
         <w:rPr>
           <w:rFonts w:hint="eastAsia"/>
         </w:rPr>
+        <w:t>修改</w:t>
+      </w:r>
+      <w:r>
+        <w:rPr>
+          <w:rFonts w:hint="eastAsia"/>
+        </w:rPr>
+        <w:t>instanceid</w:t>
+      </w:r>
+      <w:r>
+        <w:rPr>
+          <w:rFonts w:hint="eastAsia"/>
+        </w:rPr>
+        <w:t>后，需要手工调用</w:t>
+      </w:r>
+      <w:r>
+        <w:rPr>
+          <w:rFonts w:hint="eastAsia"/>
+        </w:rPr>
+        <w:t>db.invalidateCata()</w:t>
+      </w:r>
+      <w:r>
+        <w:rPr>
+          <w:rFonts w:hint="eastAsia"/>
+        </w:rPr>
+        <w:t>清除</w:t>
+      </w:r>
+      <w:r>
+        <w:rPr>
+          <w:rFonts w:hint="eastAsia"/>
+        </w:rPr>
         <w:t>COORD</w:t>
       </w:r>
       <w:r>
         <w:rPr>
           <w:rFonts w:hint="eastAsia"/>
         </w:rPr>
-        <w:t>发送</w:t>
-      </w:r>
-      <w:r>
-        <w:rPr>
-          <w:rFonts w:hint="eastAsia"/>
-        </w:rPr>
-        <w:t>alterNode</w:t>
-      </w:r>
-      <w:r>
-        <w:rPr>
-          <w:rFonts w:hint="eastAsia"/>
-        </w:rPr>
-        <w:t>命令给</w:t>
-      </w:r>
-      <w:r>
-        <w:rPr>
-          <w:rFonts w:hint="eastAsia"/>
-        </w:rPr>
-        <w:t>CATALOG</w:t>
-      </w:r>
-    </w:p>
-    <w:p>
-      <w:pPr>
-        <w:pStyle w:val="ListParagraph"/>
-        <w:numPr>
-          <w:ilvl w:val="1"/>
-          <w:numId w:val="13"/>
-        </w:numPr>
-        <w:ind w:firstLineChars="0"/>
-      </w:pPr>
-      <w:r>
-        <w:rPr>
-          <w:rFonts w:hint="eastAsia"/>
-        </w:rPr>
-        <w:t>CATALOG</w:t>
-      </w:r>
-      <w:r>
-        <w:rPr>
-          <w:rFonts w:hint="eastAsia"/>
-        </w:rPr>
-        <w:t>对</w:t>
-      </w:r>
-      <w:r>
-        <w:rPr>
-          <w:rFonts w:hint="eastAsia"/>
-        </w:rPr>
-        <w:t>Group</w:t>
-      </w:r>
-      <w:r>
-        <w:rPr>
-          <w:rFonts w:hint="eastAsia"/>
-        </w:rPr>
-        <w:t>加读锁，对</w:t>
-      </w:r>
-      <w:r>
-        <w:rPr>
-          <w:rFonts w:hint="eastAsia"/>
-        </w:rPr>
-        <w:t>Node</w:t>
-      </w:r>
-      <w:r>
-        <w:rPr>
-          <w:rFonts w:hint="eastAsia"/>
-        </w:rPr>
-        <w:t>加写锁</w:t>
-      </w:r>
-    </w:p>
-    <w:p>
-      <w:pPr>
-        <w:pStyle w:val="ListParagraph"/>
-        <w:numPr>
-          <w:ilvl w:val="1"/>
-          <w:numId w:val="13"/>
-        </w:numPr>
-        <w:ind w:firstLineChars="0"/>
-      </w:pPr>
-      <w:r>
-        <w:rPr>
-          <w:rFonts w:hint="eastAsia"/>
-        </w:rPr>
-        <w:t>CATALOG</w:t>
-      </w:r>
-      <w:r>
-        <w:rPr>
-          <w:rFonts w:hint="eastAsia"/>
-        </w:rPr>
-        <w:t>检查</w:t>
-      </w:r>
-      <w:r>
-        <w:rPr>
-          <w:rFonts w:hint="eastAsia"/>
-        </w:rPr>
-        <w:t>InstanceID</w:t>
-      </w:r>
-      <w:r>
-        <w:rPr>
-          <w:rFonts w:hint="eastAsia"/>
-        </w:rPr>
-        <w:t>的正确性，并根据规则调整</w:t>
-      </w:r>
-    </w:p>
-    <w:p>
-      <w:pPr>
-        <w:pStyle w:val="ListParagraph"/>
-        <w:numPr>
-          <w:ilvl w:val="2"/>
-          <w:numId w:val="13"/>
-        </w:numPr>
-        <w:ind w:firstLineChars="0"/>
-      </w:pPr>
-      <w:r>
-        <w:rPr>
-          <w:rFonts w:hint="eastAsia"/>
-        </w:rPr>
-        <w:t>显式指定</w:t>
-      </w:r>
-      <w:r>
-        <w:rPr>
-          <w:rFonts w:hint="eastAsia"/>
-        </w:rPr>
-        <w:t>InstanceID</w:t>
-      </w:r>
-      <w:r>
-        <w:rPr>
-          <w:rFonts w:hint="eastAsia"/>
-        </w:rPr>
-        <w:t>如有冲突，报</w:t>
-      </w:r>
-      <w:r>
-        <w:rPr>
-          <w:rFonts w:hint="eastAsia"/>
-        </w:rPr>
-        <w:t>-6</w:t>
-      </w:r>
-    </w:p>
-    <w:p>
-      <w:pPr>
-        <w:pStyle w:val="ListParagraph"/>
-        <w:numPr>
-          <w:ilvl w:val="1"/>
-          <w:numId w:val="13"/>
-        </w:numPr>
-        <w:ind w:firstLineChars="0"/>
-      </w:pPr>
-      <w:r>
-        <w:rPr>
-          <w:rFonts w:hint="eastAsia"/>
-        </w:rPr>
-        <w:t>CATALOG</w:t>
-      </w:r>
-      <w:r>
-        <w:rPr>
-          <w:rFonts w:hint="eastAsia"/>
-        </w:rPr>
-        <w:t>更新</w:t>
-      </w:r>
-      <w:r>
-        <w:rPr>
-          <w:rFonts w:hint="eastAsia"/>
-        </w:rPr>
-        <w:t>SYSCAT.SYSNODES</w:t>
-      </w:r>
-      <w:r>
-        <w:rPr>
-          <w:rFonts w:hint="eastAsia"/>
-        </w:rPr>
-        <w:t>对应记录</w:t>
-      </w:r>
-    </w:p>
-    <w:p>
-      <w:pPr>
-        <w:pStyle w:val="ListParagraph"/>
-        <w:numPr>
-          <w:ilvl w:val="1"/>
-          <w:numId w:val="13"/>
-        </w:numPr>
-        <w:ind w:firstLineChars="0"/>
-      </w:pPr>
-      <w:r>
-        <w:rPr>
-          <w:rFonts w:hint="eastAsia"/>
-        </w:rPr>
-        <w:t>CATALOG</w:t>
-      </w:r>
-      <w:r>
-        <w:rPr>
-          <w:rFonts w:hint="eastAsia"/>
-        </w:rPr>
-        <w:t>放锁，并返回结果</w:t>
-      </w:r>
-    </w:p>
-    <w:p>
-      <w:pPr>
-        <w:pStyle w:val="ListParagraph"/>
-        <w:numPr>
-          <w:ilvl w:val="0"/>
-          <w:numId w:val="13"/>
-        </w:numPr>
-        <w:ind w:firstLineChars="0"/>
-        <w:rPr>
-          <w:highlight w:val="yellow"/>
-        </w:rPr>
-      </w:pPr>
-      <w:r>
-        <w:rPr>
-          <w:rFonts w:hint="eastAsia"/>
-          <w:highlight w:val="yellow"/>
-        </w:rPr>
-        <w:t>COORD</w:t>
-      </w:r>
-      <w:r>
-        <w:rPr>
-          <w:rFonts w:hint="eastAsia"/>
-          <w:highlight w:val="yellow"/>
-        </w:rPr>
-        <w:t>发送</w:t>
-      </w:r>
-      <w:r>
-        <w:rPr>
-          <w:rFonts w:hint="eastAsia"/>
-          <w:highlight w:val="yellow"/>
-        </w:rPr>
-        <w:t>invalidateCata</w:t>
-      </w:r>
-      <w:r>
-        <w:rPr>
-          <w:rFonts w:hint="eastAsia"/>
-          <w:highlight w:val="yellow"/>
-        </w:rPr>
-        <w:t>命令给其他</w:t>
-      </w:r>
-      <w:r>
-        <w:rPr>
-          <w:rFonts w:hint="eastAsia"/>
-          <w:highlight w:val="yellow"/>
-        </w:rPr>
-        <w:t>COORD</w:t>
-      </w:r>
-      <w:r>
-        <w:rPr>
-          <w:rFonts w:hint="eastAsia"/>
-          <w:highlight w:val="yellow"/>
-        </w:rPr>
-        <w:t>清空缓存</w:t>
-      </w:r>
-    </w:p>
-    <w:p>
-      <w:pPr>
-        <w:pStyle w:val="ListParagraph"/>
-        <w:numPr>
-          <w:ilvl w:val="0"/>
-          <w:numId w:val="13"/>
-        </w:numPr>
-        <w:ind w:firstLineChars="0"/>
-      </w:pPr>
-      <w:r>
-        <w:rPr>
-          <w:rFonts w:hint="eastAsia"/>
-        </w:rPr>
-        <w:t>不需要</w:t>
-      </w:r>
-      <w:r>
-        <w:rPr>
-          <w:rFonts w:hint="eastAsia"/>
-        </w:rPr>
-        <w:t>CM</w:t>
-      </w:r>
-      <w:r>
-        <w:rPr>
-          <w:rFonts w:hint="eastAsia"/>
-        </w:rPr>
-        <w:t>和</w:t>
-      </w:r>
-      <w:r>
-        <w:rPr>
-          <w:rFonts w:hint="eastAsia"/>
-        </w:rPr>
-        <w:t>DATA</w:t>
-      </w:r>
-      <w:r>
-        <w:rPr>
-          <w:rFonts w:hint="eastAsia"/>
-        </w:rPr>
-        <w:t>节点的参与</w:t>
-      </w:r>
-    </w:p>
-    <w:p>
-      <w:pPr>
-        <w:pStyle w:val="Heading4"/>
-        <w:jc w:val="left"/>
+        <w:t>的数据组缓存</w:t>
+      </w:r>
+    </w:p>
+    <w:p>
+      <w:pPr>
+        <w:pStyle w:val="Heading3"/>
       </w:pPr>
       <w:r>
         <w:rPr>
           <w:rFonts w:hint="eastAsia"/>
         </w:rPr>
         <w:lastRenderedPageBreak/>
-        <w:t>增加客户端</w:t>
-      </w:r>
-      <w:r>
-        <w:rPr>
-          <w:rFonts w:hint="eastAsia"/>
-        </w:rPr>
-        <w:t>-&gt;Coord</w:t>
-      </w:r>
-      <w:r>
-        <w:rPr>
-          <w:rFonts w:hint="eastAsia"/>
-        </w:rPr>
-        <w:t>消息接口</w:t>
-      </w:r>
-    </w:p>
-    <w:p>
-      <w:r>
-        <w:rPr>
-          <w:rFonts w:hint="eastAsia"/>
-        </w:rPr>
-        <w:t>增加</w:t>
-      </w:r>
-      <w:r>
-        <w:rPr>
-          <w:rFonts w:hint="eastAsia"/>
-        </w:rPr>
-        <w:t>MSG_BS_QUERY_REQ</w:t>
-      </w:r>
-      <w:r>
-        <w:rPr>
-          <w:rFonts w:hint="eastAsia"/>
-        </w:rPr>
-        <w:t>中添加新命令</w:t>
-      </w:r>
-      <w:r>
-        <w:rPr>
-          <w:rFonts w:hint="eastAsia"/>
-        </w:rPr>
-        <w:t>"$alter node"</w:t>
-      </w:r>
-      <w:r>
-        <w:rPr>
-          <w:rFonts w:hint="eastAsia"/>
-        </w:rPr>
-        <w:t>，</w:t>
-      </w:r>
-      <w:r>
-        <w:rPr>
-          <w:rFonts w:hint="eastAsia"/>
-          <w:highlight w:val="yellow"/>
-        </w:rPr>
-        <w:t>（或者直接重用</w:t>
-      </w:r>
-      <w:r>
-        <w:rPr>
-          <w:rFonts w:hint="eastAsia"/>
-          <w:highlight w:val="yellow"/>
-        </w:rPr>
-        <w:t>$update node</w:t>
-      </w:r>
-      <w:r>
-        <w:rPr>
-          <w:rFonts w:hint="eastAsia"/>
-          <w:highlight w:val="yellow"/>
-        </w:rPr>
-        <w:t>）</w:t>
-      </w:r>
-    </w:p>
-    <w:tbl>
-      <w:tblPr>
-        <w:tblStyle w:val="TableGrid"/>
-        <w:tblW w:w="0" w:type="auto"/>
-        <w:tblInd w:w="357" w:type="dxa"/>
-        <w:tblLook w:val="04A0"/>
-      </w:tblPr>
-      <w:tblGrid>
-        <w:gridCol w:w="8165"/>
-      </w:tblGrid>
-      <w:tr>
-        <w:tc>
-          <w:tcPr>
-            <w:tcW w:w="8522" w:type="dxa"/>
-          </w:tcPr>
-          <w:p>
-            <w:pPr>
-              <w:ind w:left="0"/>
-            </w:pPr>
-            <w:r>
-              <w:rPr>
-                <w:rFonts w:hint="eastAsia"/>
-              </w:rPr>
-              <w:t>MsgOpQuery</w:t>
-            </w:r>
-          </w:p>
-          <w:p>
-            <w:pPr>
-              <w:ind w:left="0"/>
-            </w:pPr>
-            <w:r>
-              <w:rPr>
-                <w:rFonts w:hint="eastAsia"/>
-              </w:rPr>
-              <w:t>opCode: MSG_BS_QUERY_REQ</w:t>
-            </w:r>
-          </w:p>
-          <w:p>
-            <w:pPr>
-              <w:ind w:left="0"/>
-            </w:pPr>
-            <w:r>
-              <w:rPr>
-                <w:rFonts w:hint="eastAsia"/>
-              </w:rPr>
-              <w:t>n</w:t>
-            </w:r>
-            <w:r>
-              <w:rPr>
-                <w:rFonts w:hint="eastAsia"/>
-              </w:rPr>
-              <w:t>ame: "$alter node"</w:t>
-            </w:r>
-          </w:p>
-          <w:p>
-            <w:pPr>
-              <w:ind w:left="0"/>
-              <w:rPr>
-                <w:rFonts w:hint="eastAsia"/>
-              </w:rPr>
-            </w:pPr>
-            <w:r>
-              <w:rPr>
-                <w:rFonts w:hint="eastAsia"/>
-              </w:rPr>
-              <w:t>{</w:t>
-            </w:r>
-          </w:p>
-          <w:p>
-            <w:pPr>
-              <w:ind w:left="0" w:firstLineChars="100" w:firstLine="210"/>
-              <w:rPr>
-                <w:rFonts w:hint="eastAsia"/>
-              </w:rPr>
-            </w:pPr>
-            <w:r>
-              <w:rPr>
-                <w:rFonts w:hint="eastAsia"/>
-              </w:rPr>
-              <w:t>GroupName : xxx,</w:t>
-            </w:r>
-          </w:p>
-          <w:p>
-            <w:pPr>
-              <w:ind w:left="0" w:firstLineChars="100" w:firstLine="210"/>
-              <w:rPr>
-                <w:rFonts w:hint="eastAsia"/>
-              </w:rPr>
-            </w:pPr>
-            <w:r>
-              <w:rPr>
-                <w:rFonts w:hint="eastAsia"/>
-              </w:rPr>
-              <w:t>Host</w:t>
-            </w:r>
-            <w:r>
-              <w:rPr>
-                <w:rFonts w:hint="eastAsia"/>
-              </w:rPr>
-              <w:t>Name : xxx</w:t>
-            </w:r>
-            <w:r>
-              <w:rPr>
-                <w:rFonts w:hint="eastAsia"/>
-              </w:rPr>
-              <w:t>,</w:t>
-            </w:r>
-          </w:p>
-          <w:p>
-            <w:pPr>
-              <w:ind w:left="0" w:firstLineChars="100" w:firstLine="210"/>
-              <w:rPr>
-                <w:rFonts w:hint="eastAsia"/>
-              </w:rPr>
-            </w:pPr>
-            <w:r>
-              <w:t>svcname</w:t>
-            </w:r>
-            <w:r>
-              <w:rPr>
-                <w:rFonts w:hint="eastAsia"/>
-              </w:rPr>
-              <w:t xml:space="preserve"> : xxx,</w:t>
-            </w:r>
-          </w:p>
-          <w:p>
-            <w:pPr>
-              <w:ind w:left="0" w:firstLineChars="100" w:firstLine="210"/>
-              <w:rPr>
-                <w:rFonts w:hint="eastAsia"/>
-              </w:rPr>
-            </w:pPr>
-            <w:r>
-              <w:rPr>
-                <w:rFonts w:hint="eastAsia"/>
-              </w:rPr>
-              <w:t>InstanceID: x</w:t>
-            </w:r>
-          </w:p>
-          <w:p>
-            <w:pPr>
-              <w:ind w:left="0"/>
-            </w:pPr>
-            <w:r>
-              <w:rPr>
-                <w:rFonts w:hint="eastAsia"/>
-              </w:rPr>
-              <w:t>}</w:t>
-            </w:r>
-          </w:p>
-        </w:tc>
-      </w:tr>
-    </w:tbl>
-    <w:p/>
-    <w:p>
-      <w:pPr>
-        <w:pStyle w:val="Heading4"/>
-        <w:jc w:val="left"/>
-      </w:pPr>
-      <w:r>
-        <w:rPr>
-          <w:rFonts w:hint="eastAsia"/>
-        </w:rPr>
-        <w:t>增加</w:t>
-      </w:r>
-      <w:r>
-        <w:rPr>
-          <w:rFonts w:hint="eastAsia"/>
-        </w:rPr>
-        <w:t>Coord-&gt;Catalog</w:t>
-      </w:r>
-      <w:r>
-        <w:rPr>
-          <w:rFonts w:hint="eastAsia"/>
-        </w:rPr>
-        <w:t>消息接口</w:t>
-      </w:r>
-    </w:p>
-    <w:p>
-      <w:r>
-        <w:rPr>
-          <w:rFonts w:hint="eastAsia"/>
-          <w:highlight w:val="yellow"/>
-        </w:rPr>
-        <w:t>（或者直接重用</w:t>
-      </w:r>
-      <w:r>
-        <w:rPr>
-          <w:rFonts w:hint="eastAsia"/>
-          <w:highlight w:val="yellow"/>
-        </w:rPr>
-        <w:t>MSG_CAT_UPDATE_NODE_REQ</w:t>
-      </w:r>
-      <w:r>
-        <w:rPr>
-          <w:rFonts w:hint="eastAsia"/>
-          <w:highlight w:val="yellow"/>
-        </w:rPr>
-        <w:t>）</w:t>
-      </w:r>
-    </w:p>
-    <w:p/>
-    <w:p>
-      <w:pPr>
-        <w:pStyle w:val="ListParagraph"/>
-        <w:numPr>
-          <w:ilvl w:val="0"/>
-          <w:numId w:val="14"/>
-        </w:numPr>
-        <w:ind w:firstLineChars="0"/>
-        <w:jc w:val="left"/>
-      </w:pPr>
-      <w:r>
-        <w:t>MSG_CAT_</w:t>
-      </w:r>
-      <w:r>
-        <w:rPr>
-          <w:rFonts w:hint="eastAsia"/>
-        </w:rPr>
-        <w:t>ALTER_NODE</w:t>
-      </w:r>
-      <w:r>
-        <w:t>_REQ</w:t>
-      </w:r>
-    </w:p>
-    <w:tbl>
-      <w:tblPr>
-        <w:tblStyle w:val="TableGrid"/>
-        <w:tblW w:w="0" w:type="auto"/>
-        <w:tblInd w:w="717" w:type="dxa"/>
-        <w:tblLook w:val="04A0"/>
-      </w:tblPr>
-      <w:tblGrid>
-        <w:gridCol w:w="7805"/>
-      </w:tblGrid>
-      <w:tr>
-        <w:tc>
-          <w:tcPr>
-            <w:tcW w:w="8522" w:type="dxa"/>
-          </w:tcPr>
-          <w:p>
-            <w:pPr>
-              <w:pStyle w:val="ListParagraph"/>
-              <w:ind w:left="0" w:firstLineChars="0" w:firstLine="0"/>
-              <w:jc w:val="left"/>
-            </w:pPr>
-            <w:r>
-              <w:t>MsgOpQuery</w:t>
-            </w:r>
-          </w:p>
-          <w:p>
-            <w:pPr>
-              <w:pStyle w:val="ListParagraph"/>
-              <w:ind w:left="0" w:firstLineChars="0" w:firstLine="0"/>
-              <w:jc w:val="left"/>
-            </w:pPr>
-            <w:r>
-              <w:rPr>
-                <w:rFonts w:hint="eastAsia"/>
-              </w:rPr>
-              <w:t>opCode: MSG_CAT_ALTER_NODE_REQ</w:t>
-            </w:r>
-          </w:p>
-          <w:p>
-            <w:pPr>
-              <w:pStyle w:val="ListParagraph"/>
-              <w:ind w:left="0" w:firstLineChars="0" w:firstLine="0"/>
-              <w:jc w:val="left"/>
-            </w:pPr>
-            <w:r>
-              <w:rPr>
-                <w:rFonts w:hint="eastAsia"/>
-              </w:rPr>
-              <w:t>name: "$alter node"</w:t>
-            </w:r>
-          </w:p>
-          <w:p>
-            <w:pPr>
-              <w:pStyle w:val="ListParagraph"/>
-              <w:ind w:left="0" w:firstLineChars="0" w:firstLine="0"/>
-              <w:jc w:val="left"/>
-            </w:pPr>
-            <w:r>
-              <w:rPr>
-                <w:rFonts w:hint="eastAsia"/>
-              </w:rPr>
-              <w:t>{ InstanceID: x }</w:t>
-            </w:r>
-          </w:p>
-        </w:tc>
-      </w:tr>
-    </w:tbl>
-    <w:p>
-      <w:pPr>
-        <w:pStyle w:val="ListParagraph"/>
-        <w:numPr>
-          <w:ilvl w:val="0"/>
-          <w:numId w:val="14"/>
-        </w:numPr>
-        <w:ind w:firstLineChars="0"/>
-        <w:jc w:val="left"/>
-      </w:pPr>
-      <w:r>
-        <w:t>MSG_CAT_</w:t>
-      </w:r>
-      <w:r>
-        <w:rPr>
-          <w:rFonts w:hint="eastAsia"/>
-        </w:rPr>
-        <w:t xml:space="preserve"> </w:t>
-      </w:r>
-      <w:r>
-        <w:rPr>
-          <w:rFonts w:hint="eastAsia"/>
-        </w:rPr>
-        <w:t>ALTER_NODE</w:t>
-      </w:r>
-      <w:r>
-        <w:t xml:space="preserve"> _R</w:t>
-      </w:r>
-      <w:r>
-        <w:rPr>
-          <w:rFonts w:hint="eastAsia"/>
-        </w:rPr>
-        <w:t>SP</w:t>
-      </w:r>
-    </w:p>
-    <w:p>
-      <w:pPr>
-        <w:pStyle w:val="ListParagraph"/>
-        <w:ind w:left="717" w:firstLineChars="0" w:firstLine="0"/>
-        <w:jc w:val="left"/>
-      </w:pPr>
-      <w:r>
-        <w:rPr>
-          <w:rFonts w:hint="eastAsia"/>
-        </w:rPr>
-        <w:t>即</w:t>
-      </w:r>
-      <w:r>
-        <w:rPr>
-          <w:rFonts w:hint="eastAsia"/>
-        </w:rPr>
-        <w:t>MsgOpReply</w:t>
-      </w:r>
-      <w:r>
-        <w:rPr>
-          <w:rFonts w:hint="eastAsia"/>
-        </w:rPr>
-        <w:t>，没有回复数据</w:t>
-      </w:r>
-    </w:p>
-    <w:p>
-      <w:pPr>
-        <w:pStyle w:val="Heading3"/>
-      </w:pPr>
-      <w:r>
-        <w:rPr>
-          <w:rFonts w:hint="eastAsia"/>
-        </w:rPr>
         <w:t>setSessionAttr</w:t>
       </w:r>
     </w:p>
@@ -4330,19 +3448,12 @@
         <w:t>超时</w:t>
       </w:r>
     </w:p>
-    <w:p>
-      <w:pPr>
-        <w:rPr>
-          <w:rFonts w:hint="eastAsia"/>
-        </w:rPr>
-      </w:pPr>
-    </w:p>
+    <w:p/>
     <w:p>
       <w:r>
         <w:rPr>
           <w:noProof/>
         </w:rPr>
-        <w:lastRenderedPageBreak/>
         <w:drawing>
           <wp:inline distT="0" distB="0" distL="0" distR="0">
             <wp:extent cx="4221133" cy="1661543"/>
@@ -4361,7 +3472,7 @@
                     </pic:cNvPicPr>
                   </pic:nvPicPr>
                   <pic:blipFill>
-                    <a:blip r:embed="rId10"/>
+                    <a:blip r:embed="rId9"/>
                     <a:srcRect/>
                     <a:stretch>
                       <a:fillRect/>
@@ -4549,7 +3660,7 @@
                     </pic:cNvPicPr>
                   </pic:nvPicPr>
                   <pic:blipFill>
-                    <a:blip r:embed="rId11"/>
+                    <a:blip r:embed="rId10"/>
                     <a:srcRect/>
                     <a:stretch>
                       <a:fillRect/>
@@ -4652,6 +3763,7 @@
                 <w:sz w:val="18"/>
                 <w:szCs w:val="18"/>
               </w:rPr>
+              <w:lastRenderedPageBreak/>
               <w:t>总工作量（</w:t>
             </w:r>
             <w:r>
@@ -4690,7 +3802,7 @@
                 <w:sz w:val="18"/>
                 <w:szCs w:val="18"/>
               </w:rPr>
-              <w:t>1.0</w:t>
+              <w:t>0.5</w:t>
             </w:r>
           </w:p>
         </w:tc>
@@ -5198,7 +4310,6 @@
         <w:rPr>
           <w:rFonts w:hint="eastAsia"/>
         </w:rPr>
-        <w:lastRenderedPageBreak/>
         <w:t>遗留问题</w:t>
       </w:r>
     </w:p>
@@ -5667,7 +4778,23 @@
                 <w:sz w:val="13"/>
                 <w:szCs w:val="13"/>
               </w:rPr>
-              <w:t>InstanceID</w:t>
+              <w:t>i</w:t>
+            </w:r>
+            <w:r>
+              <w:rPr>
+                <w:rFonts w:hint="eastAsia"/>
+                <w:sz w:val="13"/>
+                <w:szCs w:val="13"/>
+              </w:rPr>
+              <w:t>nstance</w:t>
+            </w:r>
+            <w:r>
+              <w:rPr>
+                <w:rFonts w:hint="eastAsia"/>
+                <w:sz w:val="13"/>
+                <w:szCs w:val="13"/>
+              </w:rPr>
+              <w:t>id</w:t>
             </w:r>
             <w:r>
               <w:rPr>
@@ -5722,7 +4849,7 @@
                 <w:sz w:val="13"/>
                 <w:szCs w:val="13"/>
               </w:rPr>
-              <w:t>InstanceID</w:t>
+              <w:t>i</w:t>
             </w:r>
             <w:r>
               <w:rPr>
@@ -5730,7 +4857,31 @@
                 <w:sz w:val="13"/>
                 <w:szCs w:val="13"/>
               </w:rPr>
-              <w:t>被正确插入</w:t>
+              <w:t>nstance</w:t>
+            </w:r>
+            <w:r>
+              <w:rPr>
+                <w:rFonts w:hint="eastAsia"/>
+                <w:sz w:val="13"/>
+                <w:szCs w:val="13"/>
+              </w:rPr>
+              <w:t>id</w:t>
+            </w:r>
+            <w:r>
+              <w:rPr>
+                <w:rFonts w:hint="eastAsia"/>
+                <w:sz w:val="13"/>
+                <w:szCs w:val="13"/>
+              </w:rPr>
+              <w:t>被正确</w:t>
+            </w:r>
+            <w:r>
+              <w:rPr>
+                <w:rFonts w:hint="eastAsia"/>
+                <w:sz w:val="13"/>
+                <w:szCs w:val="13"/>
+              </w:rPr>
+              <w:t>设置</w:t>
             </w:r>
           </w:p>
         </w:tc>
@@ -5745,6 +4896,7 @@
               <w:ind w:left="0"/>
               <w:jc w:val="left"/>
               <w:rPr>
+                <w:rFonts w:hint="eastAsia"/>
                 <w:sz w:val="13"/>
                 <w:szCs w:val="13"/>
               </w:rPr>
@@ -5755,15 +4907,7 @@
                 <w:sz w:val="13"/>
                 <w:szCs w:val="13"/>
               </w:rPr>
-              <w:t>00</w:t>
-            </w:r>
-            <w:r>
-              <w:rPr>
-                <w:rFonts w:hint="eastAsia"/>
-                <w:sz w:val="13"/>
-                <w:szCs w:val="13"/>
-              </w:rPr>
-              <w:t>2</w:t>
+              <w:t>002</w:t>
             </w:r>
           </w:p>
         </w:tc>
@@ -5776,6 +4920,7 @@
               <w:ind w:left="0"/>
               <w:jc w:val="left"/>
               <w:rPr>
+                <w:rFonts w:hint="eastAsia"/>
                 <w:sz w:val="13"/>
                 <w:szCs w:val="13"/>
               </w:rPr>
@@ -5786,7 +4931,15 @@
                 <w:sz w:val="13"/>
                 <w:szCs w:val="13"/>
               </w:rPr>
-              <w:t>AlterNode</w:t>
+              <w:t>修改</w:t>
+            </w:r>
+            <w:r>
+              <w:rPr>
+                <w:rFonts w:hint="eastAsia"/>
+                <w:sz w:val="13"/>
+                <w:szCs w:val="13"/>
+              </w:rPr>
+              <w:t>instanceid</w:t>
             </w:r>
           </w:p>
         </w:tc>
@@ -5799,6 +4952,7 @@
               <w:ind w:left="0"/>
               <w:jc w:val="left"/>
               <w:rPr>
+                <w:rFonts w:hint="eastAsia"/>
                 <w:sz w:val="13"/>
                 <w:szCs w:val="13"/>
               </w:rPr>
@@ -5809,39 +4963,7 @@
                 <w:sz w:val="13"/>
                 <w:szCs w:val="13"/>
               </w:rPr>
-              <w:t>使用</w:t>
-            </w:r>
-            <w:r>
-              <w:rPr>
-                <w:rFonts w:hint="eastAsia"/>
-                <w:sz w:val="13"/>
-                <w:szCs w:val="13"/>
-              </w:rPr>
-              <w:t>AlterNode</w:t>
-            </w:r>
-            <w:r>
-              <w:rPr>
-                <w:rFonts w:hint="eastAsia"/>
-                <w:sz w:val="13"/>
-                <w:szCs w:val="13"/>
-              </w:rPr>
-              <w:t>修改节点，传入</w:t>
-            </w:r>
-            <w:r>
-              <w:rPr>
-                <w:rFonts w:hint="eastAsia"/>
-                <w:sz w:val="13"/>
-                <w:szCs w:val="13"/>
-              </w:rPr>
-              <w:t>InstanceID</w:t>
-            </w:r>
-            <w:r>
-              <w:rPr>
-                <w:rFonts w:hint="eastAsia"/>
-                <w:sz w:val="13"/>
-                <w:szCs w:val="13"/>
-              </w:rPr>
-              <w:t>设置</w:t>
+              <w:t>手工修改配置文件，重启节点</w:t>
             </w:r>
           </w:p>
         </w:tc>
@@ -5854,6 +4976,7 @@
               <w:ind w:left="0"/>
               <w:jc w:val="left"/>
               <w:rPr>
+                <w:rFonts w:hint="eastAsia"/>
                 <w:sz w:val="13"/>
                 <w:szCs w:val="13"/>
               </w:rPr>
@@ -5888,7 +5011,7 @@
                 <w:sz w:val="13"/>
                 <w:szCs w:val="13"/>
               </w:rPr>
-              <w:t>InstanceID</w:t>
+              <w:t>instanceid</w:t>
             </w:r>
             <w:r>
               <w:rPr>
@@ -5896,15 +5019,7 @@
                 <w:sz w:val="13"/>
                 <w:szCs w:val="13"/>
               </w:rPr>
-              <w:t>被正确</w:t>
-            </w:r>
-            <w:r>
-              <w:rPr>
-                <w:rFonts w:hint="eastAsia"/>
-                <w:sz w:val="13"/>
-                <w:szCs w:val="13"/>
-              </w:rPr>
-              <w:t>更新</w:t>
+              <w:t>被正确设置</w:t>
             </w:r>
           </w:p>
         </w:tc>
@@ -6007,23 +5122,7 @@
                 <w:sz w:val="13"/>
                 <w:szCs w:val="13"/>
               </w:rPr>
-              <w:t>设置</w:t>
-            </w:r>
-            <w:r>
-              <w:rPr>
-                <w:rFonts w:hint="eastAsia"/>
-                <w:sz w:val="13"/>
-                <w:szCs w:val="13"/>
-              </w:rPr>
-              <w:t>InstanceID</w:t>
-            </w:r>
-            <w:r>
-              <w:rPr>
-                <w:rFonts w:hint="eastAsia"/>
-                <w:sz w:val="13"/>
-                <w:szCs w:val="13"/>
-              </w:rPr>
-              <w:t>，然后查询</w:t>
+              <w:t>设置，然后查询</w:t>
             </w:r>
           </w:p>
         </w:tc>
@@ -6471,6 +5570,7 @@
               <w:rPr>
                 <w:rFonts w:hint="eastAsia"/>
               </w:rPr>
+              <w:lastRenderedPageBreak/>
               <w:t>验收用例是否全部通过</w:t>
             </w:r>
           </w:p>
@@ -6712,9 +5812,202 @@
     </w:tbl>
     <w:p>
       <w:pPr>
+        <w:pStyle w:val="Heading2"/>
+        <w:rPr>
+          <w:rFonts w:hint="eastAsia"/>
+        </w:rPr>
+      </w:pPr>
+      <w:r>
+        <w:rPr>
+          <w:rFonts w:hint="eastAsia"/>
+        </w:rPr>
+        <w:t>检视意见</w:t>
+      </w:r>
+    </w:p>
+    <w:p>
+      <w:pPr>
+        <w:pStyle w:val="Heading3"/>
+        <w:numPr>
+          <w:ilvl w:val="0"/>
+          <w:numId w:val="22"/>
+        </w:numPr>
+        <w:rPr>
+          <w:rFonts w:hint="eastAsia"/>
+        </w:rPr>
+      </w:pPr>
+      <w:r>
+        <w:rPr>
+          <w:rFonts w:hint="eastAsia"/>
+        </w:rPr>
+        <w:t>2017-12-22</w:t>
+      </w:r>
+    </w:p>
+    <w:p>
+      <w:pPr>
+        <w:pStyle w:val="ListParagraph"/>
+        <w:numPr>
+          <w:ilvl w:val="0"/>
+          <w:numId w:val="23"/>
+        </w:numPr>
+        <w:ind w:firstLineChars="0"/>
         <w:jc w:val="left"/>
-      </w:pPr>
-    </w:p>
+        <w:rPr>
+          <w:rFonts w:hint="eastAsia"/>
+        </w:rPr>
+      </w:pPr>
+      <w:r>
+        <w:rPr>
+          <w:rFonts w:hint="eastAsia"/>
+        </w:rPr>
+        <w:t>instanceid</w:t>
+      </w:r>
+      <w:r>
+        <w:rPr>
+          <w:rFonts w:hint="eastAsia"/>
+        </w:rPr>
+        <w:t>使用</w:t>
+      </w:r>
+      <w:r>
+        <w:rPr>
+          <w:rFonts w:hint="eastAsia"/>
+        </w:rPr>
+        <w:t>SequoiaDB</w:t>
+      </w:r>
+      <w:r>
+        <w:rPr>
+          <w:rFonts w:hint="eastAsia"/>
+        </w:rPr>
+        <w:t>配置项</w:t>
+      </w:r>
+    </w:p>
+    <w:p>
+      <w:pPr>
+        <w:pStyle w:val="ListParagraph"/>
+        <w:numPr>
+          <w:ilvl w:val="0"/>
+          <w:numId w:val="23"/>
+        </w:numPr>
+        <w:ind w:firstLineChars="0"/>
+        <w:jc w:val="left"/>
+      </w:pPr>
+      <w:r>
+        <w:rPr>
+          <w:rFonts w:hint="eastAsia"/>
+        </w:rPr>
+        <w:t>instanceid</w:t>
+      </w:r>
+      <w:r>
+        <w:rPr>
+          <w:rFonts w:hint="eastAsia"/>
+        </w:rPr>
+        <w:t>使用</w:t>
+      </w:r>
+      <w:r>
+        <w:rPr>
+          <w:rFonts w:hint="eastAsia"/>
+        </w:rPr>
+        <w:t>1-255</w:t>
+      </w:r>
+      <w:r>
+        <w:rPr>
+          <w:rFonts w:hint="eastAsia"/>
+        </w:rPr>
+        <w:t>，</w:t>
+      </w:r>
+      <w:r>
+        <w:rPr>
+          <w:rFonts w:hint="eastAsia"/>
+        </w:rPr>
+        <w:t>组内</w:t>
+      </w:r>
+      <w:r>
+        <w:rPr>
+          <w:rFonts w:hint="eastAsia"/>
+        </w:rPr>
+        <w:t>可以重复</w:t>
+      </w:r>
+    </w:p>
+    <w:p>
+      <w:pPr>
+        <w:pStyle w:val="ListParagraph"/>
+        <w:numPr>
+          <w:ilvl w:val="0"/>
+          <w:numId w:val="23"/>
+        </w:numPr>
+        <w:ind w:firstLineChars="0"/>
+        <w:jc w:val="left"/>
+        <w:rPr>
+          <w:rFonts w:hint="eastAsia"/>
+        </w:rPr>
+      </w:pPr>
+      <w:r>
+        <w:rPr>
+          <w:rFonts w:hint="eastAsia"/>
+        </w:rPr>
+        <w:t>instanceid</w:t>
+      </w:r>
+      <w:r>
+        <w:rPr>
+          <w:rFonts w:hint="eastAsia"/>
+        </w:rPr>
+        <w:t>不支持动态修改，需要手工修改</w:t>
+      </w:r>
+      <w:r>
+        <w:rPr>
+          <w:rFonts w:hint="eastAsia"/>
+        </w:rPr>
+        <w:t>配置文件，</w:t>
+      </w:r>
+      <w:r>
+        <w:rPr>
+          <w:rFonts w:hint="eastAsia"/>
+        </w:rPr>
+        <w:t>通过节点注册修改</w:t>
+      </w:r>
+    </w:p>
+    <w:p>
+      <w:pPr>
+        <w:pStyle w:val="ListParagraph"/>
+        <w:numPr>
+          <w:ilvl w:val="0"/>
+          <w:numId w:val="23"/>
+        </w:numPr>
+        <w:ind w:firstLineChars="0"/>
+        <w:jc w:val="left"/>
+      </w:pPr>
+      <w:r>
+        <w:rPr>
+          <w:rFonts w:hint="eastAsia"/>
+        </w:rPr>
+        <w:t>setSessionAttr()</w:t>
+      </w:r>
+      <w:r>
+        <w:rPr>
+          <w:rFonts w:hint="eastAsia"/>
+        </w:rPr>
+        <w:t>添加</w:t>
+      </w:r>
+      <w:r>
+        <w:rPr>
+          <w:rFonts w:hint="eastAsia"/>
+        </w:rPr>
+        <w:t>PreferedInstanceMode</w:t>
+      </w:r>
+      <w:r>
+        <w:rPr>
+          <w:rFonts w:hint="eastAsia"/>
+        </w:rPr>
+        <w:t>选项配置多个节点时选取的优先级</w:t>
+      </w:r>
+    </w:p>
+    <w:p>
+      <w:pPr>
+        <w:rPr>
+          <w:rFonts w:hint="eastAsia"/>
+        </w:rPr>
+      </w:pPr>
+    </w:p>
+    <w:p/>
     <w:sectPr>
       <w:pgSz w:w="11906" w:h="16838"/>
       <w:pgMar w:top="1440" w:right="1800" w:bottom="1440" w:left="1800" w:header="851" w:footer="992" w:gutter="0"/>
@@ -6857,7 +6150,7 @@
   <w:abstractNum w:abstractNumId="1">
     <w:nsid w:val="22501AA3"/>
     <w:multiLevelType w:val="hybridMultilevel"/>
-    <w:tmpl w:val="B284E796"/>
+    <w:tmpl w:val="B7585C4A"/>
     <w:lvl w:ilvl="0" w:tplc="354870E4">
       <w:start w:val="1"/>
       <w:numFmt w:val="chineseCountingThousand"/>
@@ -7129,6 +6422,95 @@
     </w:lvl>
   </w:abstractNum>
   <w:abstractNum w:abstractNumId="4">
+    <w:nsid w:val="3AEE0AD1"/>
+    <w:multiLevelType w:val="hybridMultilevel"/>
+    <w:tmpl w:val="4BBCD146"/>
+    <w:lvl w:ilvl="0" w:tplc="3A6E1D32">
+      <w:start w:val="1"/>
+      <w:numFmt w:val="decimal"/>
+      <w:lvlText w:val="%1."/>
+      <w:lvlJc w:val="left"/>
+      <w:pPr>
+        <w:ind w:left="717" w:hanging="360"/>
+      </w:pPr>
+      <w:rPr>
+        <w:rFonts w:hint="default"/>
+      </w:rPr>
+    </w:lvl>
+    <w:lvl w:ilvl="1" w:tplc="0409000F">
+      <w:start w:val="1"/>
+      <w:numFmt w:val="decimal"/>
+      <w:lvlText w:val="%2."/>
+      <w:lvlJc w:val="left"/>
+      <w:pPr>
+        <w:ind w:left="1197" w:hanging="420"/>
+      </w:pPr>
+    </w:lvl>
+    <w:lvl w:ilvl="2" w:tplc="0409000F">
+      <w:start w:val="1"/>
+      <w:numFmt w:val="decimal"/>
+      <w:lvlText w:val="%3."/>
+      <w:lvlJc w:val="left"/>
+      <w:pPr>
+        <w:ind w:left="1617" w:hanging="420"/>
+      </w:pPr>
+    </w:lvl>
+    <w:lvl w:ilvl="3" w:tplc="0409000F" w:tentative="1">
+      <w:start w:val="1"/>
+      <w:numFmt w:val="decimal"/>
+      <w:lvlText w:val="%4."/>
+      <w:lvlJc w:val="left"/>
+      <w:pPr>
+        <w:ind w:left="2037" w:hanging="420"/>
+      </w:pPr>
+    </w:lvl>
+    <w:lvl w:ilvl="4" w:tplc="04090019" w:tentative="1">
+      <w:start w:val="1"/>
+      <w:numFmt w:val="lowerLetter"/>
+      <w:lvlText w:val="%5)"/>
+      <w:lvlJc w:val="left"/>
+      <w:pPr>
+        <w:ind w:left="2457" w:hanging="420"/>
+      </w:pPr>
+    </w:lvl>
+    <w:lvl w:ilvl="5" w:tplc="0409001B" w:tentative="1">
+      <w:start w:val="1"/>
+      <w:numFmt w:val="lowerRoman"/>
+      <w:lvlText w:val="%6."/>
+      <w:lvlJc w:val="right"/>
+      <w:pPr>
+        <w:ind w:left="2877" w:hanging="420"/>
+      </w:pPr>
+    </w:lvl>
+    <w:lvl w:ilvl="6" w:tplc="0409000F" w:tentative="1">
+      <w:start w:val="1"/>
+      <w:numFmt w:val="decimal"/>
+      <w:lvlText w:val="%7."/>
+      <w:lvlJc w:val="left"/>
+      <w:pPr>
+        <w:ind w:left="3297" w:hanging="420"/>
+      </w:pPr>
+    </w:lvl>
+    <w:lvl w:ilvl="7" w:tplc="04090019" w:tentative="1">
+      <w:start w:val="1"/>
+      <w:numFmt w:val="lowerLetter"/>
+      <w:lvlText w:val="%8)"/>
+      <w:lvlJc w:val="left"/>
+      <w:pPr>
+        <w:ind w:left="3717" w:hanging="420"/>
+      </w:pPr>
+    </w:lvl>
+    <w:lvl w:ilvl="8" w:tplc="0409001B" w:tentative="1">
+      <w:start w:val="1"/>
+      <w:numFmt w:val="lowerRoman"/>
+      <w:lvlText w:val="%9."/>
+      <w:lvlJc w:val="right"/>
+      <w:pPr>
+        <w:ind w:left="4137" w:hanging="420"/>
+      </w:pPr>
+    </w:lvl>
+  </w:abstractNum>
+  <w:abstractNum w:abstractNumId="5">
     <w:nsid w:val="41D55A70"/>
     <w:multiLevelType w:val="hybridMultilevel"/>
     <w:tmpl w:val="7228C552"/>
@@ -7217,7 +6599,7 @@
       </w:pPr>
     </w:lvl>
   </w:abstractNum>
-  <w:abstractNum w:abstractNumId="5">
+  <w:abstractNum w:abstractNumId="6">
     <w:nsid w:val="48442D6C"/>
     <w:multiLevelType w:val="hybridMultilevel"/>
     <w:tmpl w:val="7228C552"/>
@@ -7306,7 +6688,7 @@
       </w:pPr>
     </w:lvl>
   </w:abstractNum>
-  <w:abstractNum w:abstractNumId="6">
+  <w:abstractNum w:abstractNumId="7">
     <w:nsid w:val="49AC1229"/>
     <w:multiLevelType w:val="hybridMultilevel"/>
     <w:tmpl w:val="7228C552"/>
@@ -7395,7 +6777,7 @@
       </w:pPr>
     </w:lvl>
   </w:abstractNum>
-  <w:abstractNum w:abstractNumId="7">
+  <w:abstractNum w:abstractNumId="8">
     <w:nsid w:val="4A7D5D3A"/>
     <w:multiLevelType w:val="hybridMultilevel"/>
     <w:tmpl w:val="4BBCD146"/>
@@ -7484,7 +6866,7 @@
       </w:pPr>
     </w:lvl>
   </w:abstractNum>
-  <w:abstractNum w:abstractNumId="8">
+  <w:abstractNum w:abstractNumId="9">
     <w:nsid w:val="57A36001"/>
     <w:multiLevelType w:val="hybridMultilevel"/>
     <w:tmpl w:val="7228C552"/>
@@ -7573,7 +6955,7 @@
       </w:pPr>
     </w:lvl>
   </w:abstractNum>
-  <w:abstractNum w:abstractNumId="9">
+  <w:abstractNum w:abstractNumId="10">
     <w:nsid w:val="589E00D2"/>
     <w:multiLevelType w:val="hybridMultilevel"/>
     <w:tmpl w:val="DB6EB604"/>
@@ -7660,7 +7042,7 @@
       </w:pPr>
     </w:lvl>
   </w:abstractNum>
-  <w:abstractNum w:abstractNumId="10">
+  <w:abstractNum w:abstractNumId="11">
     <w:nsid w:val="59846E3F"/>
     <w:multiLevelType w:val="hybridMultilevel"/>
     <w:tmpl w:val="4BBCD146"/>
@@ -7749,7 +7131,7 @@
       </w:pPr>
     </w:lvl>
   </w:abstractNum>
-  <w:abstractNum w:abstractNumId="11">
+  <w:abstractNum w:abstractNumId="12">
     <w:nsid w:val="5A327926"/>
     <w:multiLevelType w:val="hybridMultilevel"/>
     <w:tmpl w:val="D42E7210"/>
@@ -7838,8 +7220,186 @@
       </w:pPr>
     </w:lvl>
   </w:abstractNum>
-  <w:abstractNum w:abstractNumId="12">
+  <w:abstractNum w:abstractNumId="13">
     <w:nsid w:val="5CE51178"/>
+    <w:multiLevelType w:val="hybridMultilevel"/>
+    <w:tmpl w:val="9F4A73BE"/>
+    <w:lvl w:ilvl="0" w:tplc="F2E6E872">
+      <w:start w:val="1"/>
+      <w:numFmt w:val="decimal"/>
+      <w:lvlText w:val="%1."/>
+      <w:lvlJc w:val="left"/>
+      <w:pPr>
+        <w:ind w:left="717" w:hanging="360"/>
+      </w:pPr>
+      <w:rPr>
+        <w:rFonts w:hint="default"/>
+      </w:rPr>
+    </w:lvl>
+    <w:lvl w:ilvl="1" w:tplc="0409000F">
+      <w:start w:val="1"/>
+      <w:numFmt w:val="decimal"/>
+      <w:lvlText w:val="%2."/>
+      <w:lvlJc w:val="left"/>
+      <w:pPr>
+        <w:ind w:left="1197" w:hanging="420"/>
+      </w:pPr>
+    </w:lvl>
+    <w:lvl w:ilvl="2" w:tplc="0409000F">
+      <w:start w:val="1"/>
+      <w:numFmt w:val="decimal"/>
+      <w:lvlText w:val="%3."/>
+      <w:lvlJc w:val="left"/>
+      <w:pPr>
+        <w:ind w:left="1617" w:hanging="420"/>
+      </w:pPr>
+    </w:lvl>
+    <w:lvl w:ilvl="3" w:tplc="0409000F" w:tentative="1">
+      <w:start w:val="1"/>
+      <w:numFmt w:val="decimal"/>
+      <w:lvlText w:val="%4."/>
+      <w:lvlJc w:val="left"/>
+      <w:pPr>
+        <w:ind w:left="2037" w:hanging="420"/>
+      </w:pPr>
+    </w:lvl>
+    <w:lvl w:ilvl="4" w:tplc="04090019" w:tentative="1">
+      <w:start w:val="1"/>
+      <w:numFmt w:val="lowerLetter"/>
+      <w:lvlText w:val="%5)"/>
+      <w:lvlJc w:val="left"/>
+      <w:pPr>
+        <w:ind w:left="2457" w:hanging="420"/>
+      </w:pPr>
+    </w:lvl>
+    <w:lvl w:ilvl="5" w:tplc="0409001B" w:tentative="1">
+      <w:start w:val="1"/>
+      <w:numFmt w:val="lowerRoman"/>
+      <w:lvlText w:val="%6."/>
+      <w:lvlJc w:val="right"/>
+      <w:pPr>
+        <w:ind w:left="2877" w:hanging="420"/>
+      </w:pPr>
+    </w:lvl>
+    <w:lvl w:ilvl="6" w:tplc="0409000F" w:tentative="1">
+      <w:start w:val="1"/>
+      <w:numFmt w:val="decimal"/>
+      <w:lvlText w:val="%7."/>
+      <w:lvlJc w:val="left"/>
+      <w:pPr>
+        <w:ind w:left="3297" w:hanging="420"/>
+      </w:pPr>
+    </w:lvl>
+    <w:lvl w:ilvl="7" w:tplc="04090019" w:tentative="1">
+      <w:start w:val="1"/>
+      <w:numFmt w:val="lowerLetter"/>
+      <w:lvlText w:val="%8)"/>
+      <w:lvlJc w:val="left"/>
+      <w:pPr>
+        <w:ind w:left="3717" w:hanging="420"/>
+      </w:pPr>
+    </w:lvl>
+    <w:lvl w:ilvl="8" w:tplc="0409001B" w:tentative="1">
+      <w:start w:val="1"/>
+      <w:numFmt w:val="lowerRoman"/>
+      <w:lvlText w:val="%9."/>
+      <w:lvlJc w:val="right"/>
+      <w:pPr>
+        <w:ind w:left="4137" w:hanging="420"/>
+      </w:pPr>
+    </w:lvl>
+  </w:abstractNum>
+  <w:abstractNum w:abstractNumId="14">
+    <w:nsid w:val="6B0613DA"/>
+    <w:multiLevelType w:val="hybridMultilevel"/>
+    <w:tmpl w:val="9F4A73BE"/>
+    <w:lvl w:ilvl="0" w:tplc="F2E6E872">
+      <w:start w:val="1"/>
+      <w:numFmt w:val="decimal"/>
+      <w:lvlText w:val="%1."/>
+      <w:lvlJc w:val="left"/>
+      <w:pPr>
+        <w:ind w:left="717" w:hanging="360"/>
+      </w:pPr>
+      <w:rPr>
+        <w:rFonts w:hint="default"/>
+      </w:rPr>
+    </w:lvl>
+    <w:lvl w:ilvl="1" w:tplc="0409000F">
+      <w:start w:val="1"/>
+      <w:numFmt w:val="decimal"/>
+      <w:lvlText w:val="%2."/>
+      <w:lvlJc w:val="left"/>
+      <w:pPr>
+        <w:ind w:left="1197" w:hanging="420"/>
+      </w:pPr>
+    </w:lvl>
+    <w:lvl w:ilvl="2" w:tplc="0409000F">
+      <w:start w:val="1"/>
+      <w:numFmt w:val="decimal"/>
+      <w:lvlText w:val="%3."/>
+      <w:lvlJc w:val="left"/>
+      <w:pPr>
+        <w:ind w:left="1617" w:hanging="420"/>
+      </w:pPr>
+    </w:lvl>
+    <w:lvl w:ilvl="3" w:tplc="0409000F" w:tentative="1">
+      <w:start w:val="1"/>
+      <w:numFmt w:val="decimal"/>
+      <w:lvlText w:val="%4."/>
+      <w:lvlJc w:val="left"/>
+      <w:pPr>
+        <w:ind w:left="2037" w:hanging="420"/>
+      </w:pPr>
+    </w:lvl>
+    <w:lvl w:ilvl="4" w:tplc="04090019" w:tentative="1">
+      <w:start w:val="1"/>
+      <w:numFmt w:val="lowerLetter"/>
+      <w:lvlText w:val="%5)"/>
+      <w:lvlJc w:val="left"/>
+      <w:pPr>
+        <w:ind w:left="2457" w:hanging="420"/>
+      </w:pPr>
+    </w:lvl>
+    <w:lvl w:ilvl="5" w:tplc="0409001B" w:tentative="1">
+      <w:start w:val="1"/>
+      <w:numFmt w:val="lowerRoman"/>
+      <w:lvlText w:val="%6."/>
+      <w:lvlJc w:val="right"/>
+      <w:pPr>
+        <w:ind w:left="2877" w:hanging="420"/>
+      </w:pPr>
+    </w:lvl>
+    <w:lvl w:ilvl="6" w:tplc="0409000F" w:tentative="1">
+      <w:start w:val="1"/>
+      <w:numFmt w:val="decimal"/>
+      <w:lvlText w:val="%7."/>
+      <w:lvlJc w:val="left"/>
+      <w:pPr>
+        <w:ind w:left="3297" w:hanging="420"/>
+      </w:pPr>
+    </w:lvl>
+    <w:lvl w:ilvl="7" w:tplc="04090019" w:tentative="1">
+      <w:start w:val="1"/>
+      <w:numFmt w:val="lowerLetter"/>
+      <w:lvlText w:val="%8)"/>
+      <w:lvlJc w:val="left"/>
+      <w:pPr>
+        <w:ind w:left="3717" w:hanging="420"/>
+      </w:pPr>
+    </w:lvl>
+    <w:lvl w:ilvl="8" w:tplc="0409001B" w:tentative="1">
+      <w:start w:val="1"/>
+      <w:numFmt w:val="lowerRoman"/>
+      <w:lvlText w:val="%9."/>
+      <w:lvlJc w:val="right"/>
+      <w:pPr>
+        <w:ind w:left="4137" w:hanging="420"/>
+      </w:pPr>
+    </w:lvl>
+  </w:abstractNum>
+  <w:abstractNum w:abstractNumId="15">
+    <w:nsid w:val="6B783202"/>
     <w:multiLevelType w:val="hybridMultilevel"/>
     <w:tmpl w:val="7228C552"/>
     <w:lvl w:ilvl="0" w:tplc="F2E6E872">
@@ -7927,7 +7487,7 @@
       </w:pPr>
     </w:lvl>
   </w:abstractNum>
-  <w:abstractNum w:abstractNumId="13">
+  <w:abstractNum w:abstractNumId="16">
     <w:nsid w:val="6C6813EF"/>
     <w:multiLevelType w:val="hybridMultilevel"/>
     <w:tmpl w:val="7228C552"/>
@@ -8016,7 +7576,7 @@
       </w:pPr>
     </w:lvl>
   </w:abstractNum>
-  <w:abstractNum w:abstractNumId="14">
+  <w:abstractNum w:abstractNumId="17">
     <w:nsid w:val="6DF2335A"/>
     <w:multiLevelType w:val="hybridMultilevel"/>
     <w:tmpl w:val="4BBCD146"/>
@@ -8105,7 +7665,7 @@
       </w:pPr>
     </w:lvl>
   </w:abstractNum>
-  <w:abstractNum w:abstractNumId="15">
+  <w:abstractNum w:abstractNumId="18">
     <w:nsid w:val="7DD3502B"/>
     <w:multiLevelType w:val="hybridMultilevel"/>
     <w:tmpl w:val="7228C552"/>
@@ -8198,61 +7758,82 @@
     <w:abstractNumId w:val="1"/>
   </w:num>
   <w:num w:numId="2">
-    <w:abstractNumId w:val="9"/>
+    <w:abstractNumId w:val="10"/>
   </w:num>
   <w:num w:numId="3">
-    <w:abstractNumId w:val="15"/>
+    <w:abstractNumId w:val="18"/>
   </w:num>
   <w:num w:numId="4">
-    <w:abstractNumId w:val="5"/>
+    <w:abstractNumId w:val="6"/>
   </w:num>
   <w:num w:numId="5">
     <w:abstractNumId w:val="2"/>
   </w:num>
   <w:num w:numId="6">
-    <w:abstractNumId w:val="4"/>
+    <w:abstractNumId w:val="5"/>
   </w:num>
   <w:num w:numId="7">
     <w:abstractNumId w:val="0"/>
   </w:num>
   <w:num w:numId="8">
-    <w:abstractNumId w:val="6"/>
+    <w:abstractNumId w:val="7"/>
   </w:num>
   <w:num w:numId="9">
-    <w:abstractNumId w:val="9"/>
+    <w:abstractNumId w:val="10"/>
     <w:lvlOverride w:ilvl="0">
       <w:startOverride w:val="1"/>
     </w:lvlOverride>
   </w:num>
   <w:num w:numId="10">
-    <w:abstractNumId w:val="9"/>
+    <w:abstractNumId w:val="10"/>
     <w:lvlOverride w:ilvl="0">
       <w:startOverride w:val="1"/>
     </w:lvlOverride>
   </w:num>
   <w:num w:numId="11">
-    <w:abstractNumId w:val="12"/>
+    <w:abstractNumId w:val="13"/>
   </w:num>
   <w:num w:numId="12">
-    <w:abstractNumId w:val="8"/>
+    <w:abstractNumId w:val="9"/>
   </w:num>
   <w:num w:numId="13">
-    <w:abstractNumId w:val="13"/>
+    <w:abstractNumId w:val="16"/>
   </w:num>
   <w:num w:numId="14">
-    <w:abstractNumId w:val="7"/>
+    <w:abstractNumId w:val="8"/>
   </w:num>
   <w:num w:numId="15">
     <w:abstractNumId w:val="3"/>
   </w:num>
   <w:num w:numId="16">
-    <w:abstractNumId w:val="10"/>
+    <w:abstractNumId w:val="11"/>
   </w:num>
   <w:num w:numId="17">
+    <w:abstractNumId w:val="17"/>
+  </w:num>
+  <w:num w:numId="18">
+    <w:abstractNumId w:val="12"/>
+  </w:num>
+  <w:num w:numId="19">
+    <w:abstractNumId w:val="15"/>
+  </w:num>
+  <w:num w:numId="20">
     <w:abstractNumId w:val="14"/>
   </w:num>
-  <w:num w:numId="18">
-    <w:abstractNumId w:val="11"/>
+  <w:num w:numId="21">
+    <w:abstractNumId w:val="1"/>
+    <w:lvlOverride w:ilvl="0">
+      <w:startOverride w:val="1"/>
+    </w:lvlOverride>
+  </w:num>
+  <w:num w:numId="22">
+    <w:abstractNumId w:val="10"/>
+    <w:lvlOverride w:ilvl="0">
+      <w:startOverride w:val="1"/>
+    </w:lvlOverride>
+  </w:num>
+  <w:num w:numId="23">
+    <w:abstractNumId w:val="4"/>
   </w:num>
   <w:numIdMacAtCleanup w:val="8"/>
 </w:numbering>

--- a/internal_doc/03.开发设计/Story_外部会话提供超时以及访问隔离的能力.docx
+++ b/internal_doc/03.开发设计/Story_外部会话提供超时以及访问隔离的能力.docx
@@ -511,7 +511,59 @@
         <w:rPr>
           <w:rFonts w:hint="eastAsia"/>
         </w:rPr>
-        <w:t>该值在组内唯一</w:t>
+        <w:t>8</w:t>
+      </w:r>
+      <w:r>
+        <w:rPr>
+          <w:rFonts w:hint="eastAsia"/>
+        </w:rPr>
+        <w:t>、</w:t>
+      </w:r>
+      <w:r>
+        <w:rPr>
+          <w:rFonts w:hint="eastAsia"/>
+        </w:rPr>
+        <w:t>9</w:t>
+      </w:r>
+      <w:r>
+        <w:rPr>
+          <w:rFonts w:hint="eastAsia"/>
+        </w:rPr>
+        <w:t>、</w:t>
+      </w:r>
+      <w:r>
+        <w:rPr>
+          <w:rFonts w:hint="eastAsia"/>
+        </w:rPr>
+        <w:t>10</w:t>
+      </w:r>
+      <w:r>
+        <w:rPr>
+          <w:rFonts w:hint="eastAsia"/>
+        </w:rPr>
+        <w:t>为保留值，不能设置</w:t>
+      </w:r>
+      <w:r>
+        <w:rPr>
+          <w:rFonts w:hint="eastAsia"/>
+        </w:rPr>
+        <w:t>，按冲突处理</w:t>
+      </w:r>
+    </w:p>
+    <w:p>
+      <w:pPr>
+        <w:pStyle w:val="ListParagraph"/>
+        <w:numPr>
+          <w:ilvl w:val="1"/>
+          <w:numId w:val="3"/>
+        </w:numPr>
+        <w:ind w:firstLineChars="0"/>
+      </w:pPr>
+      <w:r>
+        <w:rPr>
+          <w:rFonts w:hint="eastAsia"/>
+        </w:rPr>
+        <w:t>组内可以多个节点取相同的值</w:t>
       </w:r>
     </w:p>
     <w:p>
@@ -577,6 +629,7 @@
         <w:rPr>
           <w:rFonts w:hint="eastAsia"/>
         </w:rPr>
+        <w:lastRenderedPageBreak/>
         <w:t>2.8</w:t>
       </w:r>
       <w:r>
@@ -719,9 +772,6 @@
           <w:ilvl w:val="0"/>
           <w:numId w:val="9"/>
         </w:numPr>
-        <w:rPr>
-          <w:rFonts w:hint="eastAsia"/>
-        </w:rPr>
       </w:pPr>
       <w:r>
         <w:rPr>
@@ -735,56 +785,6 @@
         </w:rPr>
         <w:t>配置</w:t>
       </w:r>
-    </w:p>
-    <w:p>
-      <w:pPr>
-        <w:rPr>
-          <w:rFonts w:hint="eastAsia"/>
-        </w:rPr>
-      </w:pPr>
-      <w:r>
-        <w:rPr>
-          <w:rFonts w:hint="eastAsia"/>
-        </w:rPr>
-        <w:t>添加</w:t>
-      </w:r>
-      <w:r>
-        <w:rPr>
-          <w:rFonts w:hint="eastAsia"/>
-        </w:rPr>
-        <w:t>--instanceid</w:t>
-      </w:r>
-      <w:r>
-        <w:rPr>
-          <w:rFonts w:hint="eastAsia"/>
-        </w:rPr>
-        <w:t>配置选项，表示节点的</w:t>
-      </w:r>
-      <w:r>
-        <w:rPr>
-          <w:rFonts w:hint="eastAsia"/>
-        </w:rPr>
-        <w:t>实例标识，用于</w:t>
-      </w:r>
-      <w:r>
-        <w:rPr>
-          <w:rFonts w:hint="eastAsia"/>
-        </w:rPr>
-        <w:t>PreferedInstance</w:t>
-      </w:r>
-      <w:r>
-        <w:rPr>
-          <w:rFonts w:hint="eastAsia"/>
-        </w:rPr>
-        <w:t>设置</w:t>
-      </w:r>
-    </w:p>
-    <w:p>
-      <w:pPr>
-        <w:rPr>
-          <w:rFonts w:hint="eastAsia"/>
-        </w:rPr>
-      </w:pPr>
     </w:p>
     <w:p>
       <w:pPr>
@@ -795,9 +795,47 @@
         </w:numPr>
         <w:ind w:firstLineChars="0"/>
         <w:jc w:val="left"/>
-        <w:rPr>
-          <w:rFonts w:hint="eastAsia"/>
-        </w:rPr>
+      </w:pPr>
+      <w:r>
+        <w:rPr>
+          <w:rFonts w:hint="eastAsia"/>
+        </w:rPr>
+        <w:t>添加</w:t>
+      </w:r>
+      <w:r>
+        <w:rPr>
+          <w:rFonts w:hint="eastAsia"/>
+        </w:rPr>
+        <w:t>--instanceid</w:t>
+      </w:r>
+      <w:r>
+        <w:rPr>
+          <w:rFonts w:hint="eastAsia"/>
+        </w:rPr>
+        <w:t>配置选项，表示节点的实例标识，用于</w:t>
+      </w:r>
+      <w:r>
+        <w:rPr>
+          <w:rFonts w:hint="eastAsia"/>
+        </w:rPr>
+        <w:t>PreferedInstance</w:t>
+      </w:r>
+      <w:r>
+        <w:rPr>
+          <w:rFonts w:hint="eastAsia"/>
+        </w:rPr>
+        <w:t>设置</w:t>
+      </w:r>
+    </w:p>
+    <w:p>
+      <w:pPr>
+        <w:pStyle w:val="ListParagraph"/>
+        <w:numPr>
+          <w:ilvl w:val="1"/>
+          <w:numId w:val="18"/>
+        </w:numPr>
+        <w:ind w:firstLineChars="0"/>
+        <w:jc w:val="left"/>
       </w:pPr>
       <w:r>
         <w:rPr>
@@ -858,6 +896,88 @@
           <w:rFonts w:hint="eastAsia"/>
         </w:rPr>
         <w:t>为准</w:t>
+      </w:r>
+    </w:p>
+    <w:p>
+      <w:pPr>
+        <w:pStyle w:val="ListParagraph"/>
+        <w:numPr>
+          <w:ilvl w:val="1"/>
+          <w:numId w:val="18"/>
+        </w:numPr>
+        <w:ind w:firstLineChars="0"/>
+        <w:jc w:val="left"/>
+      </w:pPr>
+      <w:r>
+        <w:rPr>
+          <w:rFonts w:hint="eastAsia"/>
+        </w:rPr>
+        <w:t>取值范围</w:t>
+      </w:r>
+      <w:r>
+        <w:rPr>
+          <w:rFonts w:hint="eastAsia"/>
+        </w:rPr>
+        <w:t>1-255</w:t>
+      </w:r>
+      <w:r>
+        <w:rPr>
+          <w:rFonts w:hint="eastAsia"/>
+        </w:rPr>
+        <w:t>，</w:t>
+      </w:r>
+      <w:r>
+        <w:rPr>
+          <w:rFonts w:hint="eastAsia"/>
+        </w:rPr>
+        <w:t>除去</w:t>
+      </w:r>
+      <w:r>
+        <w:rPr>
+          <w:rFonts w:hint="eastAsia"/>
+        </w:rPr>
+        <w:t>8</w:t>
+      </w:r>
+      <w:r>
+        <w:rPr>
+          <w:rFonts w:hint="eastAsia"/>
+        </w:rPr>
+        <w:t>，</w:t>
+      </w:r>
+      <w:r>
+        <w:rPr>
+          <w:rFonts w:hint="eastAsia"/>
+        </w:rPr>
+        <w:t>9</w:t>
+      </w:r>
+      <w:r>
+        <w:rPr>
+          <w:rFonts w:hint="eastAsia"/>
+        </w:rPr>
+        <w:t>，</w:t>
+      </w:r>
+      <w:r>
+        <w:rPr>
+          <w:rFonts w:hint="eastAsia"/>
+        </w:rPr>
+        <w:t>10</w:t>
+      </w:r>
+    </w:p>
+    <w:p>
+      <w:pPr>
+        <w:pStyle w:val="ListParagraph"/>
+        <w:numPr>
+          <w:ilvl w:val="1"/>
+          <w:numId w:val="18"/>
+        </w:numPr>
+        <w:ind w:firstLineChars="0"/>
+        <w:jc w:val="left"/>
+      </w:pPr>
+      <w:r>
+        <w:rPr>
+          <w:rFonts w:hint="eastAsia"/>
+        </w:rPr>
+        <w:t>范围外的值自动修正为没有设置该项</w:t>
       </w:r>
     </w:p>
     <w:p>
@@ -871,216 +991,66 @@
         <w:jc w:val="left"/>
       </w:pPr>
       <w:r>
-        <w:rPr>
-          <w:rFonts w:hint="eastAsia"/>
-        </w:rPr>
-        <w:t>取值范围</w:t>
-      </w:r>
-      <w:r>
-        <w:rPr>
-          <w:rFonts w:hint="eastAsia"/>
-        </w:rPr>
-        <w:t>1-255</w:t>
-      </w:r>
-      <w:r>
-        <w:rPr>
-          <w:rFonts w:hint="eastAsia"/>
-        </w:rPr>
-        <w:t>，</w:t>
-      </w:r>
-      <w:r>
-        <w:rPr>
-          <w:rFonts w:hint="eastAsia"/>
-        </w:rPr>
-        <w:t>范围</w:t>
-      </w:r>
-      <w:r>
-        <w:rPr>
-          <w:rFonts w:hint="eastAsia"/>
-        </w:rPr>
-        <w:t>自动修正</w:t>
-      </w:r>
-    </w:p>
-    <w:p>
-      <w:pPr>
-        <w:rPr>
-          <w:rFonts w:hint="eastAsia"/>
-        </w:rPr>
-      </w:pPr>
-    </w:p>
-    <w:p>
-      <w:pPr>
-        <w:pStyle w:val="Heading3"/>
+        <w:t>--preferedinstance</w:t>
+      </w:r>
+      <w:r>
+        <w:rPr>
+          <w:rFonts w:hint="eastAsia"/>
+        </w:rPr>
+        <w:t xml:space="preserve"> </w:t>
+      </w:r>
+      <w:r>
+        <w:rPr>
+          <w:rFonts w:hint="eastAsia"/>
+        </w:rPr>
+        <w:t>配置选项，扩展为</w:t>
+      </w:r>
+      <w:r>
+        <w:rPr>
+          <w:rFonts w:hint="eastAsia"/>
+        </w:rPr>
+        <w:t>支持单值和数组类型</w:t>
+      </w:r>
+    </w:p>
+    <w:p>
+      <w:pPr>
+        <w:pStyle w:val="ListParagraph"/>
         <w:numPr>
-          <w:ilvl w:val="0"/>
-          <w:numId w:val="9"/>
+          <w:ilvl w:val="1"/>
+          <w:numId w:val="18"/>
         </w:numPr>
-      </w:pPr>
-      <w:r>
-        <w:rPr>
-          <w:rFonts w:hint="eastAsia"/>
-        </w:rPr>
-        <w:t>SdbReplicaGroup.createNode()</w:t>
-      </w:r>
-    </w:p>
-    <w:p>
-      <w:r>
-        <w:rPr>
-          <w:rFonts w:hint="eastAsia"/>
-        </w:rPr>
-        <w:t>SdbReplicaGroup</w:t>
-      </w:r>
-      <w:r>
-        <w:t>.createNode( &lt;host&gt;, &lt;service&gt;, &lt;dbpath&gt;, [config] )</w:t>
-      </w:r>
-    </w:p>
-    <w:p/>
-    <w:p>
-      <w:r>
-        <w:rPr>
-          <w:rFonts w:hint="eastAsia"/>
-        </w:rPr>
-        <w:t>conf</w:t>
-      </w:r>
-      <w:r>
-        <w:rPr>
-          <w:rFonts w:hint="eastAsia"/>
-        </w:rPr>
-        <w:t>ig</w:t>
-      </w:r>
-      <w:r>
-        <w:rPr>
-          <w:rFonts w:hint="eastAsia"/>
-        </w:rPr>
-        <w:t>选项里添加</w:t>
-      </w:r>
-      <w:r>
-        <w:rPr>
-          <w:rFonts w:hint="eastAsia"/>
-        </w:rPr>
-        <w:t>i</w:t>
-      </w:r>
-      <w:r>
-        <w:rPr>
-          <w:rFonts w:hint="eastAsia"/>
-        </w:rPr>
-        <w:t>nstance</w:t>
-      </w:r>
-      <w:r>
-        <w:rPr>
-          <w:rFonts w:hint="eastAsia"/>
-        </w:rPr>
-        <w:t>id</w:t>
-      </w:r>
-      <w:r>
-        <w:rPr>
-          <w:rFonts w:hint="eastAsia"/>
-        </w:rPr>
-        <w:t>字段</w:t>
-      </w:r>
-      <w:r>
-        <w:rPr>
-          <w:rFonts w:hint="eastAsia"/>
-        </w:rPr>
-        <w:t>，</w:t>
-      </w:r>
-      <w:r>
-        <w:rPr>
-          <w:rFonts w:hint="eastAsia"/>
-        </w:rPr>
-        <w:t>i</w:t>
-      </w:r>
-      <w:r>
-        <w:rPr>
-          <w:rFonts w:hint="eastAsia"/>
-        </w:rPr>
-        <w:t>nstance</w:t>
-      </w:r>
-      <w:r>
-        <w:rPr>
-          <w:rFonts w:hint="eastAsia"/>
-        </w:rPr>
-        <w:t>id</w:t>
-      </w:r>
-      <w:r>
-        <w:rPr>
-          <w:rFonts w:hint="eastAsia"/>
-        </w:rPr>
-        <w:t>添加到配置参数中</w:t>
-      </w:r>
-      <w:r>
-        <w:rPr>
-          <w:rFonts w:hint="eastAsia"/>
-        </w:rPr>
-        <w:t>，</w:t>
-      </w:r>
-      <w:r>
-        <w:rPr>
-          <w:rFonts w:hint="eastAsia"/>
-        </w:rPr>
-        <w:t>instanceid</w:t>
-      </w:r>
-      <w:r>
-        <w:rPr>
-          <w:rFonts w:hint="eastAsia"/>
-        </w:rPr>
-        <w:t>也需要更新到元数据节点中</w:t>
-      </w:r>
-    </w:p>
-    <w:p/>
-    <w:p>
-      <w:pPr>
-        <w:pStyle w:val="Heading3"/>
-      </w:pPr>
-      <w:r>
-        <w:rPr>
-          <w:rFonts w:hint="eastAsia"/>
-        </w:rPr>
-        <w:t>S</w:t>
-      </w:r>
-      <w:r>
-        <w:rPr>
-          <w:rFonts w:hint="eastAsia"/>
-        </w:rPr>
-        <w:t>db.setSessionAttr()</w:t>
-      </w:r>
-    </w:p>
-    <w:p>
-      <w:r>
-        <w:rPr>
-          <w:rFonts w:hint="eastAsia"/>
-        </w:rPr>
-        <w:t>Sdb</w:t>
-      </w:r>
-      <w:r>
-        <w:t>.</w:t>
-      </w:r>
-      <w:r>
-        <w:rPr>
-          <w:rFonts w:hint="eastAsia"/>
-        </w:rPr>
-        <w:t>setSessionAttr</w:t>
-      </w:r>
-      <w:r>
-        <w:t xml:space="preserve">( </w:t>
-      </w:r>
-      <w:r>
-        <w:rPr>
-          <w:rFonts w:hint="eastAsia"/>
-        </w:rPr>
-        <w:t>&lt;options&gt;</w:t>
-      </w:r>
-      <w:r>
-        <w:t xml:space="preserve"> )</w:t>
-      </w:r>
-    </w:p>
-    <w:p/>
-    <w:p>
-      <w:r>
-        <w:rPr>
-          <w:rFonts w:hint="eastAsia"/>
-        </w:rPr>
-        <w:t>会话属性设置：</w:t>
+        <w:ind w:firstLineChars="0"/>
+        <w:jc w:val="left"/>
+      </w:pPr>
+      <w:r>
+        <w:rPr>
+          <w:rFonts w:hint="eastAsia"/>
+        </w:rPr>
+        <w:t>数</w:t>
+      </w:r>
+      <w:r>
+        <w:rPr>
+          <w:rFonts w:hint="eastAsia"/>
+        </w:rPr>
+        <w:t>组类型</w:t>
+      </w:r>
+      <w:r>
+        <w:rPr>
+          <w:rFonts w:hint="eastAsia"/>
+        </w:rPr>
+        <w:t>，以</w:t>
+      </w:r>
+      <w:r>
+        <w:rPr>
+          <w:rFonts w:hint="eastAsia"/>
+        </w:rPr>
+        <w:t>","</w:t>
+      </w:r>
+      <w:r>
+        <w:rPr>
+          <w:rFonts w:hint="eastAsia"/>
+        </w:rPr>
+        <w:t>分割</w:t>
       </w:r>
     </w:p>
     <w:p>
@@ -1088,7 +1058,7 @@
         <w:pStyle w:val="ListParagraph"/>
         <w:numPr>
           <w:ilvl w:val="0"/>
-          <w:numId w:val="11"/>
+          <w:numId w:val="3"/>
         </w:numPr>
         <w:ind w:firstLineChars="0"/>
       </w:pPr>
@@ -1096,146 +1066,19 @@
         <w:rPr>
           <w:rFonts w:hint="eastAsia"/>
         </w:rPr>
-        <w:t>PerferedInstance:[InstancID,...]</w:t>
-      </w:r>
-      <w:r>
-        <w:rPr>
-          <w:rFonts w:hint="eastAsia"/>
-        </w:rPr>
-        <w:t>，支持</w:t>
-      </w:r>
-      <w:r>
-        <w:rPr>
-          <w:rFonts w:hint="eastAsia"/>
-        </w:rPr>
-        <w:t>单值</w:t>
-      </w:r>
-      <w:r>
-        <w:rPr>
-          <w:rFonts w:hint="eastAsia"/>
-        </w:rPr>
-        <w:t>/</w:t>
-      </w:r>
-      <w:r>
-        <w:rPr>
-          <w:rFonts w:hint="eastAsia"/>
-        </w:rPr>
-        <w:t>数组，优先都只能在该数组内选取节点</w:t>
-      </w:r>
-      <w:r>
-        <w:rPr>
-          <w:rFonts w:hint="eastAsia"/>
-        </w:rPr>
-        <w:t>，可以是数值或者</w:t>
-      </w:r>
-      <w:r>
-        <w:rPr>
-          <w:rFonts w:hint="eastAsia"/>
-        </w:rPr>
-        <w:t>'</w:t>
-      </w:r>
-      <w:r>
-        <w:rPr>
-          <w:rFonts w:hint="eastAsia"/>
-        </w:rPr>
-        <w:t>M</w:t>
-      </w:r>
-      <w:r>
-        <w:rPr>
-          <w:rFonts w:hint="eastAsia"/>
-        </w:rPr>
-        <w:t>'</w:t>
-      </w:r>
-      <w:r>
-        <w:rPr>
-          <w:rFonts w:hint="eastAsia"/>
-        </w:rPr>
-        <w:t>、</w:t>
-      </w:r>
-      <w:r>
-        <w:rPr>
-          <w:rFonts w:hint="eastAsia"/>
-        </w:rPr>
-        <w:t>'</w:t>
-      </w:r>
-      <w:r>
-        <w:rPr>
-          <w:rFonts w:hint="eastAsia"/>
-        </w:rPr>
-        <w:t>S</w:t>
-      </w:r>
-      <w:r>
-        <w:rPr>
-          <w:rFonts w:hint="eastAsia"/>
-        </w:rPr>
-        <w:t>'</w:t>
-      </w:r>
-      <w:r>
-        <w:rPr>
-          <w:rFonts w:hint="eastAsia"/>
-        </w:rPr>
-        <w:t>或者</w:t>
-      </w:r>
-      <w:r>
-        <w:rPr>
-          <w:rFonts w:hint="eastAsia"/>
-        </w:rPr>
-        <w:t>'</w:t>
-      </w:r>
-      <w:r>
-        <w:rPr>
-          <w:rFonts w:hint="eastAsia"/>
-        </w:rPr>
-        <w:t>A</w:t>
-      </w:r>
-      <w:r>
-        <w:rPr>
-          <w:rFonts w:hint="eastAsia"/>
-        </w:rPr>
-        <w:t>'</w:t>
-      </w:r>
-    </w:p>
-    <w:p>
-      <w:pPr>
-        <w:pStyle w:val="ListParagraph"/>
-        <w:numPr>
-          <w:ilvl w:val="0"/>
-          <w:numId w:val="11"/>
-        </w:numPr>
-        <w:ind w:firstLineChars="0"/>
-        <w:rPr>
-          <w:rFonts w:hint="eastAsia"/>
-        </w:rPr>
-      </w:pPr>
-      <w:r>
-        <w:rPr>
-          <w:rFonts w:hint="eastAsia"/>
-        </w:rPr>
-        <w:t>PerferedInstanceM</w:t>
-      </w:r>
-      <w:r>
-        <w:rPr>
-          <w:rFonts w:hint="eastAsia"/>
-        </w:rPr>
-        <w:t>od</w:t>
-      </w:r>
-      <w:r>
-        <w:rPr>
-          <w:rFonts w:hint="eastAsia"/>
-        </w:rPr>
-        <w:t>e</w:t>
-      </w:r>
-      <w:r>
-        <w:rPr>
-          <w:rFonts w:hint="eastAsia"/>
-        </w:rPr>
-        <w:t>：</w:t>
-      </w:r>
-      <w:r>
-        <w:rPr>
-          <w:rFonts w:hint="eastAsia"/>
-        </w:rPr>
-        <w:t>节点选择模式</w:t>
+        <w:t>添加</w:t>
+      </w:r>
+      <w:r>
+        <w:rPr>
+          <w:rFonts w:hint="eastAsia"/>
+        </w:rPr>
+        <w:t>--perferedinstancenode</w:t>
+      </w:r>
+      <w:r>
+        <w:rPr>
+          <w:rFonts w:hint="eastAsia"/>
+        </w:rPr>
+        <w:t>配置选项，表示节点选择模式</w:t>
       </w:r>
     </w:p>
     <w:p>
@@ -1246,9 +1089,6 @@
           <w:numId w:val="11"/>
         </w:numPr>
         <w:ind w:firstLineChars="0"/>
-        <w:rPr>
-          <w:rFonts w:hint="eastAsia"/>
-        </w:rPr>
       </w:pPr>
       <w:r>
         <w:rPr>
@@ -1288,13 +1128,347 @@
         <w:rPr>
           <w:rFonts w:hint="eastAsia"/>
         </w:rPr>
-        <w:t>PreferedInstance</w:t>
+        <w:t>preferedi</w:t>
+      </w:r>
+      <w:r>
+        <w:rPr>
+          <w:rFonts w:hint="eastAsia"/>
+        </w:rPr>
+        <w:t>nstance</w:t>
       </w:r>
       <w:r>
         <w:rPr>
           <w:rFonts w:hint="eastAsia"/>
         </w:rPr>
         <w:t>的给出顺序选取</w:t>
+      </w:r>
+    </w:p>
+    <w:p/>
+    <w:p>
+      <w:pPr>
+        <w:rPr>
+          <w:b/>
+          <w:color w:val="FF0000"/>
+        </w:rPr>
+      </w:pPr>
+      <w:r>
+        <w:rPr>
+          <w:rFonts w:hint="eastAsia"/>
+          <w:b/>
+          <w:color w:val="FF0000"/>
+        </w:rPr>
+        <w:t>注：去除</w:t>
+      </w:r>
+      <w:r>
+        <w:rPr>
+          <w:rFonts w:hint="eastAsia"/>
+          <w:b/>
+          <w:color w:val="FF0000"/>
+        </w:rPr>
+        <w:t>8</w:t>
+      </w:r>
+      <w:r>
+        <w:rPr>
+          <w:rFonts w:hint="eastAsia"/>
+          <w:b/>
+          <w:color w:val="FF0000"/>
+        </w:rPr>
+        <w:t>，</w:t>
+      </w:r>
+      <w:r>
+        <w:rPr>
+          <w:rFonts w:hint="eastAsia"/>
+          <w:b/>
+          <w:color w:val="FF0000"/>
+        </w:rPr>
+        <w:t>9</w:t>
+      </w:r>
+      <w:r>
+        <w:rPr>
+          <w:rFonts w:hint="eastAsia"/>
+          <w:b/>
+          <w:color w:val="FF0000"/>
+        </w:rPr>
+        <w:t>，</w:t>
+      </w:r>
+      <w:r>
+        <w:rPr>
+          <w:rFonts w:hint="eastAsia"/>
+          <w:b/>
+          <w:color w:val="FF0000"/>
+        </w:rPr>
+        <w:t>10</w:t>
+      </w:r>
+      <w:r>
+        <w:rPr>
+          <w:rFonts w:hint="eastAsia"/>
+          <w:b/>
+          <w:color w:val="FF0000"/>
+        </w:rPr>
+        <w:t>的原因是兼容旧版的客户端使用</w:t>
+      </w:r>
+      <w:r>
+        <w:rPr>
+          <w:rFonts w:hint="eastAsia"/>
+          <w:b/>
+          <w:color w:val="FF0000"/>
+        </w:rPr>
+        <w:t>8</w:t>
+      </w:r>
+      <w:r>
+        <w:rPr>
+          <w:rFonts w:hint="eastAsia"/>
+          <w:b/>
+          <w:color w:val="FF0000"/>
+        </w:rPr>
+        <w:t>，</w:t>
+      </w:r>
+      <w:r>
+        <w:rPr>
+          <w:rFonts w:hint="eastAsia"/>
+          <w:b/>
+          <w:color w:val="FF0000"/>
+        </w:rPr>
+        <w:t>9</w:t>
+      </w:r>
+      <w:r>
+        <w:rPr>
+          <w:rFonts w:hint="eastAsia"/>
+          <w:b/>
+          <w:color w:val="FF0000"/>
+        </w:rPr>
+        <w:t>，</w:t>
+      </w:r>
+      <w:r>
+        <w:rPr>
+          <w:rFonts w:hint="eastAsia"/>
+          <w:b/>
+          <w:color w:val="FF0000"/>
+        </w:rPr>
+        <w:t>10</w:t>
+      </w:r>
+      <w:r>
+        <w:rPr>
+          <w:rFonts w:hint="eastAsia"/>
+          <w:b/>
+          <w:color w:val="FF0000"/>
+        </w:rPr>
+        <w:t>表示</w:t>
+      </w:r>
+      <w:r>
+        <w:rPr>
+          <w:rFonts w:hint="eastAsia"/>
+          <w:b/>
+          <w:color w:val="FF0000"/>
+        </w:rPr>
+        <w:t>M</w:t>
+      </w:r>
+      <w:r>
+        <w:rPr>
+          <w:rFonts w:hint="eastAsia"/>
+          <w:b/>
+          <w:color w:val="FF0000"/>
+        </w:rPr>
+        <w:t>，</w:t>
+      </w:r>
+      <w:r>
+        <w:rPr>
+          <w:rFonts w:hint="eastAsia"/>
+          <w:b/>
+          <w:color w:val="FF0000"/>
+        </w:rPr>
+        <w:t>S</w:t>
+      </w:r>
+      <w:r>
+        <w:rPr>
+          <w:rFonts w:hint="eastAsia"/>
+          <w:b/>
+          <w:color w:val="FF0000"/>
+        </w:rPr>
+        <w:t>，</w:t>
+      </w:r>
+      <w:r>
+        <w:rPr>
+          <w:rFonts w:hint="eastAsia"/>
+          <w:b/>
+          <w:color w:val="FF0000"/>
+        </w:rPr>
+        <w:t>A</w:t>
+      </w:r>
+    </w:p>
+    <w:p>
+      <w:pPr>
+        <w:pStyle w:val="Heading3"/>
+        <w:numPr>
+          <w:ilvl w:val="0"/>
+          <w:numId w:val="9"/>
+        </w:numPr>
+      </w:pPr>
+      <w:r>
+        <w:rPr>
+          <w:rFonts w:hint="eastAsia"/>
+        </w:rPr>
+        <w:t>SdbReplicaGroup.createNode()</w:t>
+      </w:r>
+    </w:p>
+    <w:p>
+      <w:r>
+        <w:rPr>
+          <w:rFonts w:hint="eastAsia"/>
+        </w:rPr>
+        <w:t>SdbReplicaGroup</w:t>
+      </w:r>
+      <w:r>
+        <w:t>.createNode( &lt;host&gt;, &lt;service&gt;, &lt;dbpath&gt;, [config] )</w:t>
+      </w:r>
+    </w:p>
+    <w:p/>
+    <w:p>
+      <w:r>
+        <w:rPr>
+          <w:rFonts w:hint="eastAsia"/>
+        </w:rPr>
+        <w:t>conf</w:t>
+      </w:r>
+      <w:r>
+        <w:rPr>
+          <w:rFonts w:hint="eastAsia"/>
+        </w:rPr>
+        <w:t>ig</w:t>
+      </w:r>
+      <w:r>
+        <w:rPr>
+          <w:rFonts w:hint="eastAsia"/>
+        </w:rPr>
+        <w:t>选项里添加</w:t>
+      </w:r>
+      <w:r>
+        <w:rPr>
+          <w:rFonts w:hint="eastAsia"/>
+        </w:rPr>
+        <w:t>i</w:t>
+      </w:r>
+      <w:r>
+        <w:rPr>
+          <w:rFonts w:hint="eastAsia"/>
+        </w:rPr>
+        <w:t>nstance</w:t>
+      </w:r>
+      <w:r>
+        <w:rPr>
+          <w:rFonts w:hint="eastAsia"/>
+        </w:rPr>
+        <w:t>id</w:t>
+      </w:r>
+      <w:r>
+        <w:rPr>
+          <w:rFonts w:hint="eastAsia"/>
+        </w:rPr>
+        <w:t>字段</w:t>
+      </w:r>
+      <w:r>
+        <w:rPr>
+          <w:rFonts w:hint="eastAsia"/>
+        </w:rPr>
+        <w:t>，</w:t>
+      </w:r>
+      <w:r>
+        <w:rPr>
+          <w:rFonts w:hint="eastAsia"/>
+        </w:rPr>
+        <w:t>i</w:t>
+      </w:r>
+      <w:r>
+        <w:rPr>
+          <w:rFonts w:hint="eastAsia"/>
+        </w:rPr>
+        <w:t>nstance</w:t>
+      </w:r>
+      <w:r>
+        <w:rPr>
+          <w:rFonts w:hint="eastAsia"/>
+        </w:rPr>
+        <w:t>id</w:t>
+      </w:r>
+      <w:r>
+        <w:rPr>
+          <w:rFonts w:hint="eastAsia"/>
+        </w:rPr>
+        <w:t>添加到配置参数中</w:t>
+      </w:r>
+      <w:r>
+        <w:rPr>
+          <w:rFonts w:hint="eastAsia"/>
+        </w:rPr>
+        <w:t>，</w:t>
+      </w:r>
+      <w:r>
+        <w:rPr>
+          <w:rFonts w:hint="eastAsia"/>
+        </w:rPr>
+        <w:t>instanceid</w:t>
+      </w:r>
+      <w:r>
+        <w:rPr>
+          <w:rFonts w:hint="eastAsia"/>
+        </w:rPr>
+        <w:t>也需要更新到元数据节点中</w:t>
+      </w:r>
+    </w:p>
+    <w:p/>
+    <w:p>
+      <w:pPr>
+        <w:pStyle w:val="Heading3"/>
+      </w:pPr>
+      <w:r>
+        <w:rPr>
+          <w:rFonts w:hint="eastAsia"/>
+        </w:rPr>
+        <w:t>S</w:t>
+      </w:r>
+      <w:r>
+        <w:rPr>
+          <w:rFonts w:hint="eastAsia"/>
+        </w:rPr>
+        <w:t>db.setSessionAttr()</w:t>
+      </w:r>
+    </w:p>
+    <w:p>
+      <w:r>
+        <w:rPr>
+          <w:rFonts w:hint="eastAsia"/>
+        </w:rPr>
+        <w:t>Sdb</w:t>
+      </w:r>
+      <w:r>
+        <w:t>.</w:t>
+      </w:r>
+      <w:r>
+        <w:rPr>
+          <w:rFonts w:hint="eastAsia"/>
+        </w:rPr>
+        <w:t>setSessionAttr</w:t>
+      </w:r>
+      <w:r>
+        <w:t xml:space="preserve">( </w:t>
+      </w:r>
+      <w:r>
+        <w:rPr>
+          <w:rFonts w:hint="eastAsia"/>
+        </w:rPr>
+        <w:t>&lt;options&gt;</w:t>
+      </w:r>
+      <w:r>
+        <w:t xml:space="preserve"> )</w:t>
+      </w:r>
+    </w:p>
+    <w:p/>
+    <w:p>
+      <w:r>
+        <w:rPr>
+          <w:rFonts w:hint="eastAsia"/>
+        </w:rPr>
+        <w:t>会话属性设置：</w:t>
       </w:r>
     </w:p>
     <w:p>
@@ -1302,7 +1476,7 @@
         <w:pStyle w:val="ListParagraph"/>
         <w:numPr>
           <w:ilvl w:val="0"/>
-          <w:numId w:val="11"/>
+          <w:numId w:val="24"/>
         </w:numPr>
         <w:ind w:firstLineChars="0"/>
       </w:pPr>
@@ -1310,6 +1484,217 @@
         <w:rPr>
           <w:rFonts w:hint="eastAsia"/>
         </w:rPr>
+        <w:t>PerferedInstance:[InstancID,...]</w:t>
+      </w:r>
+      <w:r>
+        <w:rPr>
+          <w:rFonts w:hint="eastAsia"/>
+        </w:rPr>
+        <w:t>，支持</w:t>
+      </w:r>
+      <w:r>
+        <w:rPr>
+          <w:rFonts w:hint="eastAsia"/>
+        </w:rPr>
+        <w:t>单值</w:t>
+      </w:r>
+      <w:r>
+        <w:rPr>
+          <w:rFonts w:hint="eastAsia"/>
+        </w:rPr>
+        <w:t>/</w:t>
+      </w:r>
+      <w:r>
+        <w:rPr>
+          <w:rFonts w:hint="eastAsia"/>
+        </w:rPr>
+        <w:t>数组，优先都只能在该数组内选取节点</w:t>
+      </w:r>
+      <w:r>
+        <w:rPr>
+          <w:rFonts w:hint="eastAsia"/>
+        </w:rPr>
+        <w:t>，可以是数值或者</w:t>
+      </w:r>
+      <w:r>
+        <w:rPr>
+          <w:rFonts w:hint="eastAsia"/>
+        </w:rPr>
+        <w:t>'</w:t>
+      </w:r>
+      <w:r>
+        <w:rPr>
+          <w:rFonts w:hint="eastAsia"/>
+        </w:rPr>
+        <w:t>M</w:t>
+      </w:r>
+      <w:r>
+        <w:rPr>
+          <w:rFonts w:hint="eastAsia"/>
+        </w:rPr>
+        <w:t>'</w:t>
+      </w:r>
+      <w:r>
+        <w:rPr>
+          <w:rFonts w:hint="eastAsia"/>
+        </w:rPr>
+        <w:t>、</w:t>
+      </w:r>
+      <w:r>
+        <w:rPr>
+          <w:rFonts w:hint="eastAsia"/>
+        </w:rPr>
+        <w:t>'</w:t>
+      </w:r>
+      <w:r>
+        <w:rPr>
+          <w:rFonts w:hint="eastAsia"/>
+        </w:rPr>
+        <w:t>S</w:t>
+      </w:r>
+      <w:r>
+        <w:rPr>
+          <w:rFonts w:hint="eastAsia"/>
+        </w:rPr>
+        <w:t>'</w:t>
+      </w:r>
+      <w:r>
+        <w:rPr>
+          <w:rFonts w:hint="eastAsia"/>
+        </w:rPr>
+        <w:t>或者</w:t>
+      </w:r>
+      <w:r>
+        <w:rPr>
+          <w:rFonts w:hint="eastAsia"/>
+        </w:rPr>
+        <w:t>'</w:t>
+      </w:r>
+      <w:r>
+        <w:rPr>
+          <w:rFonts w:hint="eastAsia"/>
+        </w:rPr>
+        <w:t>A</w:t>
+      </w:r>
+      <w:r>
+        <w:rPr>
+          <w:rFonts w:hint="eastAsia"/>
+        </w:rPr>
+        <w:t>'</w:t>
+      </w:r>
+    </w:p>
+    <w:p>
+      <w:pPr>
+        <w:pStyle w:val="ListParagraph"/>
+        <w:numPr>
+          <w:ilvl w:val="0"/>
+          <w:numId w:val="24"/>
+        </w:numPr>
+        <w:ind w:firstLineChars="0"/>
+      </w:pPr>
+      <w:r>
+        <w:rPr>
+          <w:rFonts w:hint="eastAsia"/>
+        </w:rPr>
+        <w:t>PerferedInstanceM</w:t>
+      </w:r>
+      <w:r>
+        <w:rPr>
+          <w:rFonts w:hint="eastAsia"/>
+        </w:rPr>
+        <w:t>od</w:t>
+      </w:r>
+      <w:r>
+        <w:rPr>
+          <w:rFonts w:hint="eastAsia"/>
+        </w:rPr>
+        <w:t>e</w:t>
+      </w:r>
+      <w:r>
+        <w:rPr>
+          <w:rFonts w:hint="eastAsia"/>
+        </w:rPr>
+        <w:t>：</w:t>
+      </w:r>
+      <w:r>
+        <w:rPr>
+          <w:rFonts w:hint="eastAsia"/>
+        </w:rPr>
+        <w:t>节点选择模式</w:t>
+      </w:r>
+    </w:p>
+    <w:p>
+      <w:pPr>
+        <w:pStyle w:val="ListParagraph"/>
+        <w:numPr>
+          <w:ilvl w:val="1"/>
+          <w:numId w:val="24"/>
+        </w:numPr>
+        <w:ind w:firstLineChars="0"/>
+      </w:pPr>
+      <w:r>
+        <w:rPr>
+          <w:rFonts w:hint="eastAsia"/>
+        </w:rPr>
+        <w:t>'random'</w:t>
+      </w:r>
+      <w:r>
+        <w:rPr>
+          <w:rFonts w:hint="eastAsia"/>
+        </w:rPr>
+        <w:t>：多个候选节点时随机选取</w:t>
+      </w:r>
+    </w:p>
+    <w:p>
+      <w:pPr>
+        <w:pStyle w:val="ListParagraph"/>
+        <w:numPr>
+          <w:ilvl w:val="1"/>
+          <w:numId w:val="24"/>
+        </w:numPr>
+        <w:ind w:firstLineChars="0"/>
+      </w:pPr>
+      <w:r>
+        <w:rPr>
+          <w:rFonts w:hint="eastAsia"/>
+        </w:rPr>
+        <w:t>'ordered'</w:t>
+      </w:r>
+      <w:r>
+        <w:rPr>
+          <w:rFonts w:hint="eastAsia"/>
+        </w:rPr>
+        <w:t>：多个候选节点时按照</w:t>
+      </w:r>
+      <w:r>
+        <w:rPr>
+          <w:rFonts w:hint="eastAsia"/>
+        </w:rPr>
+        <w:t>PreferedInstance</w:t>
+      </w:r>
+      <w:r>
+        <w:rPr>
+          <w:rFonts w:hint="eastAsia"/>
+        </w:rPr>
+        <w:t>的给出顺序选取</w:t>
+      </w:r>
+    </w:p>
+    <w:p>
+      <w:pPr>
+        <w:pStyle w:val="ListParagraph"/>
+        <w:numPr>
+          <w:ilvl w:val="0"/>
+          <w:numId w:val="24"/>
+        </w:numPr>
+        <w:ind w:firstLineChars="0"/>
+        <w:rPr>
+          <w:rFonts w:hint="eastAsia"/>
+        </w:rPr>
+      </w:pPr>
+      <w:r>
+        <w:rPr>
+          <w:rFonts w:hint="eastAsia"/>
+        </w:rPr>
         <w:t>添加</w:t>
       </w:r>
       <w:r>
@@ -1341,6 +1726,265 @@
           <w:rFonts w:hint="eastAsia"/>
         </w:rPr>
         <w:t>单个操作的超时时间</w:t>
+      </w:r>
+    </w:p>
+    <w:p>
+      <w:pPr>
+        <w:rPr>
+          <w:rFonts w:hint="eastAsia"/>
+        </w:rPr>
+      </w:pPr>
+    </w:p>
+    <w:p>
+      <w:pPr>
+        <w:pStyle w:val="Heading3"/>
+        <w:rPr>
+          <w:rFonts w:hint="eastAsia"/>
+        </w:rPr>
+      </w:pPr>
+      <w:r>
+        <w:rPr>
+          <w:rFonts w:hint="eastAsia"/>
+        </w:rPr>
+        <w:t>驱动修改</w:t>
+      </w:r>
+    </w:p>
+    <w:p>
+      <w:pPr>
+        <w:rPr>
+          <w:rFonts w:hint="eastAsia"/>
+        </w:rPr>
+      </w:pPr>
+      <w:r>
+        <w:rPr>
+          <w:rFonts w:hint="eastAsia"/>
+        </w:rPr>
+        <w:t>驱动中转换</w:t>
+      </w:r>
+      <w:r>
+        <w:rPr>
+          <w:rFonts w:hint="eastAsia"/>
+        </w:rPr>
+        <w:t>'M'</w:t>
+      </w:r>
+      <w:r>
+        <w:rPr>
+          <w:rFonts w:hint="eastAsia"/>
+        </w:rPr>
+        <w:t>、</w:t>
+      </w:r>
+      <w:r>
+        <w:rPr>
+          <w:rFonts w:hint="eastAsia"/>
+        </w:rPr>
+        <w:t>'S'</w:t>
+      </w:r>
+      <w:r>
+        <w:rPr>
+          <w:rFonts w:hint="eastAsia"/>
+        </w:rPr>
+        <w:t>和</w:t>
+      </w:r>
+      <w:r>
+        <w:rPr>
+          <w:rFonts w:hint="eastAsia"/>
+        </w:rPr>
+        <w:t>'A'</w:t>
+      </w:r>
+      <w:r>
+        <w:rPr>
+          <w:rFonts w:hint="eastAsia"/>
+        </w:rPr>
+        <w:t>为</w:t>
+      </w:r>
+      <w:r>
+        <w:rPr>
+          <w:rFonts w:hint="eastAsia"/>
+        </w:rPr>
+        <w:t>8</w:t>
+      </w:r>
+      <w:r>
+        <w:rPr>
+          <w:rFonts w:hint="eastAsia"/>
+        </w:rPr>
+        <w:t>、</w:t>
+      </w:r>
+      <w:r>
+        <w:rPr>
+          <w:rFonts w:hint="eastAsia"/>
+        </w:rPr>
+        <w:t>9</w:t>
+      </w:r>
+      <w:r>
+        <w:rPr>
+          <w:rFonts w:hint="eastAsia"/>
+        </w:rPr>
+        <w:t>、</w:t>
+      </w:r>
+      <w:r>
+        <w:rPr>
+          <w:rFonts w:hint="eastAsia"/>
+        </w:rPr>
+        <w:t>10</w:t>
+      </w:r>
+      <w:r>
+        <w:rPr>
+          <w:rFonts w:hint="eastAsia"/>
+        </w:rPr>
+        <w:t>，因此需要放宽驱动的</w:t>
+      </w:r>
+      <w:r>
+        <w:rPr>
+          <w:rFonts w:hint="eastAsia"/>
+        </w:rPr>
+        <w:t>SetSessionAttr</w:t>
+      </w:r>
+      <w:r>
+        <w:rPr>
+          <w:rFonts w:hint="eastAsia"/>
+        </w:rPr>
+        <w:t>的上下限</w:t>
+      </w:r>
+    </w:p>
+    <w:p>
+      <w:pPr>
+        <w:rPr>
+          <w:rFonts w:hint="eastAsia"/>
+        </w:rPr>
+      </w:pPr>
+    </w:p>
+    <w:p>
+      <w:pPr>
+        <w:pStyle w:val="ListParagraph"/>
+        <w:numPr>
+          <w:ilvl w:val="0"/>
+          <w:numId w:val="25"/>
+        </w:numPr>
+        <w:ind w:firstLineChars="0"/>
+        <w:rPr>
+          <w:rFonts w:hint="eastAsia"/>
+        </w:rPr>
+      </w:pPr>
+      <w:r>
+        <w:rPr>
+          <w:rFonts w:hint="eastAsia"/>
+        </w:rPr>
+        <w:t>C/C++</w:t>
+      </w:r>
+    </w:p>
+    <w:p>
+      <w:pPr>
+        <w:pStyle w:val="ListParagraph"/>
+        <w:numPr>
+          <w:ilvl w:val="1"/>
+          <w:numId w:val="25"/>
+        </w:numPr>
+        <w:ind w:firstLineChars="0"/>
+        <w:rPr>
+          <w:rFonts w:hint="eastAsia"/>
+        </w:rPr>
+      </w:pPr>
+      <w:r>
+        <w:rPr>
+          <w:rFonts w:hint="eastAsia"/>
+        </w:rPr>
+        <w:t>PHP</w:t>
+      </w:r>
+    </w:p>
+    <w:p>
+      <w:pPr>
+        <w:pStyle w:val="ListParagraph"/>
+        <w:numPr>
+          <w:ilvl w:val="0"/>
+          <w:numId w:val="25"/>
+        </w:numPr>
+        <w:ind w:firstLineChars="0"/>
+        <w:rPr>
+          <w:rFonts w:hint="eastAsia"/>
+        </w:rPr>
+      </w:pPr>
+      <w:r>
+        <w:rPr>
+          <w:rFonts w:hint="eastAsia"/>
+        </w:rPr>
+        <w:t>Python</w:t>
+      </w:r>
+    </w:p>
+    <w:p>
+      <w:pPr>
+        <w:pStyle w:val="ListParagraph"/>
+        <w:numPr>
+          <w:ilvl w:val="0"/>
+          <w:numId w:val="25"/>
+        </w:numPr>
+        <w:ind w:firstLineChars="0"/>
+        <w:rPr>
+          <w:rFonts w:hint="eastAsia"/>
+        </w:rPr>
+      </w:pPr>
+      <w:r>
+        <w:rPr>
+          <w:rFonts w:hint="eastAsia"/>
+        </w:rPr>
+        <w:t>Java</w:t>
+      </w:r>
+    </w:p>
+    <w:p>
+      <w:pPr>
+        <w:pStyle w:val="ListParagraph"/>
+        <w:numPr>
+          <w:ilvl w:val="0"/>
+          <w:numId w:val="25"/>
+        </w:numPr>
+        <w:ind w:firstLineChars="0"/>
+        <w:rPr>
+          <w:rFonts w:hint="eastAsia"/>
+        </w:rPr>
+      </w:pPr>
+      <w:r>
+        <w:rPr>
+          <w:rFonts w:hint="eastAsia"/>
+        </w:rPr>
+        <w:t>C#</w:t>
+      </w:r>
+    </w:p>
+    <w:p>
+      <w:pPr>
+        <w:rPr>
+          <w:rFonts w:hint="eastAsia"/>
+        </w:rPr>
+      </w:pPr>
+    </w:p>
+    <w:p>
+      <w:r>
+        <w:rPr>
+          <w:rFonts w:hint="eastAsia"/>
+        </w:rPr>
+        <w:t>注：</w:t>
+      </w:r>
+      <w:r>
+        <w:rPr>
+          <w:rFonts w:hint="eastAsia"/>
+        </w:rPr>
+        <w:t>Rest</w:t>
+      </w:r>
+      <w:r>
+        <w:rPr>
+          <w:rFonts w:hint="eastAsia"/>
+        </w:rPr>
+        <w:t>驱动没有</w:t>
+      </w:r>
+      <w:r>
+        <w:rPr>
+          <w:rFonts w:hint="eastAsia"/>
+        </w:rPr>
+        <w:t>SetSessionAttr</w:t>
+      </w:r>
+      <w:r>
+        <w:rPr>
+          <w:rFonts w:hint="eastAsia"/>
+        </w:rPr>
+        <w:t>接口</w:t>
       </w:r>
     </w:p>
     <w:p/>
@@ -1405,7 +2049,6 @@
         <w:rPr>
           <w:rFonts w:hint="eastAsia"/>
         </w:rPr>
-        <w:lastRenderedPageBreak/>
         <w:t xml:space="preserve">Story </w:t>
       </w:r>
       <w:r>
@@ -1517,15 +2160,42 @@
           <w:numId w:val="20"/>
         </w:numPr>
         <w:ind w:firstLineChars="0"/>
-        <w:rPr>
-          <w:rFonts w:hint="eastAsia"/>
-        </w:rPr>
-      </w:pPr>
-      <w:r>
-        <w:rPr>
-          <w:rFonts w:hint="eastAsia"/>
-        </w:rPr>
-        <w:t>缺省取值为节点在该组信息中的下标，若冲突则自动往后取值</w:t>
+      </w:pPr>
+      <w:r>
+        <w:rPr>
+          <w:rFonts w:hint="eastAsia"/>
+        </w:rPr>
+        <w:t>8</w:t>
+      </w:r>
+      <w:r>
+        <w:rPr>
+          <w:rFonts w:hint="eastAsia"/>
+        </w:rPr>
+        <w:t>，</w:t>
+      </w:r>
+      <w:r>
+        <w:rPr>
+          <w:rFonts w:hint="eastAsia"/>
+        </w:rPr>
+        <w:t>9</w:t>
+      </w:r>
+      <w:r>
+        <w:rPr>
+          <w:rFonts w:hint="eastAsia"/>
+        </w:rPr>
+        <w:t>，</w:t>
+      </w:r>
+      <w:r>
+        <w:rPr>
+          <w:rFonts w:hint="eastAsia"/>
+        </w:rPr>
+        <w:t>10</w:t>
+      </w:r>
+      <w:r>
+        <w:rPr>
+          <w:rFonts w:hint="eastAsia"/>
+        </w:rPr>
+        <w:t>为保留值</w:t>
       </w:r>
     </w:p>
     <w:p>
@@ -1536,9 +2206,22 @@
           <w:numId w:val="20"/>
         </w:numPr>
         <w:ind w:firstLineChars="0"/>
-        <w:rPr>
-          <w:rFonts w:hint="eastAsia"/>
-        </w:rPr>
+      </w:pPr>
+      <w:r>
+        <w:rPr>
+          <w:rFonts w:hint="eastAsia"/>
+        </w:rPr>
+        <w:t>缺省取值为节点在该组信息中的下标，若冲突则自动往后取值</w:t>
+      </w:r>
+    </w:p>
+    <w:p>
+      <w:pPr>
+        <w:pStyle w:val="ListParagraph"/>
+        <w:numPr>
+          <w:ilvl w:val="0"/>
+          <w:numId w:val="20"/>
+        </w:numPr>
+        <w:ind w:firstLineChars="0"/>
       </w:pPr>
       <w:r>
         <w:rPr>
@@ -1578,7 +2261,13 @@
         <w:rPr>
           <w:rFonts w:hint="eastAsia"/>
         </w:rPr>
-        <w:t>10</w:t>
+        <w:t>1</w:t>
+      </w:r>
+      <w:r>
+        <w:rPr>
+          <w:rFonts w:hint="eastAsia"/>
+        </w:rPr>
+        <w:t>6</w:t>
       </w:r>
       <w:r>
         <w:rPr>
@@ -1602,7 +2291,7 @@
         <w:rPr>
           <w:rFonts w:hint="eastAsia"/>
         </w:rPr>
-        <w:t>10</w:t>
+        <w:t>16</w:t>
       </w:r>
       <w:r>
         <w:rPr>
@@ -1626,7 +2315,13 @@
         <w:rPr>
           <w:rFonts w:hint="eastAsia"/>
         </w:rPr>
-        <w:t>10</w:t>
+        <w:t>1</w:t>
+      </w:r>
+      <w:r>
+        <w:rPr>
+          <w:rFonts w:hint="eastAsia"/>
+        </w:rPr>
+        <w:t>6</w:t>
       </w:r>
       <w:r>
         <w:rPr>
@@ -1822,6 +2517,48 @@
         </w:rPr>
         <w:t xml:space="preserve"> ]</w:t>
       </w:r>
+      <w:r>
+        <w:rPr>
+          <w:rFonts w:hint="eastAsia"/>
+        </w:rPr>
+        <w:t>（去除</w:t>
+      </w:r>
+      <w:r>
+        <w:rPr>
+          <w:rFonts w:hint="eastAsia"/>
+        </w:rPr>
+        <w:t>8</w:t>
+      </w:r>
+      <w:r>
+        <w:rPr>
+          <w:rFonts w:hint="eastAsia"/>
+        </w:rPr>
+        <w:t>，</w:t>
+      </w:r>
+      <w:r>
+        <w:rPr>
+          <w:rFonts w:hint="eastAsia"/>
+        </w:rPr>
+        <w:t>9</w:t>
+      </w:r>
+      <w:r>
+        <w:rPr>
+          <w:rFonts w:hint="eastAsia"/>
+        </w:rPr>
+        <w:t>，</w:t>
+      </w:r>
+      <w:r>
+        <w:rPr>
+          <w:rFonts w:hint="eastAsia"/>
+        </w:rPr>
+        <w:t>10</w:t>
+      </w:r>
+      <w:r>
+        <w:rPr>
+          <w:rFonts w:hint="eastAsia"/>
+        </w:rPr>
+        <w:t>）</w:t>
+      </w:r>
     </w:p>
     <w:p>
       <w:pPr>
@@ -1866,6 +2603,7 @@
         <w:rPr>
           <w:rFonts w:hint="eastAsia"/>
         </w:rPr>
+        <w:lastRenderedPageBreak/>
         <w:t>如果没有，</w:t>
       </w:r>
       <w:r>
@@ -2682,7 +3420,6 @@
         <w:rPr>
           <w:rFonts w:hint="eastAsia"/>
         </w:rPr>
-        <w:lastRenderedPageBreak/>
         <w:t>CreateNode</w:t>
       </w:r>
     </w:p>
@@ -2845,9 +3582,6 @@
           <w:numId w:val="12"/>
         </w:numPr>
         <w:ind w:firstLineChars="0"/>
-        <w:rPr>
-          <w:rFonts w:hint="eastAsia"/>
-        </w:rPr>
       </w:pPr>
       <w:r>
         <w:rPr>
@@ -2894,9 +3628,6 @@
           <w:numId w:val="12"/>
         </w:numPr>
         <w:ind w:firstLineChars="0"/>
-        <w:rPr>
-          <w:rFonts w:hint="eastAsia"/>
-        </w:rPr>
       </w:pPr>
       <w:r>
         <w:rPr>
@@ -2971,9 +3702,6 @@
           <w:numId w:val="12"/>
         </w:numPr>
         <w:ind w:firstLineChars="0"/>
-        <w:rPr>
-          <w:rFonts w:hint="eastAsia"/>
-        </w:rPr>
       </w:pPr>
       <w:r>
         <w:rPr>
@@ -3000,13 +3728,7 @@
         <w:t>进行放锁或回滚</w:t>
       </w:r>
     </w:p>
-    <w:p>
-      <w:pPr>
-        <w:rPr>
-          <w:rFonts w:hint="eastAsia"/>
-        </w:rPr>
-      </w:pPr>
-    </w:p>
+    <w:p/>
     <w:p>
       <w:r>
         <w:rPr>
@@ -3070,9 +3792,6 @@
           <w:numId w:val="13"/>
         </w:numPr>
         <w:ind w:firstLineChars="0"/>
-        <w:rPr>
-          <w:rFonts w:hint="eastAsia"/>
-        </w:rPr>
       </w:pPr>
       <w:r>
         <w:rPr>
@@ -3095,9 +3814,6 @@
           <w:numId w:val="13"/>
         </w:numPr>
         <w:ind w:firstLineChars="0"/>
-        <w:rPr>
-          <w:rFonts w:hint="eastAsia"/>
-        </w:rPr>
       </w:pPr>
       <w:r>
         <w:rPr>
@@ -3120,9 +3836,6 @@
           <w:numId w:val="13"/>
         </w:numPr>
         <w:ind w:firstLineChars="0"/>
-        <w:rPr>
-          <w:rFonts w:hint="eastAsia"/>
-        </w:rPr>
       </w:pPr>
       <w:r>
         <w:rPr>
@@ -3261,7 +3974,6 @@
         <w:rPr>
           <w:rFonts w:hint="eastAsia"/>
         </w:rPr>
-        <w:lastRenderedPageBreak/>
         <w:t>setSessionAttr</w:t>
       </w:r>
     </w:p>
@@ -3561,6 +4273,7 @@
         <w:rPr>
           <w:rFonts w:hint="eastAsia"/>
         </w:rPr>
+        <w:lastRenderedPageBreak/>
         <w:t>需要</w:t>
       </w:r>
       <w:r>
@@ -3763,7 +4476,6 @@
                 <w:sz w:val="18"/>
                 <w:szCs w:val="18"/>
               </w:rPr>
-              <w:lastRenderedPageBreak/>
               <w:t>总工作量（</w:t>
             </w:r>
             <w:r>
@@ -4708,6 +5420,7 @@
                 <w:sz w:val="13"/>
                 <w:szCs w:val="13"/>
               </w:rPr>
+              <w:lastRenderedPageBreak/>
               <w:t>001</w:t>
             </w:r>
           </w:p>
@@ -4896,7 +5609,6 @@
               <w:ind w:left="0"/>
               <w:jc w:val="left"/>
               <w:rPr>
-                <w:rFonts w:hint="eastAsia"/>
                 <w:sz w:val="13"/>
                 <w:szCs w:val="13"/>
               </w:rPr>
@@ -4920,7 +5632,6 @@
               <w:ind w:left="0"/>
               <w:jc w:val="left"/>
               <w:rPr>
-                <w:rFonts w:hint="eastAsia"/>
                 <w:sz w:val="13"/>
                 <w:szCs w:val="13"/>
               </w:rPr>
@@ -4952,7 +5663,6 @@
               <w:ind w:left="0"/>
               <w:jc w:val="left"/>
               <w:rPr>
-                <w:rFonts w:hint="eastAsia"/>
                 <w:sz w:val="13"/>
                 <w:szCs w:val="13"/>
               </w:rPr>
@@ -4976,7 +5686,6 @@
               <w:ind w:left="0"/>
               <w:jc w:val="left"/>
               <w:rPr>
-                <w:rFonts w:hint="eastAsia"/>
                 <w:sz w:val="13"/>
                 <w:szCs w:val="13"/>
               </w:rPr>
@@ -5570,7 +6279,6 @@
               <w:rPr>
                 <w:rFonts w:hint="eastAsia"/>
               </w:rPr>
-              <w:lastRenderedPageBreak/>
               <w:t>验收用例是否全部通过</w:t>
             </w:r>
           </w:p>
@@ -5813,9 +6521,6 @@
     <w:p>
       <w:pPr>
         <w:pStyle w:val="Heading2"/>
-        <w:rPr>
-          <w:rFonts w:hint="eastAsia"/>
-        </w:rPr>
       </w:pPr>
       <w:r>
         <w:rPr>
@@ -5831,9 +6536,6 @@
           <w:ilvl w:val="0"/>
           <w:numId w:val="22"/>
         </w:numPr>
-        <w:rPr>
-          <w:rFonts w:hint="eastAsia"/>
-        </w:rPr>
       </w:pPr>
       <w:r>
         <w:rPr>
@@ -5851,9 +6553,6 @@
         </w:numPr>
         <w:ind w:firstLineChars="0"/>
         <w:jc w:val="left"/>
-        <w:rPr>
-          <w:rFonts w:hint="eastAsia"/>
-        </w:rPr>
       </w:pPr>
       <w:r>
         <w:rPr>
@@ -5936,9 +6635,6 @@
         </w:numPr>
         <w:ind w:firstLineChars="0"/>
         <w:jc w:val="left"/>
-        <w:rPr>
-          <w:rFonts w:hint="eastAsia"/>
-        </w:rPr>
       </w:pPr>
       <w:r>
         <w:rPr>
@@ -6000,13 +6696,7 @@
         <w:t>选项配置多个节点时选取的优先级</w:t>
       </w:r>
     </w:p>
-    <w:p>
-      <w:pPr>
-        <w:rPr>
-          <w:rFonts w:hint="eastAsia"/>
-        </w:rPr>
-      </w:pPr>
-    </w:p>
+    <w:p/>
     <w:p/>
     <w:sectPr>
       <w:pgSz w:w="11906" w:h="16838"/>
@@ -6422,6 +7112,95 @@
     </w:lvl>
   </w:abstractNum>
   <w:abstractNum w:abstractNumId="4">
+    <w:nsid w:val="39BB7FAC"/>
+    <w:multiLevelType w:val="hybridMultilevel"/>
+    <w:tmpl w:val="9F4A73BE"/>
+    <w:lvl w:ilvl="0" w:tplc="F2E6E872">
+      <w:start w:val="1"/>
+      <w:numFmt w:val="decimal"/>
+      <w:lvlText w:val="%1."/>
+      <w:lvlJc w:val="left"/>
+      <w:pPr>
+        <w:ind w:left="717" w:hanging="360"/>
+      </w:pPr>
+      <w:rPr>
+        <w:rFonts w:hint="default"/>
+      </w:rPr>
+    </w:lvl>
+    <w:lvl w:ilvl="1" w:tplc="0409000F">
+      <w:start w:val="1"/>
+      <w:numFmt w:val="decimal"/>
+      <w:lvlText w:val="%2."/>
+      <w:lvlJc w:val="left"/>
+      <w:pPr>
+        <w:ind w:left="1197" w:hanging="420"/>
+      </w:pPr>
+    </w:lvl>
+    <w:lvl w:ilvl="2" w:tplc="0409000F">
+      <w:start w:val="1"/>
+      <w:numFmt w:val="decimal"/>
+      <w:lvlText w:val="%3."/>
+      <w:lvlJc w:val="left"/>
+      <w:pPr>
+        <w:ind w:left="1617" w:hanging="420"/>
+      </w:pPr>
+    </w:lvl>
+    <w:lvl w:ilvl="3" w:tplc="0409000F" w:tentative="1">
+      <w:start w:val="1"/>
+      <w:numFmt w:val="decimal"/>
+      <w:lvlText w:val="%4."/>
+      <w:lvlJc w:val="left"/>
+      <w:pPr>
+        <w:ind w:left="2037" w:hanging="420"/>
+      </w:pPr>
+    </w:lvl>
+    <w:lvl w:ilvl="4" w:tplc="04090019" w:tentative="1">
+      <w:start w:val="1"/>
+      <w:numFmt w:val="lowerLetter"/>
+      <w:lvlText w:val="%5)"/>
+      <w:lvlJc w:val="left"/>
+      <w:pPr>
+        <w:ind w:left="2457" w:hanging="420"/>
+      </w:pPr>
+    </w:lvl>
+    <w:lvl w:ilvl="5" w:tplc="0409001B" w:tentative="1">
+      <w:start w:val="1"/>
+      <w:numFmt w:val="lowerRoman"/>
+      <w:lvlText w:val="%6."/>
+      <w:lvlJc w:val="right"/>
+      <w:pPr>
+        <w:ind w:left="2877" w:hanging="420"/>
+      </w:pPr>
+    </w:lvl>
+    <w:lvl w:ilvl="6" w:tplc="0409000F" w:tentative="1">
+      <w:start w:val="1"/>
+      <w:numFmt w:val="decimal"/>
+      <w:lvlText w:val="%7."/>
+      <w:lvlJc w:val="left"/>
+      <w:pPr>
+        <w:ind w:left="3297" w:hanging="420"/>
+      </w:pPr>
+    </w:lvl>
+    <w:lvl w:ilvl="7" w:tplc="04090019" w:tentative="1">
+      <w:start w:val="1"/>
+      <w:numFmt w:val="lowerLetter"/>
+      <w:lvlText w:val="%8)"/>
+      <w:lvlJc w:val="left"/>
+      <w:pPr>
+        <w:ind w:left="3717" w:hanging="420"/>
+      </w:pPr>
+    </w:lvl>
+    <w:lvl w:ilvl="8" w:tplc="0409001B" w:tentative="1">
+      <w:start w:val="1"/>
+      <w:numFmt w:val="lowerRoman"/>
+      <w:lvlText w:val="%9."/>
+      <w:lvlJc w:val="right"/>
+      <w:pPr>
+        <w:ind w:left="4137" w:hanging="420"/>
+      </w:pPr>
+    </w:lvl>
+  </w:abstractNum>
+  <w:abstractNum w:abstractNumId="5">
     <w:nsid w:val="3AEE0AD1"/>
     <w:multiLevelType w:val="hybridMultilevel"/>
     <w:tmpl w:val="4BBCD146"/>
@@ -6510,7 +7289,7 @@
       </w:pPr>
     </w:lvl>
   </w:abstractNum>
-  <w:abstractNum w:abstractNumId="5">
+  <w:abstractNum w:abstractNumId="6">
     <w:nsid w:val="41D55A70"/>
     <w:multiLevelType w:val="hybridMultilevel"/>
     <w:tmpl w:val="7228C552"/>
@@ -6599,7 +7378,7 @@
       </w:pPr>
     </w:lvl>
   </w:abstractNum>
-  <w:abstractNum w:abstractNumId="6">
+  <w:abstractNum w:abstractNumId="7">
     <w:nsid w:val="48442D6C"/>
     <w:multiLevelType w:val="hybridMultilevel"/>
     <w:tmpl w:val="7228C552"/>
@@ -6688,7 +7467,7 @@
       </w:pPr>
     </w:lvl>
   </w:abstractNum>
-  <w:abstractNum w:abstractNumId="7">
+  <w:abstractNum w:abstractNumId="8">
     <w:nsid w:val="49AC1229"/>
     <w:multiLevelType w:val="hybridMultilevel"/>
     <w:tmpl w:val="7228C552"/>
@@ -6777,7 +7556,7 @@
       </w:pPr>
     </w:lvl>
   </w:abstractNum>
-  <w:abstractNum w:abstractNumId="8">
+  <w:abstractNum w:abstractNumId="9">
     <w:nsid w:val="4A7D5D3A"/>
     <w:multiLevelType w:val="hybridMultilevel"/>
     <w:tmpl w:val="4BBCD146"/>
@@ -6866,7 +7645,7 @@
       </w:pPr>
     </w:lvl>
   </w:abstractNum>
-  <w:abstractNum w:abstractNumId="9">
+  <w:abstractNum w:abstractNumId="10">
     <w:nsid w:val="57A36001"/>
     <w:multiLevelType w:val="hybridMultilevel"/>
     <w:tmpl w:val="7228C552"/>
@@ -6955,7 +7734,7 @@
       </w:pPr>
     </w:lvl>
   </w:abstractNum>
-  <w:abstractNum w:abstractNumId="10">
+  <w:abstractNum w:abstractNumId="11">
     <w:nsid w:val="589E00D2"/>
     <w:multiLevelType w:val="hybridMultilevel"/>
     <w:tmpl w:val="DB6EB604"/>
@@ -7042,7 +7821,7 @@
       </w:pPr>
     </w:lvl>
   </w:abstractNum>
-  <w:abstractNum w:abstractNumId="11">
+  <w:abstractNum w:abstractNumId="12">
     <w:nsid w:val="59846E3F"/>
     <w:multiLevelType w:val="hybridMultilevel"/>
     <w:tmpl w:val="4BBCD146"/>
@@ -7131,7 +7910,7 @@
       </w:pPr>
     </w:lvl>
   </w:abstractNum>
-  <w:abstractNum w:abstractNumId="12">
+  <w:abstractNum w:abstractNumId="13">
     <w:nsid w:val="5A327926"/>
     <w:multiLevelType w:val="hybridMultilevel"/>
     <w:tmpl w:val="D42E7210"/>
@@ -7220,7 +7999,7 @@
       </w:pPr>
     </w:lvl>
   </w:abstractNum>
-  <w:abstractNum w:abstractNumId="13">
+  <w:abstractNum w:abstractNumId="14">
     <w:nsid w:val="5CE51178"/>
     <w:multiLevelType w:val="hybridMultilevel"/>
     <w:tmpl w:val="9F4A73BE"/>
@@ -7309,7 +8088,96 @@
       </w:pPr>
     </w:lvl>
   </w:abstractNum>
-  <w:abstractNum w:abstractNumId="14">
+  <w:abstractNum w:abstractNumId="15">
+    <w:nsid w:val="67881FF0"/>
+    <w:multiLevelType w:val="hybridMultilevel"/>
+    <w:tmpl w:val="9F4A73BE"/>
+    <w:lvl w:ilvl="0" w:tplc="F2E6E872">
+      <w:start w:val="1"/>
+      <w:numFmt w:val="decimal"/>
+      <w:lvlText w:val="%1."/>
+      <w:lvlJc w:val="left"/>
+      <w:pPr>
+        <w:ind w:left="717" w:hanging="360"/>
+      </w:pPr>
+      <w:rPr>
+        <w:rFonts w:hint="default"/>
+      </w:rPr>
+    </w:lvl>
+    <w:lvl w:ilvl="1" w:tplc="0409000F">
+      <w:start w:val="1"/>
+      <w:numFmt w:val="decimal"/>
+      <w:lvlText w:val="%2."/>
+      <w:lvlJc w:val="left"/>
+      <w:pPr>
+        <w:ind w:left="1197" w:hanging="420"/>
+      </w:pPr>
+    </w:lvl>
+    <w:lvl w:ilvl="2" w:tplc="0409000F">
+      <w:start w:val="1"/>
+      <w:numFmt w:val="decimal"/>
+      <w:lvlText w:val="%3."/>
+      <w:lvlJc w:val="left"/>
+      <w:pPr>
+        <w:ind w:left="1617" w:hanging="420"/>
+      </w:pPr>
+    </w:lvl>
+    <w:lvl w:ilvl="3" w:tplc="0409000F" w:tentative="1">
+      <w:start w:val="1"/>
+      <w:numFmt w:val="decimal"/>
+      <w:lvlText w:val="%4."/>
+      <w:lvlJc w:val="left"/>
+      <w:pPr>
+        <w:ind w:left="2037" w:hanging="420"/>
+      </w:pPr>
+    </w:lvl>
+    <w:lvl w:ilvl="4" w:tplc="04090019" w:tentative="1">
+      <w:start w:val="1"/>
+      <w:numFmt w:val="lowerLetter"/>
+      <w:lvlText w:val="%5)"/>
+      <w:lvlJc w:val="left"/>
+      <w:pPr>
+        <w:ind w:left="2457" w:hanging="420"/>
+      </w:pPr>
+    </w:lvl>
+    <w:lvl w:ilvl="5" w:tplc="0409001B" w:tentative="1">
+      <w:start w:val="1"/>
+      <w:numFmt w:val="lowerRoman"/>
+      <w:lvlText w:val="%6."/>
+      <w:lvlJc w:val="right"/>
+      <w:pPr>
+        <w:ind w:left="2877" w:hanging="420"/>
+      </w:pPr>
+    </w:lvl>
+    <w:lvl w:ilvl="6" w:tplc="0409000F" w:tentative="1">
+      <w:start w:val="1"/>
+      <w:numFmt w:val="decimal"/>
+      <w:lvlText w:val="%7."/>
+      <w:lvlJc w:val="left"/>
+      <w:pPr>
+        <w:ind w:left="3297" w:hanging="420"/>
+      </w:pPr>
+    </w:lvl>
+    <w:lvl w:ilvl="7" w:tplc="04090019" w:tentative="1">
+      <w:start w:val="1"/>
+      <w:numFmt w:val="lowerLetter"/>
+      <w:lvlText w:val="%8)"/>
+      <w:lvlJc w:val="left"/>
+      <w:pPr>
+        <w:ind w:left="3717" w:hanging="420"/>
+      </w:pPr>
+    </w:lvl>
+    <w:lvl w:ilvl="8" w:tplc="0409001B" w:tentative="1">
+      <w:start w:val="1"/>
+      <w:numFmt w:val="lowerRoman"/>
+      <w:lvlText w:val="%9."/>
+      <w:lvlJc w:val="right"/>
+      <w:pPr>
+        <w:ind w:left="4137" w:hanging="420"/>
+      </w:pPr>
+    </w:lvl>
+  </w:abstractNum>
+  <w:abstractNum w:abstractNumId="16">
     <w:nsid w:val="6B0613DA"/>
     <w:multiLevelType w:val="hybridMultilevel"/>
     <w:tmpl w:val="9F4A73BE"/>
@@ -7398,7 +8266,7 @@
       </w:pPr>
     </w:lvl>
   </w:abstractNum>
-  <w:abstractNum w:abstractNumId="15">
+  <w:abstractNum w:abstractNumId="17">
     <w:nsid w:val="6B783202"/>
     <w:multiLevelType w:val="hybridMultilevel"/>
     <w:tmpl w:val="7228C552"/>
@@ -7487,7 +8355,7 @@
       </w:pPr>
     </w:lvl>
   </w:abstractNum>
-  <w:abstractNum w:abstractNumId="16">
+  <w:abstractNum w:abstractNumId="18">
     <w:nsid w:val="6C6813EF"/>
     <w:multiLevelType w:val="hybridMultilevel"/>
     <w:tmpl w:val="7228C552"/>
@@ -7576,7 +8444,7 @@
       </w:pPr>
     </w:lvl>
   </w:abstractNum>
-  <w:abstractNum w:abstractNumId="17">
+  <w:abstractNum w:abstractNumId="19">
     <w:nsid w:val="6DF2335A"/>
     <w:multiLevelType w:val="hybridMultilevel"/>
     <w:tmpl w:val="4BBCD146"/>
@@ -7665,10 +8533,10 @@
       </w:pPr>
     </w:lvl>
   </w:abstractNum>
-  <w:abstractNum w:abstractNumId="18">
+  <w:abstractNum w:abstractNumId="20">
     <w:nsid w:val="7DD3502B"/>
     <w:multiLevelType w:val="hybridMultilevel"/>
-    <w:tmpl w:val="7228C552"/>
+    <w:tmpl w:val="DF7E6914"/>
     <w:lvl w:ilvl="0" w:tplc="F2E6E872">
       <w:start w:val="1"/>
       <w:numFmt w:val="decimal"/>
@@ -7758,67 +8626,67 @@
     <w:abstractNumId w:val="1"/>
   </w:num>
   <w:num w:numId="2">
-    <w:abstractNumId w:val="10"/>
+    <w:abstractNumId w:val="11"/>
   </w:num>
   <w:num w:numId="3">
-    <w:abstractNumId w:val="18"/>
+    <w:abstractNumId w:val="20"/>
   </w:num>
   <w:num w:numId="4">
-    <w:abstractNumId w:val="6"/>
+    <w:abstractNumId w:val="7"/>
   </w:num>
   <w:num w:numId="5">
     <w:abstractNumId w:val="2"/>
   </w:num>
   <w:num w:numId="6">
-    <w:abstractNumId w:val="5"/>
+    <w:abstractNumId w:val="6"/>
   </w:num>
   <w:num w:numId="7">
     <w:abstractNumId w:val="0"/>
   </w:num>
   <w:num w:numId="8">
-    <w:abstractNumId w:val="7"/>
+    <w:abstractNumId w:val="8"/>
   </w:num>
   <w:num w:numId="9">
-    <w:abstractNumId w:val="10"/>
+    <w:abstractNumId w:val="11"/>
     <w:lvlOverride w:ilvl="0">
       <w:startOverride w:val="1"/>
     </w:lvlOverride>
   </w:num>
   <w:num w:numId="10">
-    <w:abstractNumId w:val="10"/>
+    <w:abstractNumId w:val="11"/>
     <w:lvlOverride w:ilvl="0">
       <w:startOverride w:val="1"/>
     </w:lvlOverride>
   </w:num>
   <w:num w:numId="11">
-    <w:abstractNumId w:val="13"/>
+    <w:abstractNumId w:val="14"/>
   </w:num>
   <w:num w:numId="12">
-    <w:abstractNumId w:val="9"/>
+    <w:abstractNumId w:val="10"/>
   </w:num>
   <w:num w:numId="13">
-    <w:abstractNumId w:val="16"/>
+    <w:abstractNumId w:val="18"/>
   </w:num>
   <w:num w:numId="14">
-    <w:abstractNumId w:val="8"/>
+    <w:abstractNumId w:val="9"/>
   </w:num>
   <w:num w:numId="15">
     <w:abstractNumId w:val="3"/>
   </w:num>
   <w:num w:numId="16">
-    <w:abstractNumId w:val="11"/>
+    <w:abstractNumId w:val="12"/>
   </w:num>
   <w:num w:numId="17">
+    <w:abstractNumId w:val="19"/>
+  </w:num>
+  <w:num w:numId="18">
+    <w:abstractNumId w:val="13"/>
+  </w:num>
+  <w:num w:numId="19">
     <w:abstractNumId w:val="17"/>
   </w:num>
-  <w:num w:numId="18">
-    <w:abstractNumId w:val="12"/>
-  </w:num>
-  <w:num w:numId="19">
-    <w:abstractNumId w:val="15"/>
-  </w:num>
   <w:num w:numId="20">
-    <w:abstractNumId w:val="14"/>
+    <w:abstractNumId w:val="16"/>
   </w:num>
   <w:num w:numId="21">
     <w:abstractNumId w:val="1"/>
@@ -7827,12 +8695,18 @@
     </w:lvlOverride>
   </w:num>
   <w:num w:numId="22">
-    <w:abstractNumId w:val="10"/>
+    <w:abstractNumId w:val="11"/>
     <w:lvlOverride w:ilvl="0">
       <w:startOverride w:val="1"/>
     </w:lvlOverride>
   </w:num>
   <w:num w:numId="23">
+    <w:abstractNumId w:val="5"/>
+  </w:num>
+  <w:num w:numId="24">
+    <w:abstractNumId w:val="15"/>
+  </w:num>
+  <w:num w:numId="25">
     <w:abstractNumId w:val="4"/>
   </w:num>
   <w:numIdMacAtCleanup w:val="8"/>

--- a/internal_doc/03.开发设计/Story_外部会话提供超时以及访问隔离的能力.docx
+++ b/internal_doc/03.开发设计/Story_外部会话提供超时以及访问隔离的能力.docx
@@ -122,6 +122,48 @@
           </w:p>
         </w:tc>
       </w:tr>
+      <w:tr>
+        <w:tc>
+          <w:tcPr>
+            <w:tcW w:w="2728" w:type="dxa"/>
+          </w:tcPr>
+          <w:p>
+            <w:pPr>
+              <w:ind w:left="0"/>
+              <w:jc w:val="left"/>
+              <w:rPr>
+                <w:rFonts w:hint="eastAsia"/>
+              </w:rPr>
+            </w:pPr>
+            <w:r>
+              <w:rPr>
+                <w:rFonts w:hint="eastAsia"/>
+              </w:rPr>
+              <w:t>2017-12-29   He Guoming</w:t>
+            </w:r>
+          </w:p>
+        </w:tc>
+        <w:tc>
+          <w:tcPr>
+            <w:tcW w:w="5437" w:type="dxa"/>
+          </w:tcPr>
+          <w:p>
+            <w:pPr>
+              <w:ind w:left="0"/>
+              <w:jc w:val="left"/>
+              <w:rPr>
+                <w:rFonts w:hint="eastAsia"/>
+              </w:rPr>
+            </w:pPr>
+            <w:r>
+              <w:rPr>
+                <w:rFonts w:hint="eastAsia"/>
+              </w:rPr>
+              <w:t>Add Version field in setSessionAttr message</w:t>
+            </w:r>
+          </w:p>
+        </w:tc>
+      </w:tr>
     </w:tbl>
     <w:p>
       <w:pPr>
@@ -613,6 +655,7 @@
         <w:rPr>
           <w:rFonts w:hint="eastAsia"/>
         </w:rPr>
+        <w:lastRenderedPageBreak/>
         <w:t>这个功能在主干上的代码已实现</w:t>
       </w:r>
     </w:p>
@@ -629,7 +672,6 @@
         <w:rPr>
           <w:rFonts w:hint="eastAsia"/>
         </w:rPr>
-        <w:lastRenderedPageBreak/>
         <w:t>2.8</w:t>
       </w:r>
       <w:r>
@@ -1687,14 +1729,12 @@
           <w:numId w:val="24"/>
         </w:numPr>
         <w:ind w:firstLineChars="0"/>
-        <w:rPr>
-          <w:rFonts w:hint="eastAsia"/>
-        </w:rPr>
-      </w:pPr>
-      <w:r>
-        <w:rPr>
-          <w:rFonts w:hint="eastAsia"/>
-        </w:rPr>
+      </w:pPr>
+      <w:r>
+        <w:rPr>
+          <w:rFonts w:hint="eastAsia"/>
+        </w:rPr>
+        <w:lastRenderedPageBreak/>
         <w:t>添加</w:t>
       </w:r>
       <w:r>
@@ -1728,19 +1768,10 @@
         <w:t>单个操作的超时时间</w:t>
       </w:r>
     </w:p>
-    <w:p>
-      <w:pPr>
-        <w:rPr>
-          <w:rFonts w:hint="eastAsia"/>
-        </w:rPr>
-      </w:pPr>
-    </w:p>
+    <w:p/>
     <w:p>
       <w:pPr>
         <w:pStyle w:val="Heading3"/>
-        <w:rPr>
-          <w:rFonts w:hint="eastAsia"/>
-        </w:rPr>
       </w:pPr>
       <w:r>
         <w:rPr>
@@ -1750,11 +1781,6 @@
       </w:r>
     </w:p>
     <w:p>
-      <w:pPr>
-        <w:rPr>
-          <w:rFonts w:hint="eastAsia"/>
-        </w:rPr>
-      </w:pPr>
       <w:r>
         <w:rPr>
           <w:rFonts w:hint="eastAsia"/>
@@ -1846,13 +1872,7 @@
         <w:t>的上下限</w:t>
       </w:r>
     </w:p>
-    <w:p>
-      <w:pPr>
-        <w:rPr>
-          <w:rFonts w:hint="eastAsia"/>
-        </w:rPr>
-      </w:pPr>
-    </w:p>
+    <w:p/>
     <w:p>
       <w:pPr>
         <w:pStyle w:val="ListParagraph"/>
@@ -1861,9 +1881,6 @@
           <w:numId w:val="25"/>
         </w:numPr>
         <w:ind w:firstLineChars="0"/>
-        <w:rPr>
-          <w:rFonts w:hint="eastAsia"/>
-        </w:rPr>
       </w:pPr>
       <w:r>
         <w:rPr>
@@ -1880,9 +1897,6 @@
           <w:numId w:val="25"/>
         </w:numPr>
         <w:ind w:firstLineChars="0"/>
-        <w:rPr>
-          <w:rFonts w:hint="eastAsia"/>
-        </w:rPr>
       </w:pPr>
       <w:r>
         <w:rPr>
@@ -1899,9 +1913,6 @@
           <w:numId w:val="25"/>
         </w:numPr>
         <w:ind w:firstLineChars="0"/>
-        <w:rPr>
-          <w:rFonts w:hint="eastAsia"/>
-        </w:rPr>
       </w:pPr>
       <w:r>
         <w:rPr>
@@ -1918,9 +1929,6 @@
           <w:numId w:val="25"/>
         </w:numPr>
         <w:ind w:firstLineChars="0"/>
-        <w:rPr>
-          <w:rFonts w:hint="eastAsia"/>
-        </w:rPr>
       </w:pPr>
       <w:r>
         <w:rPr>
@@ -1937,9 +1945,6 @@
           <w:numId w:val="25"/>
         </w:numPr>
         <w:ind w:firstLineChars="0"/>
-        <w:rPr>
-          <w:rFonts w:hint="eastAsia"/>
-        </w:rPr>
       </w:pPr>
       <w:r>
         <w:rPr>
@@ -1948,13 +1953,7 @@
         <w:t>C#</w:t>
       </w:r>
     </w:p>
-    <w:p>
-      <w:pPr>
-        <w:rPr>
-          <w:rFonts w:hint="eastAsia"/>
-        </w:rPr>
-      </w:pPr>
-    </w:p>
+    <w:p/>
     <w:p>
       <w:r>
         <w:rPr>
@@ -2574,6 +2573,7 @@
         <w:rPr>
           <w:rFonts w:hint="eastAsia"/>
         </w:rPr>
+        <w:lastRenderedPageBreak/>
         <w:t>如果有这个</w:t>
       </w:r>
       <w:r>
@@ -2603,7 +2603,6 @@
         <w:rPr>
           <w:rFonts w:hint="eastAsia"/>
         </w:rPr>
-        <w:lastRenderedPageBreak/>
         <w:t>如果没有，</w:t>
       </w:r>
       <w:r>
@@ -3420,6 +3419,7 @@
         <w:rPr>
           <w:rFonts w:hint="eastAsia"/>
         </w:rPr>
+        <w:lastRenderedPageBreak/>
         <w:t>CreateNode</w:t>
       </w:r>
     </w:p>
@@ -3974,6 +3974,7 @@
         <w:rPr>
           <w:rFonts w:hint="eastAsia"/>
         </w:rPr>
+        <w:lastRenderedPageBreak/>
         <w:t>setSessionAttr</w:t>
       </w:r>
     </w:p>
@@ -4273,7 +4274,6 @@
         <w:rPr>
           <w:rFonts w:hint="eastAsia"/>
         </w:rPr>
-        <w:lastRenderedPageBreak/>
         <w:t>需要</w:t>
       </w:r>
       <w:r>
@@ -4476,6 +4476,7 @@
                 <w:sz w:val="18"/>
                 <w:szCs w:val="18"/>
               </w:rPr>
+              <w:lastRenderedPageBreak/>
               <w:t>总工作量（</w:t>
             </w:r>
             <w:r>
@@ -5420,7 +5421,6 @@
                 <w:sz w:val="13"/>
                 <w:szCs w:val="13"/>
               </w:rPr>
-              <w:lastRenderedPageBreak/>
               <w:t>001</w:t>
             </w:r>
           </w:p>
@@ -6279,6 +6279,7 @@
               <w:rPr>
                 <w:rFonts w:hint="eastAsia"/>
               </w:rPr>
+              <w:lastRenderedPageBreak/>
               <w:t>验收用例是否全部通过</w:t>
             </w:r>
           </w:p>

--- a/internal_doc/03.开发设计/Story_外部会话提供超时以及访问隔离的能力.docx
+++ b/internal_doc/03.开发设计/Story_外部会话提供超时以及访问隔离的能力.docx
@@ -131,9 +131,6 @@
             <w:pPr>
               <w:ind w:left="0"/>
               <w:jc w:val="left"/>
-              <w:rPr>
-                <w:rFonts w:hint="eastAsia"/>
-              </w:rPr>
             </w:pPr>
             <w:r>
               <w:rPr>
@@ -151,9 +148,6 @@
             <w:pPr>
               <w:ind w:left="0"/>
               <w:jc w:val="left"/>
-              <w:rPr>
-                <w:rFonts w:hint="eastAsia"/>
-              </w:rPr>
             </w:pPr>
             <w:r>
               <w:rPr>
@@ -537,7 +531,13 @@
         <w:rPr>
           <w:rFonts w:hint="eastAsia"/>
         </w:rPr>
-        <w:t>，缺省取值为节点在该组信息中的下标，若冲突则自动往后取值</w:t>
+        <w:t>，缺省取值为节点在该组信息中的下标</w:t>
+      </w:r>
+      <w:r>
+        <w:rPr>
+          <w:rFonts w:hint="eastAsia"/>
+        </w:rPr>
+        <w:t>（有冲突允许重复）</w:t>
       </w:r>
     </w:p>
     <w:p>
@@ -553,43 +553,41 @@
         <w:rPr>
           <w:rFonts w:hint="eastAsia"/>
         </w:rPr>
-        <w:t>8</w:t>
-      </w:r>
-      <w:r>
-        <w:rPr>
-          <w:rFonts w:hint="eastAsia"/>
-        </w:rPr>
-        <w:t>、</w:t>
-      </w:r>
-      <w:r>
-        <w:rPr>
-          <w:rFonts w:hint="eastAsia"/>
-        </w:rPr>
-        <w:t>9</w:t>
-      </w:r>
-      <w:r>
-        <w:rPr>
-          <w:rFonts w:hint="eastAsia"/>
-        </w:rPr>
-        <w:t>、</w:t>
-      </w:r>
-      <w:r>
-        <w:rPr>
-          <w:rFonts w:hint="eastAsia"/>
-        </w:rPr>
-        <w:t>10</w:t>
-      </w:r>
-      <w:r>
-        <w:rPr>
-          <w:rFonts w:hint="eastAsia"/>
-        </w:rPr>
-        <w:t>为保留值，不能设置</w:t>
-      </w:r>
-      <w:r>
-        <w:rPr>
-          <w:rFonts w:hint="eastAsia"/>
-        </w:rPr>
-        <w:t>，按冲突处理</w:t>
+        <w:t>组内可以多个节点取相同的值</w:t>
+      </w:r>
+    </w:p>
+    <w:p>
+      <w:pPr>
+        <w:pStyle w:val="ListParagraph"/>
+        <w:numPr>
+          <w:ilvl w:val="0"/>
+          <w:numId w:val="3"/>
+        </w:numPr>
+        <w:ind w:firstLineChars="0"/>
+      </w:pPr>
+      <w:r>
+        <w:rPr>
+          <w:rFonts w:hint="eastAsia"/>
+        </w:rPr>
+        <w:t>会话超时属性的设置，</w:t>
+      </w:r>
+      <w:r>
+        <w:rPr>
+          <w:rFonts w:hint="eastAsia"/>
+        </w:rPr>
+        <w:t>Timeout:</w:t>
+      </w:r>
+      <w:r>
+        <w:rPr>
+          <w:rFonts w:hint="eastAsia"/>
+        </w:rPr>
+        <w:t xml:space="preserve"> </w:t>
+      </w:r>
+      <w:r>
+        <w:rPr>
+          <w:rFonts w:hint="eastAsia"/>
+        </w:rPr>
+        <w:t>INT32</w:t>
       </w:r>
     </w:p>
     <w:p>
@@ -605,41 +603,7 @@
         <w:rPr>
           <w:rFonts w:hint="eastAsia"/>
         </w:rPr>
-        <w:t>组内可以多个节点取相同的值</w:t>
-      </w:r>
-    </w:p>
-    <w:p>
-      <w:pPr>
-        <w:pStyle w:val="ListParagraph"/>
-        <w:numPr>
-          <w:ilvl w:val="0"/>
-          <w:numId w:val="3"/>
-        </w:numPr>
-        <w:ind w:firstLineChars="0"/>
-      </w:pPr>
-      <w:r>
-        <w:rPr>
-          <w:rFonts w:hint="eastAsia"/>
-        </w:rPr>
-        <w:t>会话超时属性的设置，</w:t>
-      </w:r>
-      <w:r>
-        <w:rPr>
-          <w:rFonts w:hint="eastAsia"/>
-        </w:rPr>
-        <w:t>Timeout:</w:t>
-      </w:r>
-      <w:r>
-        <w:rPr>
-          <w:rFonts w:hint="eastAsia"/>
-        </w:rPr>
-        <w:t xml:space="preserve"> </w:t>
-      </w:r>
-      <w:r>
-        <w:rPr>
-          <w:rFonts w:hint="eastAsia"/>
-        </w:rPr>
-        <w:t>INT32</w:t>
+        <w:t>这个功能在主干上的代码已实现</w:t>
       </w:r>
     </w:p>
     <w:p>
@@ -656,22 +620,6 @@
           <w:rFonts w:hint="eastAsia"/>
         </w:rPr>
         <w:lastRenderedPageBreak/>
-        <w:t>这个功能在主干上的代码已实现</w:t>
-      </w:r>
-    </w:p>
-    <w:p>
-      <w:pPr>
-        <w:pStyle w:val="ListParagraph"/>
-        <w:numPr>
-          <w:ilvl w:val="1"/>
-          <w:numId w:val="3"/>
-        </w:numPr>
-        <w:ind w:firstLineChars="0"/>
-      </w:pPr>
-      <w:r>
-        <w:rPr>
-          <w:rFonts w:hint="eastAsia"/>
-        </w:rPr>
         <w:t>2.8</w:t>
       </w:r>
       <w:r>
@@ -907,37 +855,19 @@
         <w:rPr>
           <w:rFonts w:hint="eastAsia"/>
         </w:rPr>
-        <w:t>1</w:t>
-      </w:r>
-      <w:r>
-        <w:rPr>
-          <w:rFonts w:hint="eastAsia"/>
-        </w:rPr>
-        <w:t>，但不影响实际操作</w:t>
-      </w:r>
-      <w:r>
-        <w:rPr>
-          <w:rFonts w:hint="eastAsia"/>
-        </w:rPr>
-        <w:t>，以</w:t>
-      </w:r>
-      <w:r>
-        <w:rPr>
-          <w:rFonts w:hint="eastAsia"/>
-        </w:rPr>
-        <w:t>更新到元数据节点的</w:t>
-      </w:r>
-      <w:r>
-        <w:rPr>
-          <w:rFonts w:hint="eastAsia"/>
-        </w:rPr>
-        <w:t>instanceid</w:t>
-      </w:r>
-      <w:r>
-        <w:rPr>
-          <w:rFonts w:hint="eastAsia"/>
-        </w:rPr>
-        <w:t>为准</w:t>
+        <w:t>0</w:t>
+      </w:r>
+      <w:r>
+        <w:rPr>
+          <w:rFonts w:hint="eastAsia"/>
+        </w:rPr>
+        <w:t>，</w:t>
+      </w:r>
+      <w:r>
+        <w:rPr>
+          <w:rFonts w:hint="eastAsia"/>
+        </w:rPr>
+        <w:t>不影响操作</w:t>
       </w:r>
     </w:p>
     <w:p>
@@ -960,49 +890,31 @@
         <w:rPr>
           <w:rFonts w:hint="eastAsia"/>
         </w:rPr>
+        <w:t>0</w:t>
+      </w:r>
+      <w:r>
+        <w:rPr>
+          <w:rFonts w:hint="eastAsia"/>
+        </w:rPr>
+        <w:t>-255</w:t>
+      </w:r>
+      <w:r>
+        <w:rPr>
+          <w:rFonts w:hint="eastAsia"/>
+        </w:rPr>
+        <w:t>（</w:t>
+      </w:r>
+      <w:r>
+        <w:rPr>
+          <w:rFonts w:hint="eastAsia"/>
+        </w:rPr>
         <w:t>1-255</w:t>
       </w:r>
       <w:r>
         <w:rPr>
           <w:rFonts w:hint="eastAsia"/>
         </w:rPr>
-        <w:t>，</w:t>
-      </w:r>
-      <w:r>
-        <w:rPr>
-          <w:rFonts w:hint="eastAsia"/>
-        </w:rPr>
-        <w:t>除去</w:t>
-      </w:r>
-      <w:r>
-        <w:rPr>
-          <w:rFonts w:hint="eastAsia"/>
-        </w:rPr>
-        <w:t>8</w:t>
-      </w:r>
-      <w:r>
-        <w:rPr>
-          <w:rFonts w:hint="eastAsia"/>
-        </w:rPr>
-        <w:t>，</w:t>
-      </w:r>
-      <w:r>
-        <w:rPr>
-          <w:rFonts w:hint="eastAsia"/>
-        </w:rPr>
-        <w:t>9</w:t>
-      </w:r>
-      <w:r>
-        <w:rPr>
-          <w:rFonts w:hint="eastAsia"/>
-        </w:rPr>
-        <w:t>，</w:t>
-      </w:r>
-      <w:r>
-        <w:rPr>
-          <w:rFonts w:hint="eastAsia"/>
-        </w:rPr>
-        <w:t>10</w:t>
+        <w:t>为有效值）</w:t>
       </w:r>
     </w:p>
     <w:p>
@@ -1188,158 +1100,6 @@
     <w:p/>
     <w:p>
       <w:pPr>
-        <w:rPr>
-          <w:b/>
-          <w:color w:val="FF0000"/>
-        </w:rPr>
-      </w:pPr>
-      <w:r>
-        <w:rPr>
-          <w:rFonts w:hint="eastAsia"/>
-          <w:b/>
-          <w:color w:val="FF0000"/>
-        </w:rPr>
-        <w:t>注：去除</w:t>
-      </w:r>
-      <w:r>
-        <w:rPr>
-          <w:rFonts w:hint="eastAsia"/>
-          <w:b/>
-          <w:color w:val="FF0000"/>
-        </w:rPr>
-        <w:t>8</w:t>
-      </w:r>
-      <w:r>
-        <w:rPr>
-          <w:rFonts w:hint="eastAsia"/>
-          <w:b/>
-          <w:color w:val="FF0000"/>
-        </w:rPr>
-        <w:t>，</w:t>
-      </w:r>
-      <w:r>
-        <w:rPr>
-          <w:rFonts w:hint="eastAsia"/>
-          <w:b/>
-          <w:color w:val="FF0000"/>
-        </w:rPr>
-        <w:t>9</w:t>
-      </w:r>
-      <w:r>
-        <w:rPr>
-          <w:rFonts w:hint="eastAsia"/>
-          <w:b/>
-          <w:color w:val="FF0000"/>
-        </w:rPr>
-        <w:t>，</w:t>
-      </w:r>
-      <w:r>
-        <w:rPr>
-          <w:rFonts w:hint="eastAsia"/>
-          <w:b/>
-          <w:color w:val="FF0000"/>
-        </w:rPr>
-        <w:t>10</w:t>
-      </w:r>
-      <w:r>
-        <w:rPr>
-          <w:rFonts w:hint="eastAsia"/>
-          <w:b/>
-          <w:color w:val="FF0000"/>
-        </w:rPr>
-        <w:t>的原因是兼容旧版的客户端使用</w:t>
-      </w:r>
-      <w:r>
-        <w:rPr>
-          <w:rFonts w:hint="eastAsia"/>
-          <w:b/>
-          <w:color w:val="FF0000"/>
-        </w:rPr>
-        <w:t>8</w:t>
-      </w:r>
-      <w:r>
-        <w:rPr>
-          <w:rFonts w:hint="eastAsia"/>
-          <w:b/>
-          <w:color w:val="FF0000"/>
-        </w:rPr>
-        <w:t>，</w:t>
-      </w:r>
-      <w:r>
-        <w:rPr>
-          <w:rFonts w:hint="eastAsia"/>
-          <w:b/>
-          <w:color w:val="FF0000"/>
-        </w:rPr>
-        <w:t>9</w:t>
-      </w:r>
-      <w:r>
-        <w:rPr>
-          <w:rFonts w:hint="eastAsia"/>
-          <w:b/>
-          <w:color w:val="FF0000"/>
-        </w:rPr>
-        <w:t>，</w:t>
-      </w:r>
-      <w:r>
-        <w:rPr>
-          <w:rFonts w:hint="eastAsia"/>
-          <w:b/>
-          <w:color w:val="FF0000"/>
-        </w:rPr>
-        <w:t>10</w:t>
-      </w:r>
-      <w:r>
-        <w:rPr>
-          <w:rFonts w:hint="eastAsia"/>
-          <w:b/>
-          <w:color w:val="FF0000"/>
-        </w:rPr>
-        <w:t>表示</w:t>
-      </w:r>
-      <w:r>
-        <w:rPr>
-          <w:rFonts w:hint="eastAsia"/>
-          <w:b/>
-          <w:color w:val="FF0000"/>
-        </w:rPr>
-        <w:t>M</w:t>
-      </w:r>
-      <w:r>
-        <w:rPr>
-          <w:rFonts w:hint="eastAsia"/>
-          <w:b/>
-          <w:color w:val="FF0000"/>
-        </w:rPr>
-        <w:t>，</w:t>
-      </w:r>
-      <w:r>
-        <w:rPr>
-          <w:rFonts w:hint="eastAsia"/>
-          <w:b/>
-          <w:color w:val="FF0000"/>
-        </w:rPr>
-        <w:t>S</w:t>
-      </w:r>
-      <w:r>
-        <w:rPr>
-          <w:rFonts w:hint="eastAsia"/>
-          <w:b/>
-          <w:color w:val="FF0000"/>
-        </w:rPr>
-        <w:t>，</w:t>
-      </w:r>
-      <w:r>
-        <w:rPr>
-          <w:rFonts w:hint="eastAsia"/>
-          <w:b/>
-          <w:color w:val="FF0000"/>
-        </w:rPr>
-        <w:t>A</w:t>
-      </w:r>
-    </w:p>
-    <w:p>
-      <w:pPr>
         <w:pStyle w:val="Heading3"/>
         <w:numPr>
           <w:ilvl w:val="0"/>
@@ -1734,53 +1494,58 @@
         <w:rPr>
           <w:rFonts w:hint="eastAsia"/>
         </w:rPr>
+        <w:t>添加</w:t>
+      </w:r>
+      <w:r>
+        <w:rPr>
+          <w:rFonts w:hint="eastAsia"/>
+        </w:rPr>
+        <w:t>Timeout</w:t>
+      </w:r>
+      <w:r>
+        <w:rPr>
+          <w:rFonts w:hint="eastAsia"/>
+        </w:rPr>
+        <w:t>属性</w:t>
+      </w:r>
+      <w:r>
+        <w:rPr>
+          <w:rFonts w:hint="eastAsia"/>
+        </w:rPr>
+        <w:t>：</w:t>
+      </w:r>
+      <w:r>
+        <w:rPr>
+          <w:rFonts w:hint="eastAsia"/>
+        </w:rPr>
+        <w:t>指定该连接中</w:t>
+      </w:r>
+      <w:r>
+        <w:rPr>
+          <w:rFonts w:hint="eastAsia"/>
+        </w:rPr>
+        <w:t>单个操作的超时时间</w:t>
+      </w:r>
+    </w:p>
+    <w:p/>
+    <w:p>
+      <w:pPr>
+        <w:pStyle w:val="Heading3"/>
+      </w:pPr>
+      <w:r>
+        <w:rPr>
+          <w:rFonts w:hint="eastAsia"/>
+        </w:rPr>
         <w:lastRenderedPageBreak/>
-        <w:t>添加</w:t>
-      </w:r>
-      <w:r>
-        <w:rPr>
-          <w:rFonts w:hint="eastAsia"/>
-        </w:rPr>
-        <w:t>Timeout</w:t>
-      </w:r>
-      <w:r>
-        <w:rPr>
-          <w:rFonts w:hint="eastAsia"/>
-        </w:rPr>
-        <w:t>属性</w:t>
-      </w:r>
-      <w:r>
-        <w:rPr>
-          <w:rFonts w:hint="eastAsia"/>
-        </w:rPr>
-        <w:t>：</w:t>
-      </w:r>
-      <w:r>
-        <w:rPr>
-          <w:rFonts w:hint="eastAsia"/>
-        </w:rPr>
-        <w:t>指定该连接中</w:t>
-      </w:r>
-      <w:r>
-        <w:rPr>
-          <w:rFonts w:hint="eastAsia"/>
-        </w:rPr>
-        <w:t>单个操作的超时时间</w:t>
-      </w:r>
-    </w:p>
-    <w:p/>
-    <w:p>
-      <w:pPr>
-        <w:pStyle w:val="Heading3"/>
-      </w:pPr>
-      <w:r>
-        <w:rPr>
-          <w:rFonts w:hint="eastAsia"/>
-        </w:rPr>
         <w:t>驱动修改</w:t>
       </w:r>
     </w:p>
     <w:p>
+      <w:pPr>
+        <w:rPr>
+          <w:rFonts w:hint="eastAsia"/>
+        </w:rPr>
+      </w:pPr>
       <w:r>
         <w:rPr>
           <w:rFonts w:hint="eastAsia"/>
@@ -1870,6 +1635,105 @@
           <w:rFonts w:hint="eastAsia"/>
         </w:rPr>
         <w:t>的上下限</w:t>
+      </w:r>
+    </w:p>
+    <w:p>
+      <w:pPr>
+        <w:rPr>
+          <w:rFonts w:hint="eastAsia"/>
+        </w:rPr>
+      </w:pPr>
+    </w:p>
+    <w:p>
+      <w:r>
+        <w:rPr>
+          <w:rFonts w:hint="eastAsia"/>
+        </w:rPr>
+        <w:t>旧版驱动中使用</w:t>
+      </w:r>
+      <w:r>
+        <w:rPr>
+          <w:rFonts w:hint="eastAsia"/>
+        </w:rPr>
+        <w:t>8</w:t>
+      </w:r>
+      <w:r>
+        <w:rPr>
+          <w:rFonts w:hint="eastAsia"/>
+        </w:rPr>
+        <w:t>、</w:t>
+      </w:r>
+      <w:r>
+        <w:rPr>
+          <w:rFonts w:hint="eastAsia"/>
+        </w:rPr>
+        <w:t>9</w:t>
+      </w:r>
+      <w:r>
+        <w:rPr>
+          <w:rFonts w:hint="eastAsia"/>
+        </w:rPr>
+        <w:t>、</w:t>
+      </w:r>
+      <w:r>
+        <w:rPr>
+          <w:rFonts w:hint="eastAsia"/>
+        </w:rPr>
+        <w:t>10</w:t>
+      </w:r>
+      <w:r>
+        <w:rPr>
+          <w:rFonts w:hint="eastAsia"/>
+        </w:rPr>
+        <w:t>表示</w:t>
+      </w:r>
+      <w:r>
+        <w:rPr>
+          <w:rFonts w:hint="eastAsia"/>
+        </w:rPr>
+        <w:t>M</w:t>
+      </w:r>
+      <w:r>
+        <w:rPr>
+          <w:rFonts w:hint="eastAsia"/>
+        </w:rPr>
+        <w:t>、</w:t>
+      </w:r>
+      <w:r>
+        <w:rPr>
+          <w:rFonts w:hint="eastAsia"/>
+        </w:rPr>
+        <w:t>S</w:t>
+      </w:r>
+      <w:r>
+        <w:rPr>
+          <w:rFonts w:hint="eastAsia"/>
+        </w:rPr>
+        <w:t>、</w:t>
+      </w:r>
+      <w:r>
+        <w:rPr>
+          <w:rFonts w:hint="eastAsia"/>
+        </w:rPr>
+        <w:t>A</w:t>
+      </w:r>
+      <w:r>
+        <w:rPr>
+          <w:rFonts w:hint="eastAsia"/>
+        </w:rPr>
+        <w:t>，因此新版驱动中需要为传输的消息加入</w:t>
+      </w:r>
+      <w:r>
+        <w:rPr>
+          <w:rFonts w:hint="eastAsia"/>
+        </w:rPr>
+        <w:t>Version : 1</w:t>
+      </w:r>
+      <w:r>
+        <w:rPr>
+          <w:rFonts w:hint="eastAsia"/>
+        </w:rPr>
+        <w:t>以示区别</w:t>
       </w:r>
     </w:p>
     <w:p/>
@@ -2159,58 +2023,255 @@
           <w:numId w:val="20"/>
         </w:numPr>
         <w:ind w:firstLineChars="0"/>
-      </w:pPr>
-      <w:r>
-        <w:rPr>
-          <w:rFonts w:hint="eastAsia"/>
-        </w:rPr>
-        <w:t>8</w:t>
-      </w:r>
-      <w:r>
-        <w:rPr>
-          <w:rFonts w:hint="eastAsia"/>
-        </w:rPr>
-        <w:t>，</w:t>
-      </w:r>
-      <w:r>
-        <w:rPr>
-          <w:rFonts w:hint="eastAsia"/>
-        </w:rPr>
-        <w:t>9</w:t>
-      </w:r>
-      <w:r>
-        <w:rPr>
-          <w:rFonts w:hint="eastAsia"/>
-        </w:rPr>
-        <w:t>，</w:t>
-      </w:r>
-      <w:r>
-        <w:rPr>
-          <w:rFonts w:hint="eastAsia"/>
-        </w:rPr>
-        <w:t>10</w:t>
-      </w:r>
-      <w:r>
-        <w:rPr>
-          <w:rFonts w:hint="eastAsia"/>
-        </w:rPr>
-        <w:t>为保留值</w:t>
+        <w:rPr>
+          <w:rFonts w:hint="eastAsia"/>
+        </w:rPr>
+      </w:pPr>
+      <w:r>
+        <w:rPr>
+          <w:rFonts w:hint="eastAsia"/>
+        </w:rPr>
+        <w:t>缺省取值为节点在该组信息中的下标，若冲突则</w:t>
+      </w:r>
+      <w:r>
+        <w:rPr>
+          <w:rFonts w:hint="eastAsia"/>
+        </w:rPr>
+        <w:t>允许重复取值</w:t>
       </w:r>
     </w:p>
     <w:p>
       <w:pPr>
         <w:pStyle w:val="ListParagraph"/>
         <w:numPr>
-          <w:ilvl w:val="0"/>
+          <w:ilvl w:val="1"/>
           <w:numId w:val="20"/>
         </w:numPr>
         <w:ind w:firstLineChars="0"/>
-      </w:pPr>
-      <w:r>
-        <w:rPr>
-          <w:rFonts w:hint="eastAsia"/>
-        </w:rPr>
-        <w:t>缺省取值为节点在该组信息中的下标，若冲突则自动往后取值</w:t>
+        <w:rPr>
+          <w:rFonts w:hint="eastAsia"/>
+        </w:rPr>
+      </w:pPr>
+      <w:r>
+        <w:rPr>
+          <w:rFonts w:hint="eastAsia"/>
+        </w:rPr>
+        <w:t>如</w:t>
+      </w:r>
+      <w:r>
+        <w:rPr>
+          <w:rFonts w:hint="eastAsia"/>
+        </w:rPr>
+        <w:t>A</w:t>
+      </w:r>
+      <w:r>
+        <w:rPr>
+          <w:rFonts w:hint="eastAsia"/>
+        </w:rPr>
+        <w:t>、</w:t>
+      </w:r>
+      <w:r>
+        <w:rPr>
+          <w:rFonts w:hint="eastAsia"/>
+        </w:rPr>
+        <w:t>B</w:t>
+      </w:r>
+      <w:r>
+        <w:rPr>
+          <w:rFonts w:hint="eastAsia"/>
+        </w:rPr>
+        <w:t>、</w:t>
+      </w:r>
+      <w:r>
+        <w:rPr>
+          <w:rFonts w:hint="eastAsia"/>
+        </w:rPr>
+        <w:t>C</w:t>
+      </w:r>
+      <w:r>
+        <w:rPr>
+          <w:rFonts w:hint="eastAsia"/>
+        </w:rPr>
+        <w:t>三个节点，</w:t>
+      </w:r>
+      <w:r>
+        <w:rPr>
+          <w:rFonts w:hint="eastAsia"/>
+        </w:rPr>
+        <w:t>A</w:t>
+      </w:r>
+      <w:r>
+        <w:rPr>
+          <w:rFonts w:hint="eastAsia"/>
+        </w:rPr>
+        <w:t>的</w:t>
+      </w:r>
+      <w:r>
+        <w:rPr>
+          <w:rFonts w:hint="eastAsia"/>
+        </w:rPr>
+        <w:t>instanceid</w:t>
+      </w:r>
+      <w:r>
+        <w:rPr>
+          <w:rFonts w:hint="eastAsia"/>
+        </w:rPr>
+        <w:t>设置为</w:t>
+      </w:r>
+      <w:r>
+        <w:rPr>
+          <w:rFonts w:hint="eastAsia"/>
+        </w:rPr>
+        <w:t>2</w:t>
+      </w:r>
+    </w:p>
+    <w:p>
+      <w:pPr>
+        <w:pStyle w:val="ListParagraph"/>
+        <w:numPr>
+          <w:ilvl w:val="1"/>
+          <w:numId w:val="20"/>
+        </w:numPr>
+        <w:ind w:firstLineChars="0"/>
+        <w:rPr>
+          <w:rFonts w:hint="eastAsia"/>
+        </w:rPr>
+      </w:pPr>
+      <w:r>
+        <w:rPr>
+          <w:rFonts w:hint="eastAsia"/>
+        </w:rPr>
+        <w:t>B</w:t>
+      </w:r>
+      <w:r>
+        <w:rPr>
+          <w:rFonts w:hint="eastAsia"/>
+        </w:rPr>
+        <w:t>和</w:t>
+      </w:r>
+      <w:r>
+        <w:rPr>
+          <w:rFonts w:hint="eastAsia"/>
+        </w:rPr>
+        <w:t>C</w:t>
+      </w:r>
+      <w:r>
+        <w:rPr>
+          <w:rFonts w:hint="eastAsia"/>
+        </w:rPr>
+        <w:t>取默认值为</w:t>
+      </w:r>
+      <w:r>
+        <w:rPr>
+          <w:rFonts w:hint="eastAsia"/>
+        </w:rPr>
+        <w:t>2</w:t>
+      </w:r>
+      <w:r>
+        <w:rPr>
+          <w:rFonts w:hint="eastAsia"/>
+        </w:rPr>
+        <w:t>和</w:t>
+      </w:r>
+      <w:r>
+        <w:rPr>
+          <w:rFonts w:hint="eastAsia"/>
+        </w:rPr>
+        <w:t>3</w:t>
+      </w:r>
+    </w:p>
+    <w:p>
+      <w:pPr>
+        <w:pStyle w:val="ListParagraph"/>
+        <w:numPr>
+          <w:ilvl w:val="1"/>
+          <w:numId w:val="20"/>
+        </w:numPr>
+        <w:ind w:firstLineChars="0"/>
+      </w:pPr>
+      <w:r>
+        <w:rPr>
+          <w:rFonts w:hint="eastAsia"/>
+        </w:rPr>
+        <w:t>则最终</w:t>
+      </w:r>
+      <w:r>
+        <w:rPr>
+          <w:rFonts w:hint="eastAsia"/>
+        </w:rPr>
+        <w:t>A</w:t>
+      </w:r>
+      <w:r>
+        <w:rPr>
+          <w:rFonts w:hint="eastAsia"/>
+        </w:rPr>
+        <w:t>、</w:t>
+      </w:r>
+      <w:r>
+        <w:rPr>
+          <w:rFonts w:hint="eastAsia"/>
+        </w:rPr>
+        <w:t>B</w:t>
+      </w:r>
+      <w:r>
+        <w:rPr>
+          <w:rFonts w:hint="eastAsia"/>
+        </w:rPr>
+        <w:t>、</w:t>
+      </w:r>
+      <w:r>
+        <w:rPr>
+          <w:rFonts w:hint="eastAsia"/>
+        </w:rPr>
+        <w:t>C</w:t>
+      </w:r>
+      <w:r>
+        <w:rPr>
+          <w:rFonts w:hint="eastAsia"/>
+        </w:rPr>
+        <w:t>的</w:t>
+      </w:r>
+      <w:r>
+        <w:rPr>
+          <w:rFonts w:hint="eastAsia"/>
+        </w:rPr>
+        <w:t>instanceid</w:t>
+      </w:r>
+      <w:r>
+        <w:rPr>
+          <w:rFonts w:hint="eastAsia"/>
+        </w:rPr>
+        <w:t>为</w:t>
+      </w:r>
+      <w:r>
+        <w:rPr>
+          <w:rFonts w:hint="eastAsia"/>
+        </w:rPr>
+        <w:t>2</w:t>
+      </w:r>
+      <w:r>
+        <w:rPr>
+          <w:rFonts w:hint="eastAsia"/>
+        </w:rPr>
+        <w:t>、</w:t>
+      </w:r>
+      <w:r>
+        <w:rPr>
+          <w:rFonts w:hint="eastAsia"/>
+        </w:rPr>
+        <w:t>2</w:t>
+      </w:r>
+      <w:r>
+        <w:rPr>
+          <w:rFonts w:hint="eastAsia"/>
+        </w:rPr>
+        <w:t>、</w:t>
+      </w:r>
+      <w:r>
+        <w:rPr>
+          <w:rFonts w:hint="eastAsia"/>
+        </w:rPr>
+        <w:t>3</w:t>
       </w:r>
     </w:p>
     <w:p>
@@ -2473,6 +2534,7 @@
         <w:rPr>
           <w:rFonts w:hint="eastAsia"/>
         </w:rPr>
+        <w:lastRenderedPageBreak/>
         <w:t>如果</w:t>
       </w:r>
       <w:r>
@@ -2516,48 +2578,6 @@
         </w:rPr>
         <w:t xml:space="preserve"> ]</w:t>
       </w:r>
-      <w:r>
-        <w:rPr>
-          <w:rFonts w:hint="eastAsia"/>
-        </w:rPr>
-        <w:t>（去除</w:t>
-      </w:r>
-      <w:r>
-        <w:rPr>
-          <w:rFonts w:hint="eastAsia"/>
-        </w:rPr>
-        <w:t>8</w:t>
-      </w:r>
-      <w:r>
-        <w:rPr>
-          <w:rFonts w:hint="eastAsia"/>
-        </w:rPr>
-        <w:t>，</w:t>
-      </w:r>
-      <w:r>
-        <w:rPr>
-          <w:rFonts w:hint="eastAsia"/>
-        </w:rPr>
-        <w:t>9</w:t>
-      </w:r>
-      <w:r>
-        <w:rPr>
-          <w:rFonts w:hint="eastAsia"/>
-        </w:rPr>
-        <w:t>，</w:t>
-      </w:r>
-      <w:r>
-        <w:rPr>
-          <w:rFonts w:hint="eastAsia"/>
-        </w:rPr>
-        <w:t>10</w:t>
-      </w:r>
-      <w:r>
-        <w:rPr>
-          <w:rFonts w:hint="eastAsia"/>
-        </w:rPr>
-        <w:t>）</w:t>
-      </w:r>
     </w:p>
     <w:p>
       <w:pPr>
@@ -2573,7 +2593,6 @@
         <w:rPr>
           <w:rFonts w:hint="eastAsia"/>
         </w:rPr>
-        <w:lastRenderedPageBreak/>
         <w:t>如果有这个</w:t>
       </w:r>
       <w:r>
@@ -6697,7 +6716,192 @@
         <w:t>选项配置多个节点时选取的优先级</w:t>
       </w:r>
     </w:p>
-    <w:p/>
+    <w:p>
+      <w:pPr>
+        <w:pStyle w:val="Heading3"/>
+        <w:rPr>
+          <w:rFonts w:hint="eastAsia"/>
+        </w:rPr>
+      </w:pPr>
+      <w:r>
+        <w:rPr>
+          <w:rFonts w:hint="eastAsia"/>
+        </w:rPr>
+        <w:t>2017-01-09</w:t>
+      </w:r>
+    </w:p>
+    <w:p>
+      <w:pPr>
+        <w:pStyle w:val="ListParagraph"/>
+        <w:numPr>
+          <w:ilvl w:val="0"/>
+          <w:numId w:val="26"/>
+        </w:numPr>
+        <w:ind w:firstLineChars="0"/>
+        <w:jc w:val="left"/>
+        <w:rPr>
+          <w:rFonts w:hint="eastAsia"/>
+        </w:rPr>
+      </w:pPr>
+      <w:r>
+        <w:rPr>
+          <w:rFonts w:hint="eastAsia"/>
+        </w:rPr>
+        <w:t>instanceidb</w:t>
+      </w:r>
+      <w:r>
+        <w:rPr>
+          <w:rFonts w:hint="eastAsia"/>
+        </w:rPr>
+        <w:t>有冲突不往后跳，直接赋值为下标</w:t>
+      </w:r>
+    </w:p>
+    <w:p>
+      <w:pPr>
+        <w:pStyle w:val="ListParagraph"/>
+        <w:numPr>
+          <w:ilvl w:val="1"/>
+          <w:numId w:val="26"/>
+        </w:numPr>
+        <w:ind w:firstLineChars="0"/>
+        <w:jc w:val="left"/>
+      </w:pPr>
+      <w:r>
+        <w:rPr>
+          <w:rFonts w:hint="eastAsia"/>
+        </w:rPr>
+        <w:t>超出范围时，</w:t>
+      </w:r>
+      <w:r>
+        <w:rPr>
+          <w:rFonts w:hint="eastAsia"/>
+        </w:rPr>
+        <w:t>createNode</w:t>
+      </w:r>
+      <w:r>
+        <w:rPr>
+          <w:rFonts w:hint="eastAsia"/>
+        </w:rPr>
+        <w:t>报错，</w:t>
+      </w:r>
+      <w:r>
+        <w:rPr>
+          <w:rFonts w:hint="eastAsia"/>
+        </w:rPr>
+        <w:t>config</w:t>
+      </w:r>
+      <w:r>
+        <w:rPr>
+          <w:rFonts w:hint="eastAsia"/>
+        </w:rPr>
+        <w:t>配置自动修正</w:t>
+      </w:r>
+    </w:p>
+    <w:p>
+      <w:pPr>
+        <w:pStyle w:val="ListParagraph"/>
+        <w:numPr>
+          <w:ilvl w:val="0"/>
+          <w:numId w:val="26"/>
+        </w:numPr>
+        <w:ind w:firstLineChars="0"/>
+        <w:jc w:val="left"/>
+        <w:rPr>
+          <w:rFonts w:hint="eastAsia"/>
+        </w:rPr>
+      </w:pPr>
+      <w:r>
+        <w:rPr>
+          <w:rFonts w:hint="eastAsia"/>
+        </w:rPr>
+        <w:t>PreferedInstance</w:t>
+      </w:r>
+      <w:r>
+        <w:rPr>
+          <w:rFonts w:hint="eastAsia"/>
+        </w:rPr>
+        <w:t>不使用掩码</w:t>
+      </w:r>
+    </w:p>
+    <w:p>
+      <w:pPr>
+        <w:pStyle w:val="ListParagraph"/>
+        <w:numPr>
+          <w:ilvl w:val="0"/>
+          <w:numId w:val="26"/>
+        </w:numPr>
+        <w:ind w:firstLineChars="0"/>
+        <w:jc w:val="left"/>
+        <w:rPr>
+          <w:rFonts w:hint="eastAsia"/>
+        </w:rPr>
+      </w:pPr>
+      <w:r>
+        <w:rPr>
+          <w:rFonts w:hint="eastAsia"/>
+        </w:rPr>
+        <w:t>使用</w:t>
+      </w:r>
+      <w:r>
+        <w:rPr>
+          <w:rFonts w:hint="eastAsia"/>
+        </w:rPr>
+        <w:t>UINT8</w:t>
+      </w:r>
+      <w:r>
+        <w:rPr>
+          <w:rFonts w:hint="eastAsia"/>
+        </w:rPr>
+        <w:t>存储</w:t>
+      </w:r>
+      <w:r>
+        <w:rPr>
+          <w:rFonts w:hint="eastAsia"/>
+        </w:rPr>
+        <w:t>PreferedInstance</w:t>
+      </w:r>
+      <w:r>
+        <w:rPr>
+          <w:rFonts w:hint="eastAsia"/>
+        </w:rPr>
+        <w:t>列表</w:t>
+      </w:r>
+    </w:p>
+    <w:p>
+      <w:pPr>
+        <w:pStyle w:val="ListParagraph"/>
+        <w:numPr>
+          <w:ilvl w:val="0"/>
+          <w:numId w:val="26"/>
+        </w:numPr>
+        <w:ind w:firstLineChars="0"/>
+        <w:jc w:val="left"/>
+      </w:pPr>
+      <w:r>
+        <w:rPr>
+          <w:rFonts w:hint="eastAsia"/>
+        </w:rPr>
+        <w:t>2.8</w:t>
+      </w:r>
+      <w:r>
+        <w:rPr>
+          <w:rFonts w:hint="eastAsia"/>
+        </w:rPr>
+        <w:t>需要合并</w:t>
+      </w:r>
+      <w:r>
+        <w:rPr>
+          <w:rFonts w:hint="eastAsia"/>
+        </w:rPr>
+        <w:t>INTERUPT_SELF</w:t>
+      </w:r>
+      <w:r>
+        <w:rPr>
+          <w:rFonts w:hint="eastAsia"/>
+        </w:rPr>
+        <w:t>的代码</w:t>
+      </w:r>
+    </w:p>
     <w:p/>
     <w:sectPr>
       <w:pgSz w:w="11906" w:h="16838"/>
@@ -8535,6 +8739,95 @@
     </w:lvl>
   </w:abstractNum>
   <w:abstractNum w:abstractNumId="20">
+    <w:nsid w:val="758120A7"/>
+    <w:multiLevelType w:val="hybridMultilevel"/>
+    <w:tmpl w:val="4BBCD146"/>
+    <w:lvl w:ilvl="0" w:tplc="3A6E1D32">
+      <w:start w:val="1"/>
+      <w:numFmt w:val="decimal"/>
+      <w:lvlText w:val="%1."/>
+      <w:lvlJc w:val="left"/>
+      <w:pPr>
+        <w:ind w:left="717" w:hanging="360"/>
+      </w:pPr>
+      <w:rPr>
+        <w:rFonts w:hint="default"/>
+      </w:rPr>
+    </w:lvl>
+    <w:lvl w:ilvl="1" w:tplc="0409000F">
+      <w:start w:val="1"/>
+      <w:numFmt w:val="decimal"/>
+      <w:lvlText w:val="%2."/>
+      <w:lvlJc w:val="left"/>
+      <w:pPr>
+        <w:ind w:left="1197" w:hanging="420"/>
+      </w:pPr>
+    </w:lvl>
+    <w:lvl w:ilvl="2" w:tplc="0409000F">
+      <w:start w:val="1"/>
+      <w:numFmt w:val="decimal"/>
+      <w:lvlText w:val="%3."/>
+      <w:lvlJc w:val="left"/>
+      <w:pPr>
+        <w:ind w:left="1617" w:hanging="420"/>
+      </w:pPr>
+    </w:lvl>
+    <w:lvl w:ilvl="3" w:tplc="0409000F" w:tentative="1">
+      <w:start w:val="1"/>
+      <w:numFmt w:val="decimal"/>
+      <w:lvlText w:val="%4."/>
+      <w:lvlJc w:val="left"/>
+      <w:pPr>
+        <w:ind w:left="2037" w:hanging="420"/>
+      </w:pPr>
+    </w:lvl>
+    <w:lvl w:ilvl="4" w:tplc="04090019" w:tentative="1">
+      <w:start w:val="1"/>
+      <w:numFmt w:val="lowerLetter"/>
+      <w:lvlText w:val="%5)"/>
+      <w:lvlJc w:val="left"/>
+      <w:pPr>
+        <w:ind w:left="2457" w:hanging="420"/>
+      </w:pPr>
+    </w:lvl>
+    <w:lvl w:ilvl="5" w:tplc="0409001B" w:tentative="1">
+      <w:start w:val="1"/>
+      <w:numFmt w:val="lowerRoman"/>
+      <w:lvlText w:val="%6."/>
+      <w:lvlJc w:val="right"/>
+      <w:pPr>
+        <w:ind w:left="2877" w:hanging="420"/>
+      </w:pPr>
+    </w:lvl>
+    <w:lvl w:ilvl="6" w:tplc="0409000F" w:tentative="1">
+      <w:start w:val="1"/>
+      <w:numFmt w:val="decimal"/>
+      <w:lvlText w:val="%7."/>
+      <w:lvlJc w:val="left"/>
+      <w:pPr>
+        <w:ind w:left="3297" w:hanging="420"/>
+      </w:pPr>
+    </w:lvl>
+    <w:lvl w:ilvl="7" w:tplc="04090019" w:tentative="1">
+      <w:start w:val="1"/>
+      <w:numFmt w:val="lowerLetter"/>
+      <w:lvlText w:val="%8)"/>
+      <w:lvlJc w:val="left"/>
+      <w:pPr>
+        <w:ind w:left="3717" w:hanging="420"/>
+      </w:pPr>
+    </w:lvl>
+    <w:lvl w:ilvl="8" w:tplc="0409001B" w:tentative="1">
+      <w:start w:val="1"/>
+      <w:numFmt w:val="lowerRoman"/>
+      <w:lvlText w:val="%9."/>
+      <w:lvlJc w:val="right"/>
+      <w:pPr>
+        <w:ind w:left="4137" w:hanging="420"/>
+      </w:pPr>
+    </w:lvl>
+  </w:abstractNum>
+  <w:abstractNum w:abstractNumId="21">
     <w:nsid w:val="7DD3502B"/>
     <w:multiLevelType w:val="hybridMultilevel"/>
     <w:tmpl w:val="DF7E6914"/>
@@ -8630,7 +8923,7 @@
     <w:abstractNumId w:val="11"/>
   </w:num>
   <w:num w:numId="3">
-    <w:abstractNumId w:val="20"/>
+    <w:abstractNumId w:val="21"/>
   </w:num>
   <w:num w:numId="4">
     <w:abstractNumId w:val="7"/>
@@ -8709,6 +9002,9 @@
   </w:num>
   <w:num w:numId="25">
     <w:abstractNumId w:val="4"/>
+  </w:num>
+  <w:num w:numId="26">
+    <w:abstractNumId w:val="20"/>
   </w:num>
   <w:numIdMacAtCleanup w:val="8"/>
 </w:numbering>

--- a/internal_doc/03.开发设计/Story_外部会话提供超时以及访问隔离的能力.docx
+++ b/internal_doc/03.开发设计/Story_外部会话提供超时以及访问隔离的能力.docx
@@ -1384,6 +1384,48 @@
         </w:rPr>
         <w:t>'</w:t>
       </w:r>
+      <w:r>
+        <w:rPr>
+          <w:rFonts w:hint="eastAsia"/>
+        </w:rPr>
+        <w:t>（</w:t>
+      </w:r>
+      <w:r>
+        <w:rPr>
+          <w:rFonts w:hint="eastAsia"/>
+        </w:rPr>
+        <w:t>'m'</w:t>
+      </w:r>
+      <w:r>
+        <w:rPr>
+          <w:rFonts w:hint="eastAsia"/>
+        </w:rPr>
+        <w:t>、</w:t>
+      </w:r>
+      <w:r>
+        <w:rPr>
+          <w:rFonts w:hint="eastAsia"/>
+        </w:rPr>
+        <w:t>'s'</w:t>
+      </w:r>
+      <w:r>
+        <w:rPr>
+          <w:rFonts w:hint="eastAsia"/>
+        </w:rPr>
+        <w:t>或者</w:t>
+      </w:r>
+      <w:r>
+        <w:rPr>
+          <w:rFonts w:hint="eastAsia"/>
+        </w:rPr>
+        <w:t>'a'</w:t>
+      </w:r>
+      <w:r>
+        <w:rPr>
+          <w:rFonts w:hint="eastAsia"/>
+        </w:rPr>
+        <w:t>）</w:t>
+      </w:r>
     </w:p>
     <w:p>
       <w:pPr>
@@ -1541,11 +1583,6 @@
       </w:r>
     </w:p>
     <w:p>
-      <w:pPr>
-        <w:rPr>
-          <w:rFonts w:hint="eastAsia"/>
-        </w:rPr>
-      </w:pPr>
       <w:r>
         <w:rPr>
           <w:rFonts w:hint="eastAsia"/>
@@ -1637,14 +1674,19 @@
         <w:t>的上下限</w:t>
       </w:r>
     </w:p>
-    <w:p>
-      <w:pPr>
-        <w:rPr>
-          <w:rFonts w:hint="eastAsia"/>
-        </w:rPr>
-      </w:pPr>
-    </w:p>
-    <w:p>
+    <w:p/>
+    <w:p>
+      <w:pPr>
+        <w:pStyle w:val="ListParagraph"/>
+        <w:numPr>
+          <w:ilvl w:val="0"/>
+          <w:numId w:val="27"/>
+        </w:numPr>
+        <w:ind w:firstLineChars="0"/>
+        <w:rPr>
+          <w:rFonts w:hint="eastAsia"/>
+        </w:rPr>
+      </w:pPr>
       <w:r>
         <w:rPr>
           <w:rFonts w:hint="eastAsia"/>
@@ -1691,36 +1733,72 @@
         <w:rPr>
           <w:rFonts w:hint="eastAsia"/>
         </w:rPr>
+        <w:t>'</w:t>
+      </w:r>
+      <w:r>
+        <w:rPr>
+          <w:rFonts w:hint="eastAsia"/>
+        </w:rPr>
         <w:t>M</w:t>
       </w:r>
       <w:r>
         <w:rPr>
           <w:rFonts w:hint="eastAsia"/>
         </w:rPr>
+        <w:t>'</w:t>
+      </w:r>
+      <w:r>
+        <w:rPr>
+          <w:rFonts w:hint="eastAsia"/>
+        </w:rPr>
         <w:t>、</w:t>
       </w:r>
       <w:r>
         <w:rPr>
           <w:rFonts w:hint="eastAsia"/>
         </w:rPr>
+        <w:t>'</w:t>
+      </w:r>
+      <w:r>
+        <w:rPr>
+          <w:rFonts w:hint="eastAsia"/>
+        </w:rPr>
         <w:t>S</w:t>
       </w:r>
       <w:r>
         <w:rPr>
           <w:rFonts w:hint="eastAsia"/>
         </w:rPr>
+        <w:t>'</w:t>
+      </w:r>
+      <w:r>
+        <w:rPr>
+          <w:rFonts w:hint="eastAsia"/>
+        </w:rPr>
         <w:t>、</w:t>
       </w:r>
       <w:r>
         <w:rPr>
           <w:rFonts w:hint="eastAsia"/>
         </w:rPr>
+        <w:t>'</w:t>
+      </w:r>
+      <w:r>
+        <w:rPr>
+          <w:rFonts w:hint="eastAsia"/>
+        </w:rPr>
         <w:t>A</w:t>
       </w:r>
       <w:r>
         <w:rPr>
           <w:rFonts w:hint="eastAsia"/>
         </w:rPr>
+        <w:t>'</w:t>
+      </w:r>
+      <w:r>
+        <w:rPr>
+          <w:rFonts w:hint="eastAsia"/>
+        </w:rPr>
         <w:t>，因此新版驱动中需要为传输的消息加入</w:t>
       </w:r>
       <w:r>
@@ -1734,6 +1812,166 @@
           <w:rFonts w:hint="eastAsia"/>
         </w:rPr>
         <w:t>以示区别</w:t>
+      </w:r>
+    </w:p>
+    <w:p>
+      <w:pPr>
+        <w:pStyle w:val="ListParagraph"/>
+        <w:numPr>
+          <w:ilvl w:val="0"/>
+          <w:numId w:val="27"/>
+        </w:numPr>
+        <w:ind w:firstLineChars="0"/>
+      </w:pPr>
+      <w:r>
+        <w:rPr>
+          <w:rFonts w:hint="eastAsia"/>
+        </w:rPr>
+        <w:t>部分驱动中支持</w:t>
+      </w:r>
+      <w:r>
+        <w:rPr>
+          <w:rFonts w:hint="eastAsia"/>
+        </w:rPr>
+        <w:t>'m'</w:t>
+      </w:r>
+      <w:r>
+        <w:rPr>
+          <w:rFonts w:hint="eastAsia"/>
+        </w:rPr>
+        <w:t>、</w:t>
+      </w:r>
+      <w:r>
+        <w:rPr>
+          <w:rFonts w:hint="eastAsia"/>
+        </w:rPr>
+        <w:t>'s'</w:t>
+      </w:r>
+      <w:r>
+        <w:rPr>
+          <w:rFonts w:hint="eastAsia"/>
+        </w:rPr>
+        <w:t>、</w:t>
+      </w:r>
+      <w:r>
+        <w:rPr>
+          <w:rFonts w:hint="eastAsia"/>
+        </w:rPr>
+        <w:t>'a'</w:t>
+      </w:r>
+      <w:r>
+        <w:rPr>
+          <w:rFonts w:hint="eastAsia"/>
+        </w:rPr>
+        <w:t>，因此新版驱动也统一支持</w:t>
+      </w:r>
+      <w:r>
+        <w:rPr>
+          <w:rFonts w:hint="eastAsia"/>
+        </w:rPr>
+        <w:t>'m'</w:t>
+      </w:r>
+      <w:r>
+        <w:rPr>
+          <w:rFonts w:hint="eastAsia"/>
+        </w:rPr>
+        <w:t>、</w:t>
+      </w:r>
+      <w:r>
+        <w:rPr>
+          <w:rFonts w:hint="eastAsia"/>
+        </w:rPr>
+        <w:t>'s'</w:t>
+      </w:r>
+      <w:r>
+        <w:rPr>
+          <w:rFonts w:hint="eastAsia"/>
+        </w:rPr>
+        <w:t>、</w:t>
+      </w:r>
+      <w:r>
+        <w:rPr>
+          <w:rFonts w:hint="eastAsia"/>
+        </w:rPr>
+        <w:t>'a'</w:t>
+      </w:r>
+      <w:r>
+        <w:rPr>
+          <w:rFonts w:hint="eastAsia"/>
+        </w:rPr>
+        <w:t>（指定多个值时</w:t>
+      </w:r>
+      <w:r>
+        <w:rPr>
+          <w:rFonts w:hint="eastAsia"/>
+        </w:rPr>
+        <w:t>'M'</w:t>
+      </w:r>
+      <w:r>
+        <w:rPr>
+          <w:rFonts w:hint="eastAsia"/>
+        </w:rPr>
+        <w:t>、</w:t>
+      </w:r>
+      <w:r>
+        <w:rPr>
+          <w:rFonts w:hint="eastAsia"/>
+        </w:rPr>
+        <w:t>'S'</w:t>
+      </w:r>
+      <w:r>
+        <w:rPr>
+          <w:rFonts w:hint="eastAsia"/>
+        </w:rPr>
+        <w:t>、</w:t>
+      </w:r>
+      <w:r>
+        <w:rPr>
+          <w:rFonts w:hint="eastAsia"/>
+        </w:rPr>
+        <w:t>'A'</w:t>
+      </w:r>
+      <w:r>
+        <w:rPr>
+          <w:rFonts w:hint="eastAsia"/>
+        </w:rPr>
+        <w:t>和</w:t>
+      </w:r>
+      <w:r>
+        <w:rPr>
+          <w:rFonts w:hint="eastAsia"/>
+        </w:rPr>
+        <w:t>'m'</w:t>
+      </w:r>
+      <w:r>
+        <w:rPr>
+          <w:rFonts w:hint="eastAsia"/>
+        </w:rPr>
+        <w:t>、</w:t>
+      </w:r>
+      <w:r>
+        <w:rPr>
+          <w:rFonts w:hint="eastAsia"/>
+        </w:rPr>
+        <w:t>'s'</w:t>
+      </w:r>
+      <w:r>
+        <w:rPr>
+          <w:rFonts w:hint="eastAsia"/>
+        </w:rPr>
+        <w:t>、</w:t>
+      </w:r>
+      <w:r>
+        <w:rPr>
+          <w:rFonts w:hint="eastAsia"/>
+        </w:rPr>
+        <w:t>'a'</w:t>
+      </w:r>
+      <w:r>
+        <w:rPr>
+          <w:rFonts w:hint="eastAsia"/>
+        </w:rPr>
+        <w:t>定义略有不同）</w:t>
       </w:r>
     </w:p>
     <w:p/>
@@ -2023,9 +2261,6 @@
           <w:numId w:val="20"/>
         </w:numPr>
         <w:ind w:firstLineChars="0"/>
-        <w:rPr>
-          <w:rFonts w:hint="eastAsia"/>
-        </w:rPr>
       </w:pPr>
       <w:r>
         <w:rPr>
@@ -2048,9 +2283,6 @@
           <w:numId w:val="20"/>
         </w:numPr>
         <w:ind w:firstLineChars="0"/>
-        <w:rPr>
-          <w:rFonts w:hint="eastAsia"/>
-        </w:rPr>
       </w:pPr>
       <w:r>
         <w:rPr>
@@ -2133,9 +2365,6 @@
           <w:numId w:val="20"/>
         </w:numPr>
         <w:ind w:firstLineChars="0"/>
-        <w:rPr>
-          <w:rFonts w:hint="eastAsia"/>
-        </w:rPr>
       </w:pPr>
       <w:r>
         <w:rPr>
@@ -2423,6 +2652,7 @@
         <w:rPr>
           <w:rFonts w:hint="eastAsia"/>
         </w:rPr>
+        <w:lastRenderedPageBreak/>
         <w:t>数据节点的选取</w:t>
       </w:r>
     </w:p>
@@ -2534,7 +2764,6 @@
         <w:rPr>
           <w:rFonts w:hint="eastAsia"/>
         </w:rPr>
-        <w:lastRenderedPageBreak/>
         <w:t>如果</w:t>
       </w:r>
       <w:r>
@@ -2645,19 +2874,7 @@
         <w:rPr>
           <w:rFonts w:hint="eastAsia"/>
         </w:rPr>
-        <w:t>'</w:t>
-      </w:r>
-      <w:r>
-        <w:rPr>
-          <w:rFonts w:hint="eastAsia"/>
-        </w:rPr>
-        <w:t>M</w:t>
-      </w:r>
-      <w:r>
-        <w:rPr>
-          <w:rFonts w:hint="eastAsia"/>
-        </w:rPr>
-        <w:t>'</w:t>
+        <w:t>'M'</w:t>
       </w:r>
       <w:r>
         <w:rPr>
@@ -2669,19 +2886,31 @@
         <w:rPr>
           <w:rFonts w:hint="eastAsia"/>
         </w:rPr>
-        <w:t>'</w:t>
-      </w:r>
-      <w:r>
-        <w:rPr>
-          <w:rFonts w:hint="eastAsia"/>
-        </w:rPr>
-        <w:t>S</w:t>
-      </w:r>
-      <w:r>
-        <w:rPr>
-          <w:rFonts w:hint="eastAsia"/>
-        </w:rPr>
-        <w:t>'</w:t>
+        <w:t>'S'</w:t>
+      </w:r>
+      <w:r>
+        <w:rPr>
+          <w:rFonts w:hint="eastAsia"/>
+        </w:rPr>
+        <w:t>或者</w:t>
+      </w:r>
+      <w:r>
+        <w:rPr>
+          <w:rFonts w:hint="eastAsia"/>
+        </w:rPr>
+        <w:t>'A'</w:t>
+      </w:r>
+      <w:r>
+        <w:rPr>
+          <w:rFonts w:hint="eastAsia"/>
+        </w:rPr>
+        <w:t>（</w:t>
+      </w:r>
+      <w:r>
+        <w:rPr>
+          <w:rFonts w:hint="eastAsia"/>
+        </w:rPr>
+        <w:t>'m'</w:t>
       </w:r>
       <w:r>
         <w:rPr>
@@ -2693,19 +2922,25 @@
         <w:rPr>
           <w:rFonts w:hint="eastAsia"/>
         </w:rPr>
-        <w:t>'</w:t>
-      </w:r>
-      <w:r>
-        <w:rPr>
-          <w:rFonts w:hint="eastAsia"/>
-        </w:rPr>
-        <w:t>A</w:t>
-      </w:r>
-      <w:r>
-        <w:rPr>
-          <w:rFonts w:hint="eastAsia"/>
-        </w:rPr>
-        <w:t>'</w:t>
+        <w:t>'s'</w:t>
+      </w:r>
+      <w:r>
+        <w:rPr>
+          <w:rFonts w:hint="eastAsia"/>
+        </w:rPr>
+        <w:t>或者</w:t>
+      </w:r>
+      <w:r>
+        <w:rPr>
+          <w:rFonts w:hint="eastAsia"/>
+        </w:rPr>
+        <w:t>'a'</w:t>
+      </w:r>
+      <w:r>
+        <w:rPr>
+          <w:rFonts w:hint="eastAsia"/>
+        </w:rPr>
+        <w:t>）</w:t>
       </w:r>
       <w:r>
         <w:rPr>
@@ -2809,19 +3044,7 @@
         <w:rPr>
           <w:rFonts w:hint="eastAsia"/>
         </w:rPr>
-        <w:t>'</w:t>
-      </w:r>
-      <w:r>
-        <w:rPr>
-          <w:rFonts w:hint="eastAsia"/>
-        </w:rPr>
-        <w:t>M</w:t>
-      </w:r>
-      <w:r>
-        <w:rPr>
-          <w:rFonts w:hint="eastAsia"/>
-        </w:rPr>
-        <w:t>'</w:t>
+        <w:t>'M'</w:t>
       </w:r>
       <w:r>
         <w:rPr>
@@ -2833,19 +3056,31 @@
         <w:rPr>
           <w:rFonts w:hint="eastAsia"/>
         </w:rPr>
-        <w:t>'</w:t>
-      </w:r>
-      <w:r>
-        <w:rPr>
-          <w:rFonts w:hint="eastAsia"/>
-        </w:rPr>
-        <w:t>S</w:t>
-      </w:r>
-      <w:r>
-        <w:rPr>
-          <w:rFonts w:hint="eastAsia"/>
-        </w:rPr>
-        <w:t>'</w:t>
+        <w:t>'S'</w:t>
+      </w:r>
+      <w:r>
+        <w:rPr>
+          <w:rFonts w:hint="eastAsia"/>
+        </w:rPr>
+        <w:t>或者</w:t>
+      </w:r>
+      <w:r>
+        <w:rPr>
+          <w:rFonts w:hint="eastAsia"/>
+        </w:rPr>
+        <w:t>'A'</w:t>
+      </w:r>
+      <w:r>
+        <w:rPr>
+          <w:rFonts w:hint="eastAsia"/>
+        </w:rPr>
+        <w:t>（</w:t>
+      </w:r>
+      <w:r>
+        <w:rPr>
+          <w:rFonts w:hint="eastAsia"/>
+        </w:rPr>
+        <w:t>'m'</w:t>
       </w:r>
       <w:r>
         <w:rPr>
@@ -2857,19 +3092,25 @@
         <w:rPr>
           <w:rFonts w:hint="eastAsia"/>
         </w:rPr>
-        <w:t>'</w:t>
-      </w:r>
-      <w:r>
-        <w:rPr>
-          <w:rFonts w:hint="eastAsia"/>
-        </w:rPr>
-        <w:t>A</w:t>
-      </w:r>
-      <w:r>
-        <w:rPr>
-          <w:rFonts w:hint="eastAsia"/>
-        </w:rPr>
-        <w:t>'</w:t>
+        <w:t>'s'</w:t>
+      </w:r>
+      <w:r>
+        <w:rPr>
+          <w:rFonts w:hint="eastAsia"/>
+        </w:rPr>
+        <w:t>或者</w:t>
+      </w:r>
+      <w:r>
+        <w:rPr>
+          <w:rFonts w:hint="eastAsia"/>
+        </w:rPr>
+        <w:t>'a'</w:t>
+      </w:r>
+      <w:r>
+        <w:rPr>
+          <w:rFonts w:hint="eastAsia"/>
+        </w:rPr>
+        <w:t>）</w:t>
       </w:r>
       <w:r>
         <w:rPr>
@@ -2916,13 +3157,55 @@
         <w:rPr>
           <w:rFonts w:hint="eastAsia"/>
         </w:rPr>
+        <w:t>或者</w:t>
+      </w:r>
+      <w:r>
+        <w:rPr>
+          <w:rFonts w:hint="eastAsia"/>
+        </w:rPr>
+        <w:t>'A'</w:t>
+      </w:r>
+      <w:r>
+        <w:rPr>
+          <w:rFonts w:hint="eastAsia"/>
+        </w:rPr>
+        <w:t>（</w:t>
+      </w:r>
+      <w:r>
+        <w:rPr>
+          <w:rFonts w:hint="eastAsia"/>
+        </w:rPr>
+        <w:t>'m'</w:t>
+      </w:r>
+      <w:r>
+        <w:rPr>
+          <w:rFonts w:hint="eastAsia"/>
+        </w:rPr>
         <w:t>、</w:t>
       </w:r>
       <w:r>
         <w:rPr>
           <w:rFonts w:hint="eastAsia"/>
         </w:rPr>
-        <w:t>'A'</w:t>
+        <w:t>'s'</w:t>
+      </w:r>
+      <w:r>
+        <w:rPr>
+          <w:rFonts w:hint="eastAsia"/>
+        </w:rPr>
+        <w:t>或者</w:t>
+      </w:r>
+      <w:r>
+        <w:rPr>
+          <w:rFonts w:hint="eastAsia"/>
+        </w:rPr>
+        <w:t>'a'</w:t>
+      </w:r>
+      <w:r>
+        <w:rPr>
+          <w:rFonts w:hint="eastAsia"/>
+        </w:rPr>
+        <w:t>）</w:t>
       </w:r>
       <w:r>
         <w:rPr>
@@ -2940,6 +3223,9 @@
         </w:numPr>
         <w:ind w:firstLineChars="0"/>
         <w:jc w:val="left"/>
+        <w:rPr>
+          <w:rFonts w:hint="eastAsia"/>
+        </w:rPr>
       </w:pPr>
       <w:r>
         <w:rPr>
@@ -2975,7 +3261,294 @@
         <w:rPr>
           <w:rFonts w:hint="eastAsia"/>
         </w:rPr>
+        <w:t>的优先级高</w:t>
+      </w:r>
+      <w:r>
+        <w:rPr>
+          <w:rFonts w:hint="eastAsia"/>
+        </w:rPr>
+        <w:t>于数值</w:t>
+      </w:r>
+      <w:r>
+        <w:rPr>
+          <w:rFonts w:hint="eastAsia"/>
+        </w:rPr>
+        <w:t>；</w:t>
+      </w:r>
+      <w:r>
+        <w:rPr>
+          <w:rFonts w:hint="eastAsia"/>
+        </w:rPr>
+        <w:t>'m'</w:t>
+      </w:r>
+      <w:r>
+        <w:rPr>
+          <w:rFonts w:hint="eastAsia"/>
+        </w:rPr>
+        <w:t>、</w:t>
+      </w:r>
+      <w:r>
+        <w:rPr>
+          <w:rFonts w:hint="eastAsia"/>
+        </w:rPr>
+        <w:t>'s'</w:t>
+      </w:r>
+      <w:r>
+        <w:rPr>
+          <w:rFonts w:hint="eastAsia"/>
+        </w:rPr>
+        <w:t>、</w:t>
+      </w:r>
+      <w:r>
+        <w:rPr>
+          <w:rFonts w:hint="eastAsia"/>
+        </w:rPr>
+        <w:t>'a'</w:t>
+      </w:r>
+      <w:r>
+        <w:rPr>
+          <w:rFonts w:hint="eastAsia"/>
+        </w:rPr>
         <w:t>的优先级低于数值</w:t>
+      </w:r>
+    </w:p>
+    <w:p>
+      <w:pPr>
+        <w:pStyle w:val="ListParagraph"/>
+        <w:numPr>
+          <w:ilvl w:val="4"/>
+          <w:numId w:val="18"/>
+        </w:numPr>
+        <w:ind w:firstLineChars="0"/>
+        <w:jc w:val="left"/>
+        <w:rPr>
+          <w:rFonts w:hint="eastAsia"/>
+        </w:rPr>
+      </w:pPr>
+      <w:r>
+        <w:rPr>
+          <w:rFonts w:hint="eastAsia"/>
+        </w:rPr>
+        <w:t>如果多个</w:t>
+      </w:r>
+      <w:r>
+        <w:rPr>
+          <w:rFonts w:hint="eastAsia"/>
+        </w:rPr>
+        <w:t xml:space="preserve"> 1-255 </w:t>
+      </w:r>
+      <w:r>
+        <w:rPr>
+          <w:rFonts w:hint="eastAsia"/>
+        </w:rPr>
+        <w:t>的实例和</w:t>
+      </w:r>
+      <w:r>
+        <w:rPr>
+          <w:rFonts w:hint="eastAsia"/>
+        </w:rPr>
+        <w:t xml:space="preserve"> "M" </w:t>
+      </w:r>
+      <w:r>
+        <w:rPr>
+          <w:rFonts w:hint="eastAsia"/>
+        </w:rPr>
+        <w:t>一起指定，则满足指定实例中的主实例会优先选择；</w:t>
+      </w:r>
+    </w:p>
+    <w:p>
+      <w:pPr>
+        <w:pStyle w:val="ListParagraph"/>
+        <w:numPr>
+          <w:ilvl w:val="4"/>
+          <w:numId w:val="18"/>
+        </w:numPr>
+        <w:ind w:firstLineChars="0"/>
+        <w:jc w:val="left"/>
+        <w:rPr>
+          <w:rFonts w:hint="eastAsia"/>
+        </w:rPr>
+      </w:pPr>
+      <w:r>
+        <w:rPr>
+          <w:rFonts w:hint="eastAsia"/>
+        </w:rPr>
+        <w:t>如果多个</w:t>
+      </w:r>
+      <w:r>
+        <w:rPr>
+          <w:rFonts w:hint="eastAsia"/>
+        </w:rPr>
+        <w:t xml:space="preserve"> 1-255 </w:t>
+      </w:r>
+      <w:r>
+        <w:rPr>
+          <w:rFonts w:hint="eastAsia"/>
+        </w:rPr>
+        <w:t>的实例和</w:t>
+      </w:r>
+      <w:r>
+        <w:rPr>
+          <w:rFonts w:hint="eastAsia"/>
+        </w:rPr>
+        <w:t xml:space="preserve"> "M" </w:t>
+      </w:r>
+      <w:r>
+        <w:rPr>
+          <w:rFonts w:hint="eastAsia"/>
+        </w:rPr>
+        <w:t>或</w:t>
+      </w:r>
+      <w:r>
+        <w:rPr>
+          <w:rFonts w:hint="eastAsia"/>
+        </w:rPr>
+        <w:t xml:space="preserve"> "m" </w:t>
+      </w:r>
+      <w:r>
+        <w:rPr>
+          <w:rFonts w:hint="eastAsia"/>
+        </w:rPr>
+        <w:t>一起指定，则当没有满足指定的实例时选择主实例。</w:t>
+      </w:r>
+    </w:p>
+    <w:p>
+      <w:pPr>
+        <w:pStyle w:val="ListParagraph"/>
+        <w:numPr>
+          <w:ilvl w:val="4"/>
+          <w:numId w:val="18"/>
+        </w:numPr>
+        <w:ind w:firstLineChars="0"/>
+        <w:jc w:val="left"/>
+        <w:rPr>
+          <w:rFonts w:hint="eastAsia"/>
+        </w:rPr>
+      </w:pPr>
+      <w:r>
+        <w:rPr>
+          <w:rFonts w:hint="eastAsia"/>
+        </w:rPr>
+        <w:t>如果多个</w:t>
+      </w:r>
+      <w:r>
+        <w:rPr>
+          <w:rFonts w:hint="eastAsia"/>
+        </w:rPr>
+        <w:t xml:space="preserve"> 1-255 </w:t>
+      </w:r>
+      <w:r>
+        <w:rPr>
+          <w:rFonts w:hint="eastAsia"/>
+        </w:rPr>
+        <w:t>的实例和</w:t>
+      </w:r>
+      <w:r>
+        <w:rPr>
+          <w:rFonts w:hint="eastAsia"/>
+        </w:rPr>
+        <w:t xml:space="preserve"> "S" </w:t>
+      </w:r>
+      <w:r>
+        <w:rPr>
+          <w:rFonts w:hint="eastAsia"/>
+        </w:rPr>
+        <w:t>一起指定，则满足指定实例中的备实例会被优先选择；</w:t>
+      </w:r>
+      <w:r>
+        <w:rPr>
+          <w:rFonts w:hint="eastAsia"/>
+        </w:rPr>
+        <w:t>（例如</w:t>
+      </w:r>
+      <w:r>
+        <w:rPr>
+          <w:rFonts w:hint="eastAsia"/>
+        </w:rPr>
+        <w:t>[1, 7, 'S']</w:t>
+      </w:r>
+      <w:r>
+        <w:rPr>
+          <w:rFonts w:hint="eastAsia"/>
+        </w:rPr>
+        <w:t>可以优先选取</w:t>
+      </w:r>
+      <w:r>
+        <w:rPr>
+          <w:rFonts w:hint="eastAsia"/>
+        </w:rPr>
+        <w:t>1</w:t>
+      </w:r>
+      <w:r>
+        <w:rPr>
+          <w:rFonts w:hint="eastAsia"/>
+        </w:rPr>
+        <w:t>、</w:t>
+      </w:r>
+      <w:r>
+        <w:rPr>
+          <w:rFonts w:hint="eastAsia"/>
+        </w:rPr>
+        <w:t>7</w:t>
+      </w:r>
+      <w:r>
+        <w:rPr>
+          <w:rFonts w:hint="eastAsia"/>
+        </w:rPr>
+        <w:t>中的备节点进行查询）</w:t>
+      </w:r>
+    </w:p>
+    <w:p>
+      <w:pPr>
+        <w:pStyle w:val="ListParagraph"/>
+        <w:numPr>
+          <w:ilvl w:val="4"/>
+          <w:numId w:val="18"/>
+        </w:numPr>
+        <w:ind w:firstLineChars="0"/>
+        <w:jc w:val="left"/>
+      </w:pPr>
+      <w:r>
+        <w:rPr>
+          <w:rFonts w:hint="eastAsia"/>
+        </w:rPr>
+        <w:t>如果多个</w:t>
+      </w:r>
+      <w:r>
+        <w:rPr>
+          <w:rFonts w:hint="eastAsia"/>
+        </w:rPr>
+        <w:t xml:space="preserve"> 1-255 </w:t>
+      </w:r>
+      <w:r>
+        <w:rPr>
+          <w:rFonts w:hint="eastAsia"/>
+        </w:rPr>
+        <w:t>的实例和</w:t>
+      </w:r>
+      <w:r>
+        <w:rPr>
+          <w:rFonts w:hint="eastAsia"/>
+        </w:rPr>
+        <w:t xml:space="preserve"> "S" </w:t>
+      </w:r>
+      <w:r>
+        <w:rPr>
+          <w:rFonts w:hint="eastAsia"/>
+        </w:rPr>
+        <w:t>或</w:t>
+      </w:r>
+      <w:r>
+        <w:rPr>
+          <w:rFonts w:hint="eastAsia"/>
+        </w:rPr>
+        <w:t xml:space="preserve"> "s" </w:t>
+      </w:r>
+      <w:r>
+        <w:rPr>
+          <w:rFonts w:hint="eastAsia"/>
+        </w:rPr>
+        <w:t>一起指定，则当没有满足指定的实例时选择备实例。</w:t>
       </w:r>
     </w:p>
     <w:p>
@@ -3280,25 +3853,103 @@
         <w:rPr>
           <w:rFonts w:hint="eastAsia"/>
         </w:rPr>
+        <w:t>或者</w:t>
+      </w:r>
+      <w:r>
+        <w:rPr>
+          <w:rFonts w:hint="eastAsia"/>
+        </w:rPr>
+        <w:t>'A'</w:t>
+      </w:r>
+      <w:r>
+        <w:rPr>
+          <w:rFonts w:hint="eastAsia"/>
+        </w:rPr>
+        <w:t>（</w:t>
+      </w:r>
+      <w:r>
+        <w:rPr>
+          <w:rFonts w:hint="eastAsia"/>
+        </w:rPr>
+        <w:t>'m'</w:t>
+      </w:r>
+      <w:r>
+        <w:rPr>
+          <w:rFonts w:hint="eastAsia"/>
+        </w:rPr>
         <w:t>、</w:t>
       </w:r>
       <w:r>
         <w:rPr>
           <w:rFonts w:hint="eastAsia"/>
         </w:rPr>
+        <w:t>'s'</w:t>
+      </w:r>
+      <w:r>
+        <w:rPr>
+          <w:rFonts w:hint="eastAsia"/>
+        </w:rPr>
+        <w:t>或者</w:t>
+      </w:r>
+      <w:r>
+        <w:rPr>
+          <w:rFonts w:hint="eastAsia"/>
+        </w:rPr>
+        <w:t>'a'</w:t>
+      </w:r>
+      <w:r>
+        <w:rPr>
+          <w:rFonts w:hint="eastAsia"/>
+        </w:rPr>
+        <w:t>）</w:t>
+      </w:r>
+      <w:r>
+        <w:rPr>
+          <w:rFonts w:hint="eastAsia"/>
+        </w:rPr>
+        <w:t>，按照</w:t>
+      </w:r>
+      <w:r>
+        <w:rPr>
+          <w:rFonts w:hint="eastAsia"/>
+        </w:rPr>
+        <w:t>'M'</w:t>
+      </w:r>
+      <w:r>
+        <w:rPr>
+          <w:rFonts w:hint="eastAsia"/>
+        </w:rPr>
+        <w:t>、</w:t>
+      </w:r>
+      <w:r>
+        <w:rPr>
+          <w:rFonts w:hint="eastAsia"/>
+        </w:rPr>
+        <w:t>'S'</w:t>
+      </w:r>
+      <w:r>
+        <w:rPr>
+          <w:rFonts w:hint="eastAsia"/>
+        </w:rPr>
+        <w:t>或者</w:t>
+      </w:r>
+      <w:r>
+        <w:rPr>
+          <w:rFonts w:hint="eastAsia"/>
+        </w:rPr>
         <w:t>'A'</w:t>
       </w:r>
       <w:r>
         <w:rPr>
           <w:rFonts w:hint="eastAsia"/>
         </w:rPr>
-        <w:t>，按照</w:t>
-      </w:r>
-      <w:r>
-        <w:rPr>
-          <w:rFonts w:hint="eastAsia"/>
-        </w:rPr>
-        <w:t>'M'</w:t>
+        <w:t>（</w:t>
+      </w:r>
+      <w:r>
+        <w:rPr>
+          <w:rFonts w:hint="eastAsia"/>
+        </w:rPr>
+        <w:t>'m'</w:t>
       </w:r>
       <w:r>
         <w:rPr>
@@ -3310,19 +3961,25 @@
         <w:rPr>
           <w:rFonts w:hint="eastAsia"/>
         </w:rPr>
-        <w:t>'S'</w:t>
-      </w:r>
-      <w:r>
-        <w:rPr>
-          <w:rFonts w:hint="eastAsia"/>
-        </w:rPr>
-        <w:t>、</w:t>
-      </w:r>
-      <w:r>
-        <w:rPr>
-          <w:rFonts w:hint="eastAsia"/>
-        </w:rPr>
-        <w:t>'A'</w:t>
+        <w:t>'s'</w:t>
+      </w:r>
+      <w:r>
+        <w:rPr>
+          <w:rFonts w:hint="eastAsia"/>
+        </w:rPr>
+        <w:t>或者</w:t>
+      </w:r>
+      <w:r>
+        <w:rPr>
+          <w:rFonts w:hint="eastAsia"/>
+        </w:rPr>
+        <w:t>'a'</w:t>
+      </w:r>
+      <w:r>
+        <w:rPr>
+          <w:rFonts w:hint="eastAsia"/>
+        </w:rPr>
+        <w:t>）</w:t>
       </w:r>
       <w:r>
         <w:rPr>
@@ -3381,13 +4038,55 @@
         <w:rPr>
           <w:rFonts w:hint="eastAsia"/>
         </w:rPr>
+        <w:t>或者</w:t>
+      </w:r>
+      <w:r>
+        <w:rPr>
+          <w:rFonts w:hint="eastAsia"/>
+        </w:rPr>
+        <w:t>'A'</w:t>
+      </w:r>
+      <w:r>
+        <w:rPr>
+          <w:rFonts w:hint="eastAsia"/>
+        </w:rPr>
+        <w:t>（</w:t>
+      </w:r>
+      <w:r>
+        <w:rPr>
+          <w:rFonts w:hint="eastAsia"/>
+        </w:rPr>
+        <w:t>'m'</w:t>
+      </w:r>
+      <w:r>
+        <w:rPr>
+          <w:rFonts w:hint="eastAsia"/>
+        </w:rPr>
         <w:t>、</w:t>
       </w:r>
       <w:r>
         <w:rPr>
           <w:rFonts w:hint="eastAsia"/>
         </w:rPr>
-        <w:t>'A'</w:t>
+        <w:t>'s'</w:t>
+      </w:r>
+      <w:r>
+        <w:rPr>
+          <w:rFonts w:hint="eastAsia"/>
+        </w:rPr>
+        <w:t>或者</w:t>
+      </w:r>
+      <w:r>
+        <w:rPr>
+          <w:rFonts w:hint="eastAsia"/>
+        </w:rPr>
+        <w:t>'a'</w:t>
+      </w:r>
+      <w:r>
+        <w:rPr>
+          <w:rFonts w:hint="eastAsia"/>
+        </w:rPr>
+        <w:t>）</w:t>
       </w:r>
       <w:r>
         <w:rPr>
@@ -4352,6 +5051,9 @@
         </w:numPr>
         <w:ind w:firstLineChars="0"/>
         <w:jc w:val="left"/>
+        <w:rPr>
+          <w:rFonts w:hint="eastAsia"/>
+        </w:rPr>
       </w:pPr>
       <w:r>
         <w:rPr>
@@ -4367,6 +5069,41 @@
           <w:rFonts w:hint="eastAsia"/>
         </w:rPr>
         <w:t>中，判断是否超时</w:t>
+      </w:r>
+    </w:p>
+    <w:p>
+      <w:pPr>
+        <w:pStyle w:val="ListParagraph"/>
+        <w:numPr>
+          <w:ilvl w:val="1"/>
+          <w:numId w:val="17"/>
+        </w:numPr>
+        <w:ind w:firstLineChars="0"/>
+        <w:jc w:val="left"/>
+      </w:pPr>
+      <w:r>
+        <w:rPr>
+          <w:rFonts w:hint="eastAsia"/>
+        </w:rPr>
+        <w:t>超时后需要发送</w:t>
+      </w:r>
+      <w:r>
+        <w:rPr>
+          <w:rFonts w:hint="eastAsia"/>
+        </w:rPr>
+        <w:t>MSG_BS_INTERRUPT_SELF</w:t>
+      </w:r>
+      <w:r>
+        <w:rPr>
+          <w:rFonts w:hint="eastAsia"/>
+        </w:rPr>
+        <w:t>给没有返回结果的数据节点</w:t>
+      </w:r>
+      <w:r>
+        <w:rPr>
+          <w:rFonts w:hint="eastAsia"/>
+        </w:rPr>
+        <w:t>，停止当次操作</w:t>
       </w:r>
     </w:p>
     <w:p>
@@ -4429,6 +5166,7 @@
         <w:rPr>
           <w:rFonts w:hint="eastAsia"/>
         </w:rPr>
+        <w:lastRenderedPageBreak/>
         <w:t>进度评估跟踪</w:t>
       </w:r>
     </w:p>
@@ -4495,7 +5233,6 @@
                 <w:sz w:val="18"/>
                 <w:szCs w:val="18"/>
               </w:rPr>
-              <w:lastRenderedPageBreak/>
               <w:t>总工作量（</w:t>
             </w:r>
             <w:r>
@@ -6031,7 +6768,15 @@
                 <w:sz w:val="13"/>
                 <w:szCs w:val="13"/>
               </w:rPr>
-              <w:t>报错连接断开</w:t>
+              <w:t>报错</w:t>
+            </w:r>
+            <w:r>
+              <w:rPr>
+                <w:rFonts w:hint="eastAsia"/>
+                <w:sz w:val="13"/>
+                <w:szCs w:val="13"/>
+              </w:rPr>
+              <w:t>-13</w:t>
             </w:r>
           </w:p>
         </w:tc>
@@ -6157,6 +6902,7 @@
               <w:rPr>
                 <w:rFonts w:hint="eastAsia"/>
               </w:rPr>
+              <w:lastRenderedPageBreak/>
               <w:t>代码是否全部提交</w:t>
             </w:r>
             <w:r>
@@ -6298,7 +7044,6 @@
               <w:rPr>
                 <w:rFonts w:hint="eastAsia"/>
               </w:rPr>
-              <w:lastRenderedPageBreak/>
               <w:t>验收用例是否全部通过</w:t>
             </w:r>
           </w:p>
@@ -6719,9 +7464,6 @@
     <w:p>
       <w:pPr>
         <w:pStyle w:val="Heading3"/>
-        <w:rPr>
-          <w:rFonts w:hint="eastAsia"/>
-        </w:rPr>
       </w:pPr>
       <w:r>
         <w:rPr>
@@ -6739,9 +7481,6 @@
         </w:numPr>
         <w:ind w:firstLineChars="0"/>
         <w:jc w:val="left"/>
-        <w:rPr>
-          <w:rFonts w:hint="eastAsia"/>
-        </w:rPr>
       </w:pPr>
       <w:r>
         <w:rPr>
@@ -6806,9 +7545,6 @@
         </w:numPr>
         <w:ind w:firstLineChars="0"/>
         <w:jc w:val="left"/>
-        <w:rPr>
-          <w:rFonts w:hint="eastAsia"/>
-        </w:rPr>
       </w:pPr>
       <w:r>
         <w:rPr>
@@ -6832,9 +7568,6 @@
         </w:numPr>
         <w:ind w:firstLineChars="0"/>
         <w:jc w:val="left"/>
-        <w:rPr>
-          <w:rFonts w:hint="eastAsia"/>
-        </w:rPr>
       </w:pPr>
       <w:r>
         <w:rPr>
@@ -7228,6 +7961,92 @@
     </w:lvl>
   </w:abstractNum>
   <w:abstractNum w:abstractNumId="3">
+    <w:nsid w:val="2DE741C0"/>
+    <w:multiLevelType w:val="hybridMultilevel"/>
+    <w:tmpl w:val="6BC6F7DC"/>
+    <w:lvl w:ilvl="0" w:tplc="0409000F">
+      <w:start w:val="1"/>
+      <w:numFmt w:val="decimal"/>
+      <w:lvlText w:val="%1."/>
+      <w:lvlJc w:val="left"/>
+      <w:pPr>
+        <w:ind w:left="777" w:hanging="420"/>
+      </w:pPr>
+    </w:lvl>
+    <w:lvl w:ilvl="1" w:tplc="04090019" w:tentative="1">
+      <w:start w:val="1"/>
+      <w:numFmt w:val="lowerLetter"/>
+      <w:lvlText w:val="%2)"/>
+      <w:lvlJc w:val="left"/>
+      <w:pPr>
+        <w:ind w:left="1197" w:hanging="420"/>
+      </w:pPr>
+    </w:lvl>
+    <w:lvl w:ilvl="2" w:tplc="0409001B" w:tentative="1">
+      <w:start w:val="1"/>
+      <w:numFmt w:val="lowerRoman"/>
+      <w:lvlText w:val="%3."/>
+      <w:lvlJc w:val="right"/>
+      <w:pPr>
+        <w:ind w:left="1617" w:hanging="420"/>
+      </w:pPr>
+    </w:lvl>
+    <w:lvl w:ilvl="3" w:tplc="0409000F" w:tentative="1">
+      <w:start w:val="1"/>
+      <w:numFmt w:val="decimal"/>
+      <w:lvlText w:val="%4."/>
+      <w:lvlJc w:val="left"/>
+      <w:pPr>
+        <w:ind w:left="2037" w:hanging="420"/>
+      </w:pPr>
+    </w:lvl>
+    <w:lvl w:ilvl="4" w:tplc="04090019" w:tentative="1">
+      <w:start w:val="1"/>
+      <w:numFmt w:val="lowerLetter"/>
+      <w:lvlText w:val="%5)"/>
+      <w:lvlJc w:val="left"/>
+      <w:pPr>
+        <w:ind w:left="2457" w:hanging="420"/>
+      </w:pPr>
+    </w:lvl>
+    <w:lvl w:ilvl="5" w:tplc="0409001B" w:tentative="1">
+      <w:start w:val="1"/>
+      <w:numFmt w:val="lowerRoman"/>
+      <w:lvlText w:val="%6."/>
+      <w:lvlJc w:val="right"/>
+      <w:pPr>
+        <w:ind w:left="2877" w:hanging="420"/>
+      </w:pPr>
+    </w:lvl>
+    <w:lvl w:ilvl="6" w:tplc="0409000F" w:tentative="1">
+      <w:start w:val="1"/>
+      <w:numFmt w:val="decimal"/>
+      <w:lvlText w:val="%7."/>
+      <w:lvlJc w:val="left"/>
+      <w:pPr>
+        <w:ind w:left="3297" w:hanging="420"/>
+      </w:pPr>
+    </w:lvl>
+    <w:lvl w:ilvl="7" w:tplc="04090019" w:tentative="1">
+      <w:start w:val="1"/>
+      <w:numFmt w:val="lowerLetter"/>
+      <w:lvlText w:val="%8)"/>
+      <w:lvlJc w:val="left"/>
+      <w:pPr>
+        <w:ind w:left="3717" w:hanging="420"/>
+      </w:pPr>
+    </w:lvl>
+    <w:lvl w:ilvl="8" w:tplc="0409001B" w:tentative="1">
+      <w:start w:val="1"/>
+      <w:numFmt w:val="lowerRoman"/>
+      <w:lvlText w:val="%9."/>
+      <w:lvlJc w:val="right"/>
+      <w:pPr>
+        <w:ind w:left="4137" w:hanging="420"/>
+      </w:pPr>
+    </w:lvl>
+  </w:abstractNum>
+  <w:abstractNum w:abstractNumId="4">
     <w:nsid w:val="38A12C84"/>
     <w:multiLevelType w:val="hybridMultilevel"/>
     <w:tmpl w:val="08B8DA9A"/>
@@ -7316,7 +8135,7 @@
       </w:pPr>
     </w:lvl>
   </w:abstractNum>
-  <w:abstractNum w:abstractNumId="4">
+  <w:abstractNum w:abstractNumId="5">
     <w:nsid w:val="39BB7FAC"/>
     <w:multiLevelType w:val="hybridMultilevel"/>
     <w:tmpl w:val="9F4A73BE"/>
@@ -7405,7 +8224,7 @@
       </w:pPr>
     </w:lvl>
   </w:abstractNum>
-  <w:abstractNum w:abstractNumId="5">
+  <w:abstractNum w:abstractNumId="6">
     <w:nsid w:val="3AEE0AD1"/>
     <w:multiLevelType w:val="hybridMultilevel"/>
     <w:tmpl w:val="4BBCD146"/>
@@ -7494,7 +8313,7 @@
       </w:pPr>
     </w:lvl>
   </w:abstractNum>
-  <w:abstractNum w:abstractNumId="6">
+  <w:abstractNum w:abstractNumId="7">
     <w:nsid w:val="41D55A70"/>
     <w:multiLevelType w:val="hybridMultilevel"/>
     <w:tmpl w:val="7228C552"/>
@@ -7583,7 +8402,7 @@
       </w:pPr>
     </w:lvl>
   </w:abstractNum>
-  <w:abstractNum w:abstractNumId="7">
+  <w:abstractNum w:abstractNumId="8">
     <w:nsid w:val="48442D6C"/>
     <w:multiLevelType w:val="hybridMultilevel"/>
     <w:tmpl w:val="7228C552"/>
@@ -7672,7 +8491,7 @@
       </w:pPr>
     </w:lvl>
   </w:abstractNum>
-  <w:abstractNum w:abstractNumId="8">
+  <w:abstractNum w:abstractNumId="9">
     <w:nsid w:val="49AC1229"/>
     <w:multiLevelType w:val="hybridMultilevel"/>
     <w:tmpl w:val="7228C552"/>
@@ -7761,7 +8580,7 @@
       </w:pPr>
     </w:lvl>
   </w:abstractNum>
-  <w:abstractNum w:abstractNumId="9">
+  <w:abstractNum w:abstractNumId="10">
     <w:nsid w:val="4A7D5D3A"/>
     <w:multiLevelType w:val="hybridMultilevel"/>
     <w:tmpl w:val="4BBCD146"/>
@@ -7850,7 +8669,7 @@
       </w:pPr>
     </w:lvl>
   </w:abstractNum>
-  <w:abstractNum w:abstractNumId="10">
+  <w:abstractNum w:abstractNumId="11">
     <w:nsid w:val="57A36001"/>
     <w:multiLevelType w:val="hybridMultilevel"/>
     <w:tmpl w:val="7228C552"/>
@@ -7939,7 +8758,7 @@
       </w:pPr>
     </w:lvl>
   </w:abstractNum>
-  <w:abstractNum w:abstractNumId="11">
+  <w:abstractNum w:abstractNumId="12">
     <w:nsid w:val="589E00D2"/>
     <w:multiLevelType w:val="hybridMultilevel"/>
     <w:tmpl w:val="DB6EB604"/>
@@ -8026,7 +8845,7 @@
       </w:pPr>
     </w:lvl>
   </w:abstractNum>
-  <w:abstractNum w:abstractNumId="12">
+  <w:abstractNum w:abstractNumId="13">
     <w:nsid w:val="59846E3F"/>
     <w:multiLevelType w:val="hybridMultilevel"/>
     <w:tmpl w:val="4BBCD146"/>
@@ -8115,7 +8934,7 @@
       </w:pPr>
     </w:lvl>
   </w:abstractNum>
-  <w:abstractNum w:abstractNumId="13">
+  <w:abstractNum w:abstractNumId="14">
     <w:nsid w:val="5A327926"/>
     <w:multiLevelType w:val="hybridMultilevel"/>
     <w:tmpl w:val="D42E7210"/>
@@ -8204,7 +9023,7 @@
       </w:pPr>
     </w:lvl>
   </w:abstractNum>
-  <w:abstractNum w:abstractNumId="14">
+  <w:abstractNum w:abstractNumId="15">
     <w:nsid w:val="5CE51178"/>
     <w:multiLevelType w:val="hybridMultilevel"/>
     <w:tmpl w:val="9F4A73BE"/>
@@ -8293,7 +9112,7 @@
       </w:pPr>
     </w:lvl>
   </w:abstractNum>
-  <w:abstractNum w:abstractNumId="15">
+  <w:abstractNum w:abstractNumId="16">
     <w:nsid w:val="67881FF0"/>
     <w:multiLevelType w:val="hybridMultilevel"/>
     <w:tmpl w:val="9F4A73BE"/>
@@ -8382,7 +9201,7 @@
       </w:pPr>
     </w:lvl>
   </w:abstractNum>
-  <w:abstractNum w:abstractNumId="16">
+  <w:abstractNum w:abstractNumId="17">
     <w:nsid w:val="6B0613DA"/>
     <w:multiLevelType w:val="hybridMultilevel"/>
     <w:tmpl w:val="9F4A73BE"/>
@@ -8471,7 +9290,7 @@
       </w:pPr>
     </w:lvl>
   </w:abstractNum>
-  <w:abstractNum w:abstractNumId="17">
+  <w:abstractNum w:abstractNumId="18">
     <w:nsid w:val="6B783202"/>
     <w:multiLevelType w:val="hybridMultilevel"/>
     <w:tmpl w:val="7228C552"/>
@@ -8560,7 +9379,7 @@
       </w:pPr>
     </w:lvl>
   </w:abstractNum>
-  <w:abstractNum w:abstractNumId="18">
+  <w:abstractNum w:abstractNumId="19">
     <w:nsid w:val="6C6813EF"/>
     <w:multiLevelType w:val="hybridMultilevel"/>
     <w:tmpl w:val="7228C552"/>
@@ -8649,7 +9468,7 @@
       </w:pPr>
     </w:lvl>
   </w:abstractNum>
-  <w:abstractNum w:abstractNumId="19">
+  <w:abstractNum w:abstractNumId="20">
     <w:nsid w:val="6DF2335A"/>
     <w:multiLevelType w:val="hybridMultilevel"/>
     <w:tmpl w:val="4BBCD146"/>
@@ -8738,7 +9557,7 @@
       </w:pPr>
     </w:lvl>
   </w:abstractNum>
-  <w:abstractNum w:abstractNumId="20">
+  <w:abstractNum w:abstractNumId="21">
     <w:nsid w:val="758120A7"/>
     <w:multiLevelType w:val="hybridMultilevel"/>
     <w:tmpl w:val="4BBCD146"/>
@@ -8827,7 +9646,7 @@
       </w:pPr>
     </w:lvl>
   </w:abstractNum>
-  <w:abstractNum w:abstractNumId="21">
+  <w:abstractNum w:abstractNumId="22">
     <w:nsid w:val="7DD3502B"/>
     <w:multiLevelType w:val="hybridMultilevel"/>
     <w:tmpl w:val="DF7E6914"/>
@@ -8920,67 +9739,67 @@
     <w:abstractNumId w:val="1"/>
   </w:num>
   <w:num w:numId="2">
-    <w:abstractNumId w:val="11"/>
+    <w:abstractNumId w:val="12"/>
   </w:num>
   <w:num w:numId="3">
-    <w:abstractNumId w:val="21"/>
+    <w:abstractNumId w:val="22"/>
   </w:num>
   <w:num w:numId="4">
-    <w:abstractNumId w:val="7"/>
+    <w:abstractNumId w:val="8"/>
   </w:num>
   <w:num w:numId="5">
     <w:abstractNumId w:val="2"/>
   </w:num>
   <w:num w:numId="6">
-    <w:abstractNumId w:val="6"/>
+    <w:abstractNumId w:val="7"/>
   </w:num>
   <w:num w:numId="7">
     <w:abstractNumId w:val="0"/>
   </w:num>
   <w:num w:numId="8">
-    <w:abstractNumId w:val="8"/>
+    <w:abstractNumId w:val="9"/>
   </w:num>
   <w:num w:numId="9">
-    <w:abstractNumId w:val="11"/>
+    <w:abstractNumId w:val="12"/>
     <w:lvlOverride w:ilvl="0">
       <w:startOverride w:val="1"/>
     </w:lvlOverride>
   </w:num>
   <w:num w:numId="10">
-    <w:abstractNumId w:val="11"/>
+    <w:abstractNumId w:val="12"/>
     <w:lvlOverride w:ilvl="0">
       <w:startOverride w:val="1"/>
     </w:lvlOverride>
   </w:num>
   <w:num w:numId="11">
+    <w:abstractNumId w:val="15"/>
+  </w:num>
+  <w:num w:numId="12">
+    <w:abstractNumId w:val="11"/>
+  </w:num>
+  <w:num w:numId="13">
+    <w:abstractNumId w:val="19"/>
+  </w:num>
+  <w:num w:numId="14">
+    <w:abstractNumId w:val="10"/>
+  </w:num>
+  <w:num w:numId="15">
+    <w:abstractNumId w:val="4"/>
+  </w:num>
+  <w:num w:numId="16">
+    <w:abstractNumId w:val="13"/>
+  </w:num>
+  <w:num w:numId="17">
+    <w:abstractNumId w:val="20"/>
+  </w:num>
+  <w:num w:numId="18">
     <w:abstractNumId w:val="14"/>
   </w:num>
-  <w:num w:numId="12">
-    <w:abstractNumId w:val="10"/>
-  </w:num>
-  <w:num w:numId="13">
+  <w:num w:numId="19">
     <w:abstractNumId w:val="18"/>
   </w:num>
-  <w:num w:numId="14">
-    <w:abstractNumId w:val="9"/>
-  </w:num>
-  <w:num w:numId="15">
-    <w:abstractNumId w:val="3"/>
-  </w:num>
-  <w:num w:numId="16">
-    <w:abstractNumId w:val="12"/>
-  </w:num>
-  <w:num w:numId="17">
-    <w:abstractNumId w:val="19"/>
-  </w:num>
-  <w:num w:numId="18">
-    <w:abstractNumId w:val="13"/>
-  </w:num>
-  <w:num w:numId="19">
+  <w:num w:numId="20">
     <w:abstractNumId w:val="17"/>
-  </w:num>
-  <w:num w:numId="20">
-    <w:abstractNumId w:val="16"/>
   </w:num>
   <w:num w:numId="21">
     <w:abstractNumId w:val="1"/>
@@ -8989,22 +9808,25 @@
     </w:lvlOverride>
   </w:num>
   <w:num w:numId="22">
-    <w:abstractNumId w:val="11"/>
+    <w:abstractNumId w:val="12"/>
     <w:lvlOverride w:ilvl="0">
       <w:startOverride w:val="1"/>
     </w:lvlOverride>
   </w:num>
   <w:num w:numId="23">
+    <w:abstractNumId w:val="6"/>
+  </w:num>
+  <w:num w:numId="24">
+    <w:abstractNumId w:val="16"/>
+  </w:num>
+  <w:num w:numId="25">
     <w:abstractNumId w:val="5"/>
   </w:num>
-  <w:num w:numId="24">
-    <w:abstractNumId w:val="15"/>
+  <w:num w:numId="26">
+    <w:abstractNumId w:val="21"/>
   </w:num>
-  <w:num w:numId="25">
-    <w:abstractNumId w:val="4"/>
-  </w:num>
-  <w:num w:numId="26">
-    <w:abstractNumId w:val="20"/>
+  <w:num w:numId="27">
+    <w:abstractNumId w:val="3"/>
   </w:num>
   <w:numIdMacAtCleanup w:val="8"/>
 </w:numbering>
